--- a/BaoCaoTinHocVanPhong.docx
+++ b/BaoCaoTinHocVanPhong.docx
@@ -4,3225 +4,62 @@
   <w:body>
     <w:p>
       <w:pPr>
-        <w:spacing w:after="560"/>
+        <w:spacing w:before="0" w:after="20" w:line="288" w:lineRule="auto"/>
+        <w:jc w:val="center"/>
       </w:pPr>
       <w:r>
         <w:rPr>
-          <w:rFonts w:ascii="Arial" w:hAnsi="Arial" w:eastAsia="Arial"/>
+          <w:rFonts w:ascii="Times New Roman" w:hAnsi="Times New Roman" w:eastAsia="Times New Roman"/>
           <w:b/>
-          <w:color w:val="1769E0"/>
-          <w:sz w:val="22"/>
+          <w:i w:val="0"/>
+          <w:color w:val="000000"/>
+          <w:sz w:val="26"/>
         </w:rPr>
-        <w:t>TIN HỌC VĂN PHÒNG</w:t>
+        <w:t>BỘ GIÁO DỤC VÀ ĐÀO TẠO</w:t>
       </w:r>
     </w:p>
     <w:p>
       <w:pPr>
-        <w:spacing w:after="0"/>
+        <w:spacing w:before="0" w:after="20" w:line="288" w:lineRule="auto"/>
+        <w:jc w:val="center"/>
       </w:pPr>
       <w:r>
         <w:rPr>
-          <w:rFonts w:ascii="Arial" w:hAnsi="Arial" w:eastAsia="Arial"/>
+          <w:rFonts w:ascii="Times New Roman" w:hAnsi="Times New Roman" w:eastAsia="Times New Roman"/>
           <w:b/>
-          <w:color w:val="0B2A4A"/>
-          <w:sz w:val="124"/>
+          <w:i w:val="0"/>
+          <w:color w:val="000000"/>
+          <w:sz w:val="26"/>
         </w:rPr>
-        <w:t>01-05</w:t>
+        <w:t>ĐẠI HỌC CẦN THƠ</w:t>
       </w:r>
     </w:p>
     <w:p>
       <w:pPr>
-        <w:pStyle w:val="Title"/>
+        <w:spacing w:before="0" w:after="140" w:line="288" w:lineRule="auto"/>
+        <w:jc w:val="center"/>
       </w:pPr>
       <w:r>
         <w:rPr>
-          <w:rFonts w:ascii="Arial" w:hAnsi="Arial" w:eastAsia="Arial"/>
+          <w:rFonts w:ascii="Times New Roman" w:hAnsi="Times New Roman" w:eastAsia="Times New Roman"/>
+          <w:b/>
+          <w:i w:val="0"/>
+          <w:color w:val="000000"/>
+          <w:sz w:val="26"/>
         </w:rPr>
-        <w:t>Báo cáo thực hành Tin học văn phòng</w:t>
-      </w:r>
-    </w:p>
-    <w:p>
-      <w:pPr>
-        <w:spacing w:after="560"/>
-      </w:pPr>
-      <w:r>
-        <w:rPr>
-          <w:rFonts w:ascii="Arial" w:hAnsi="Arial" w:eastAsia="Arial"/>
-          <w:color w:val="5A6876"/>
-          <w:sz w:val="24"/>
-        </w:rPr>
-        <w:t>Tổng hợp kết quả Bài thực hành 01 đến Bài thực hành 05</w:t>
-      </w:r>
-    </w:p>
-    <w:tbl>
-      <w:tblPr>
-        <w:tblW w:type="auto" w:w="0"/>
-        <w:jc w:val="center"/>
-        <w:tblLayout w:type="fixed"/>
-        <w:tblLook w:firstColumn="1" w:firstRow="1" w:lastColumn="0" w:lastRow="0" w:noHBand="0" w:noVBand="1" w:val="04A0"/>
-        <w:tblBorders>
-          <w:top w:val="single" w:sz="6" w:color="D9E1E7"/>
-          <w:left w:val="single" w:sz="6" w:color="D9E1E7"/>
-          <w:bottom w:val="single" w:sz="6" w:color="D9E1E7"/>
-          <w:right w:val="single" w:sz="6" w:color="D9E1E7"/>
-          <w:insideH w:val="single" w:sz="6" w:color="D9E1E7"/>
-          <w:insideV w:val="single" w:sz="6" w:color="D9E1E7"/>
-        </w:tblBorders>
-      </w:tblPr>
-      <w:tblGrid>
-        <w:gridCol w:w="4933"/>
-        <w:gridCol w:w="4933"/>
-      </w:tblGrid>
-      <w:tr>
-        <w:tc>
-          <w:tcPr>
-            <w:tcW w:type="dxa" w:w="2835"/>
-            <w:vAlign w:val="center"/>
-            <w:shd w:fill="0B2A4A"/>
-            <w:tcMar>
-              <w:top w:w="100" w:type="dxa"/>
-              <w:start w:w="120" w:type="dxa"/>
-              <w:bottom w:w="100" w:type="dxa"/>
-              <w:end w:w="120" w:type="dxa"/>
-            </w:tcMar>
-          </w:tcPr>
-          <w:p>
-            <w:pPr>
-              <w:jc w:val="center"/>
-            </w:pPr>
-            <w:r>
-              <w:rPr>
-                <w:rFonts w:ascii="Arial" w:hAnsi="Arial" w:eastAsia="Arial"/>
-                <w:b/>
-                <w:color w:val="FFFFFF"/>
-                <w:sz w:val="18"/>
-              </w:rPr>
-              <w:t>Nội dung</w:t>
-            </w:r>
-          </w:p>
-        </w:tc>
-        <w:tc>
-          <w:tcPr>
-            <w:tcW w:type="dxa" w:w="6690"/>
-            <w:vAlign w:val="center"/>
-            <w:shd w:fill="0B2A4A"/>
-            <w:tcMar>
-              <w:top w:w="100" w:type="dxa"/>
-              <w:start w:w="120" w:type="dxa"/>
-              <w:bottom w:w="100" w:type="dxa"/>
-              <w:end w:w="120" w:type="dxa"/>
-            </w:tcMar>
-          </w:tcPr>
-          <w:p>
-            <w:pPr>
-              <w:jc w:val="center"/>
-            </w:pPr>
-            <w:r>
-              <w:rPr>
-                <w:rFonts w:ascii="Arial" w:hAnsi="Arial" w:eastAsia="Arial"/>
-                <w:b/>
-                <w:color w:val="FFFFFF"/>
-                <w:sz w:val="18"/>
-              </w:rPr>
-              <w:t>Thông tin</w:t>
-            </w:r>
-          </w:p>
-        </w:tc>
-      </w:tr>
-      <w:tr>
-        <w:tc>
-          <w:tcPr>
-            <w:tcW w:type="dxa" w:w="2835"/>
-            <w:vAlign w:val="center"/>
-            <w:tcMar>
-              <w:top w:w="100" w:type="dxa"/>
-              <w:start w:w="120" w:type="dxa"/>
-              <w:bottom w:w="100" w:type="dxa"/>
-              <w:end w:w="120" w:type="dxa"/>
-            </w:tcMar>
-          </w:tcPr>
-          <w:p>
-            <w:pPr>
-              <w:spacing w:after="0"/>
-            </w:pPr>
-            <w:r>
-              <w:rPr>
-                <w:rFonts w:ascii="Arial" w:hAnsi="Arial" w:eastAsia="Arial"/>
-                <w:sz w:val="17"/>
-              </w:rPr>
-              <w:t>Họ và tên</w:t>
-            </w:r>
-          </w:p>
-        </w:tc>
-        <w:tc>
-          <w:tcPr>
-            <w:tcW w:type="dxa" w:w="6690"/>
-            <w:vAlign w:val="center"/>
-            <w:tcMar>
-              <w:top w:w="100" w:type="dxa"/>
-              <w:start w:w="120" w:type="dxa"/>
-              <w:bottom w:w="100" w:type="dxa"/>
-              <w:end w:w="120" w:type="dxa"/>
-            </w:tcMar>
-          </w:tcPr>
-          <w:p>
-            <w:pPr>
-              <w:spacing w:after="0"/>
-            </w:pPr>
-            <w:r>
-              <w:rPr>
-                <w:rFonts w:ascii="Arial" w:hAnsi="Arial" w:eastAsia="Arial"/>
-                <w:sz w:val="17"/>
-              </w:rPr>
-              <w:t>Trần Ngọc Mơ</w:t>
-            </w:r>
-          </w:p>
-        </w:tc>
-      </w:tr>
-      <w:tr>
-        <w:tc>
-          <w:tcPr>
-            <w:tcW w:type="dxa" w:w="2835"/>
-            <w:vAlign w:val="center"/>
-            <w:tcMar>
-              <w:top w:w="100" w:type="dxa"/>
-              <w:start w:w="120" w:type="dxa"/>
-              <w:bottom w:w="100" w:type="dxa"/>
-              <w:end w:w="120" w:type="dxa"/>
-            </w:tcMar>
-            <w:shd w:fill="F3F8FA"/>
-          </w:tcPr>
-          <w:p>
-            <w:pPr>
-              <w:spacing w:after="0"/>
-            </w:pPr>
-            <w:r>
-              <w:rPr>
-                <w:rFonts w:ascii="Arial" w:hAnsi="Arial" w:eastAsia="Arial"/>
-                <w:sz w:val="17"/>
-              </w:rPr>
-              <w:t>Mã sinh viên</w:t>
-            </w:r>
-          </w:p>
-        </w:tc>
-        <w:tc>
-          <w:tcPr>
-            <w:tcW w:type="dxa" w:w="6690"/>
-            <w:vAlign w:val="center"/>
-            <w:tcMar>
-              <w:top w:w="100" w:type="dxa"/>
-              <w:start w:w="120" w:type="dxa"/>
-              <w:bottom w:w="100" w:type="dxa"/>
-              <w:end w:w="120" w:type="dxa"/>
-            </w:tcMar>
-            <w:shd w:fill="F3F8FA"/>
-          </w:tcPr>
-          <w:p>
-            <w:pPr>
-              <w:spacing w:after="0"/>
-            </w:pPr>
-            <w:r>
-              <w:rPr>
-                <w:rFonts w:ascii="Arial" w:hAnsi="Arial" w:eastAsia="Arial"/>
-                <w:sz w:val="17"/>
-              </w:rPr>
-              <w:t>B2605357</w:t>
-            </w:r>
-          </w:p>
-        </w:tc>
-      </w:tr>
-      <w:tr>
-        <w:tc>
-          <w:tcPr>
-            <w:tcW w:type="dxa" w:w="2835"/>
-            <w:vAlign w:val="center"/>
-            <w:tcMar>
-              <w:top w:w="100" w:type="dxa"/>
-              <w:start w:w="120" w:type="dxa"/>
-              <w:bottom w:w="100" w:type="dxa"/>
-              <w:end w:w="120" w:type="dxa"/>
-            </w:tcMar>
-          </w:tcPr>
-          <w:p>
-            <w:pPr>
-              <w:spacing w:after="0"/>
-            </w:pPr>
-            <w:r>
-              <w:rPr>
-                <w:rFonts w:ascii="Arial" w:hAnsi="Arial" w:eastAsia="Arial"/>
-                <w:sz w:val="17"/>
-              </w:rPr>
-              <w:t>Lớp và khóa</w:t>
-            </w:r>
-          </w:p>
-        </w:tc>
-        <w:tc>
-          <w:tcPr>
-            <w:tcW w:type="dxa" w:w="6690"/>
-            <w:vAlign w:val="center"/>
-            <w:tcMar>
-              <w:top w:w="100" w:type="dxa"/>
-              <w:start w:w="120" w:type="dxa"/>
-              <w:bottom w:w="100" w:type="dxa"/>
-              <w:end w:w="120" w:type="dxa"/>
-            </w:tcMar>
-          </w:tcPr>
-          <w:p>
-            <w:pPr>
-              <w:spacing w:after="0"/>
-            </w:pPr>
-            <w:r>
-              <w:rPr>
-                <w:rFonts w:ascii="Arial" w:hAnsi="Arial" w:eastAsia="Arial"/>
-                <w:sz w:val="17"/>
-              </w:rPr>
-              <w:t>26D1A2 - Khóa 52</w:t>
-            </w:r>
-          </w:p>
-        </w:tc>
-      </w:tr>
-      <w:tr>
-        <w:tc>
-          <w:tcPr>
-            <w:tcW w:type="dxa" w:w="2835"/>
-            <w:vAlign w:val="center"/>
-            <w:tcMar>
-              <w:top w:w="100" w:type="dxa"/>
-              <w:start w:w="120" w:type="dxa"/>
-              <w:bottom w:w="100" w:type="dxa"/>
-              <w:end w:w="120" w:type="dxa"/>
-            </w:tcMar>
-            <w:shd w:fill="F3F8FA"/>
-          </w:tcPr>
-          <w:p>
-            <w:pPr>
-              <w:spacing w:after="0"/>
-            </w:pPr>
-            <w:r>
-              <w:rPr>
-                <w:rFonts w:ascii="Arial" w:hAnsi="Arial" w:eastAsia="Arial"/>
-                <w:sz w:val="17"/>
-              </w:rPr>
-              <w:t>Ngành</w:t>
-            </w:r>
-          </w:p>
-        </w:tc>
-        <w:tc>
-          <w:tcPr>
-            <w:tcW w:type="dxa" w:w="6690"/>
-            <w:vAlign w:val="center"/>
-            <w:tcMar>
-              <w:top w:w="100" w:type="dxa"/>
-              <w:start w:w="120" w:type="dxa"/>
-              <w:bottom w:w="100" w:type="dxa"/>
-              <w:end w:w="120" w:type="dxa"/>
-            </w:tcMar>
-            <w:shd w:fill="F3F8FA"/>
-          </w:tcPr>
-          <w:p>
-            <w:pPr>
-              <w:spacing w:after="0"/>
-            </w:pPr>
-            <w:r>
-              <w:rPr>
-                <w:rFonts w:ascii="Arial" w:hAnsi="Arial" w:eastAsia="Arial"/>
-                <w:sz w:val="17"/>
-              </w:rPr>
-              <w:t>Truyền thông đa phương tiện</w:t>
-            </w:r>
-          </w:p>
-        </w:tc>
-      </w:tr>
-      <w:tr>
-        <w:tc>
-          <w:tcPr>
-            <w:tcW w:type="dxa" w:w="2835"/>
-            <w:vAlign w:val="center"/>
-            <w:tcMar>
-              <w:top w:w="100" w:type="dxa"/>
-              <w:start w:w="120" w:type="dxa"/>
-              <w:bottom w:w="100" w:type="dxa"/>
-              <w:end w:w="120" w:type="dxa"/>
-            </w:tcMar>
-          </w:tcPr>
-          <w:p>
-            <w:pPr>
-              <w:spacing w:after="0"/>
-            </w:pPr>
-            <w:r>
-              <w:rPr>
-                <w:rFonts w:ascii="Arial" w:hAnsi="Arial" w:eastAsia="Arial"/>
-                <w:sz w:val="17"/>
-              </w:rPr>
-              <w:t>Ngày hoàn thiện</w:t>
-            </w:r>
-          </w:p>
-        </w:tc>
-        <w:tc>
-          <w:tcPr>
-            <w:tcW w:type="dxa" w:w="6690"/>
-            <w:vAlign w:val="center"/>
-            <w:tcMar>
-              <w:top w:w="100" w:type="dxa"/>
-              <w:start w:w="120" w:type="dxa"/>
-              <w:bottom w:w="100" w:type="dxa"/>
-              <w:end w:w="120" w:type="dxa"/>
-            </w:tcMar>
-          </w:tcPr>
-          <w:p>
-            <w:pPr>
-              <w:spacing w:after="0"/>
-            </w:pPr>
-            <w:r>
-              <w:rPr>
-                <w:rFonts w:ascii="Arial" w:hAnsi="Arial" w:eastAsia="Arial"/>
-                <w:sz w:val="17"/>
-              </w:rPr>
-              <w:t>04/10/2026</w:t>
-            </w:r>
-          </w:p>
-        </w:tc>
-      </w:tr>
-      <w:tr>
-        <w:tc>
-          <w:tcPr>
-            <w:tcW w:type="dxa" w:w="2835"/>
-            <w:vAlign w:val="center"/>
-            <w:tcMar>
-              <w:top w:w="100" w:type="dxa"/>
-              <w:start w:w="120" w:type="dxa"/>
-              <w:bottom w:w="100" w:type="dxa"/>
-              <w:end w:w="120" w:type="dxa"/>
-            </w:tcMar>
-            <w:shd w:fill="F3F8FA"/>
-          </w:tcPr>
-          <w:p>
-            <w:pPr>
-              <w:spacing w:after="0"/>
-            </w:pPr>
-            <w:r>
-              <w:rPr>
-                <w:rFonts w:ascii="Arial" w:hAnsi="Arial" w:eastAsia="Arial"/>
-                <w:sz w:val="17"/>
-              </w:rPr>
-              <w:t>Repository Lab05</w:t>
-            </w:r>
-          </w:p>
-        </w:tc>
-        <w:tc>
-          <w:tcPr>
-            <w:tcW w:type="dxa" w:w="6690"/>
-            <w:vAlign w:val="center"/>
-            <w:tcMar>
-              <w:top w:w="100" w:type="dxa"/>
-              <w:start w:w="120" w:type="dxa"/>
-              <w:bottom w:w="100" w:type="dxa"/>
-              <w:end w:w="120" w:type="dxa"/>
-            </w:tcMar>
-            <w:shd w:fill="F3F8FA"/>
-          </w:tcPr>
-          <w:p>
-            <w:pPr>
-              <w:spacing w:after="0"/>
-            </w:pPr>
-            <w:r>
-              <w:rPr>
-                <w:rFonts w:ascii="Arial" w:hAnsi="Arial" w:eastAsia="Arial"/>
-                <w:sz w:val="17"/>
-              </w:rPr>
-              <w:t>https://github.com/mob2605357/CT005_Lab05</w:t>
-            </w:r>
-          </w:p>
-        </w:tc>
-      </w:tr>
-    </w:tbl>
-    <w:p/>
-    <w:p>
-      <w:pPr>
-        <w:spacing w:before="240"/>
-      </w:pPr>
-      <w:r>
-        <w:rPr>
-          <w:rFonts w:ascii="Arial" w:hAnsi="Arial" w:eastAsia="Arial"/>
-        </w:rPr>
-        <w:t>Báo cáo ghi nhận các kỹ năng đã thực hành với Word, Excel, PowerPoint, công cụ tạo nội dung số và GitHub. Phần Lab05 kèm sản phẩm văn bản, infographic, video cục bộ và website giới thiệu sản phẩm.</w:t>
-      </w:r>
-    </w:p>
-    <w:p>
-      <w:r>
-        <w:rPr>
-          <w:rFonts w:ascii="Arial" w:hAnsi="Arial" w:eastAsia="Arial"/>
-        </w:rPr>
-        <w:br w:type="page"/>
+        <w:t>TRƯỜNG CÔNG NGHỆ THÔNG TIN &amp; TRUYỀN THÔNG</w:t>
       </w:r>
     </w:p>
     <w:p>
       <w:pPr>
         <w:spacing w:after="60"/>
-      </w:pPr>
-      <w:r>
-        <w:rPr>
-          <w:rFonts w:ascii="Arial" w:hAnsi="Arial" w:eastAsia="Arial"/>
-          <w:b/>
-          <w:color w:val="1769E0"/>
-          <w:sz w:val="20"/>
-        </w:rPr>
-        <w:t>TỔNG QUAN</w:t>
-      </w:r>
-    </w:p>
-    <w:p>
-      <w:pPr>
-        <w:pStyle w:val="Heading1"/>
-        <w:spacing w:after="140"/>
-      </w:pPr>
-      <w:r>
-        <w:rPr>
-          <w:rFonts w:ascii="Arial" w:hAnsi="Arial" w:eastAsia="Arial"/>
-        </w:rPr>
-        <w:t>Danh mục kết quả</w:t>
-      </w:r>
-    </w:p>
-    <w:p>
-      <w:pPr>
-        <w:spacing w:after="240"/>
-      </w:pPr>
-      <w:r>
-        <w:rPr>
-          <w:rFonts w:ascii="Arial" w:hAnsi="Arial" w:eastAsia="Arial"/>
-          <w:color w:val="5A6876"/>
-          <w:sz w:val="22"/>
-        </w:rPr>
-        <w:t>Các file gốc được giữ nguyên trong thư mục Lab tương ứng. Báo cáo này tóm tắt nội dung và đưa vào các hình minh chứng đại diện.</w:t>
-      </w:r>
-    </w:p>
-    <w:tbl>
-      <w:tblPr>
-        <w:tblW w:type="auto" w:w="0"/>
-        <w:jc w:val="center"/>
-        <w:tblLayout w:type="fixed"/>
-        <w:tblLook w:firstColumn="1" w:firstRow="1" w:lastColumn="0" w:lastRow="0" w:noHBand="0" w:noVBand="1" w:val="04A0"/>
-        <w:tblBorders>
-          <w:top w:val="single" w:sz="6" w:color="D9E1E7"/>
-          <w:left w:val="single" w:sz="6" w:color="D9E1E7"/>
-          <w:bottom w:val="single" w:sz="6" w:color="D9E1E7"/>
-          <w:right w:val="single" w:sz="6" w:color="D9E1E7"/>
-          <w:insideH w:val="single" w:sz="6" w:color="D9E1E7"/>
-          <w:insideV w:val="single" w:sz="6" w:color="D9E1E7"/>
-        </w:tblBorders>
-      </w:tblPr>
-      <w:tblGrid>
-        <w:gridCol w:w="3289"/>
-        <w:gridCol w:w="3289"/>
-        <w:gridCol w:w="3289"/>
-      </w:tblGrid>
-      <w:tr>
-        <w:tc>
-          <w:tcPr>
-            <w:tcW w:type="dxa" w:w="1304"/>
-            <w:vAlign w:val="center"/>
-            <w:shd w:fill="0B2A4A"/>
-            <w:tcMar>
-              <w:top w:w="100" w:type="dxa"/>
-              <w:start w:w="120" w:type="dxa"/>
-              <w:bottom w:w="100" w:type="dxa"/>
-              <w:end w:w="120" w:type="dxa"/>
-            </w:tcMar>
-          </w:tcPr>
-          <w:p>
-            <w:pPr>
-              <w:jc w:val="center"/>
-            </w:pPr>
-            <w:r>
-              <w:rPr>
-                <w:rFonts w:ascii="Arial" w:hAnsi="Arial" w:eastAsia="Arial"/>
-                <w:b/>
-                <w:color w:val="FFFFFF"/>
-                <w:sz w:val="18"/>
-              </w:rPr>
-              <w:t>Bài</w:t>
-            </w:r>
-          </w:p>
-        </w:tc>
-        <w:tc>
-          <w:tcPr>
-            <w:tcW w:type="dxa" w:w="4706"/>
-            <w:vAlign w:val="center"/>
-            <w:shd w:fill="0B2A4A"/>
-            <w:tcMar>
-              <w:top w:w="100" w:type="dxa"/>
-              <w:start w:w="120" w:type="dxa"/>
-              <w:bottom w:w="100" w:type="dxa"/>
-              <w:end w:w="120" w:type="dxa"/>
-            </w:tcMar>
-          </w:tcPr>
-          <w:p>
-            <w:pPr>
-              <w:jc w:val="center"/>
-            </w:pPr>
-            <w:r>
-              <w:rPr>
-                <w:rFonts w:ascii="Arial" w:hAnsi="Arial" w:eastAsia="Arial"/>
-                <w:b/>
-                <w:color w:val="FFFFFF"/>
-                <w:sz w:val="18"/>
-              </w:rPr>
-              <w:t>Nội dung thực hành</w:t>
-            </w:r>
-          </w:p>
-        </w:tc>
-        <w:tc>
-          <w:tcPr>
-            <w:tcW w:type="dxa" w:w="3515"/>
-            <w:vAlign w:val="center"/>
-            <w:shd w:fill="0B2A4A"/>
-            <w:tcMar>
-              <w:top w:w="100" w:type="dxa"/>
-              <w:start w:w="120" w:type="dxa"/>
-              <w:bottom w:w="100" w:type="dxa"/>
-              <w:end w:w="120" w:type="dxa"/>
-            </w:tcMar>
-          </w:tcPr>
-          <w:p>
-            <w:pPr>
-              <w:jc w:val="center"/>
-            </w:pPr>
-            <w:r>
-              <w:rPr>
-                <w:rFonts w:ascii="Arial" w:hAnsi="Arial" w:eastAsia="Arial"/>
-                <w:b/>
-                <w:color w:val="FFFFFF"/>
-                <w:sz w:val="18"/>
-              </w:rPr>
-              <w:t>Sản phẩm chính</w:t>
-            </w:r>
-          </w:p>
-        </w:tc>
-      </w:tr>
-      <w:tr>
-        <w:tc>
-          <w:tcPr>
-            <w:tcW w:type="dxa" w:w="1304"/>
-            <w:vAlign w:val="center"/>
-            <w:tcMar>
-              <w:top w:w="100" w:type="dxa"/>
-              <w:start w:w="120" w:type="dxa"/>
-              <w:bottom w:w="100" w:type="dxa"/>
-              <w:end w:w="120" w:type="dxa"/>
-            </w:tcMar>
-          </w:tcPr>
-          <w:p>
-            <w:pPr>
-              <w:spacing w:after="0"/>
-            </w:pPr>
-            <w:r>
-              <w:rPr>
-                <w:rFonts w:ascii="Arial" w:hAnsi="Arial" w:eastAsia="Arial"/>
-                <w:sz w:val="17"/>
-              </w:rPr>
-              <w:t>Lab 01</w:t>
-            </w:r>
-          </w:p>
-        </w:tc>
-        <w:tc>
-          <w:tcPr>
-            <w:tcW w:type="dxa" w:w="4706"/>
-            <w:vAlign w:val="center"/>
-            <w:tcMar>
-              <w:top w:w="100" w:type="dxa"/>
-              <w:start w:w="120" w:type="dxa"/>
-              <w:bottom w:w="100" w:type="dxa"/>
-              <w:end w:w="120" w:type="dxa"/>
-            </w:tcMar>
-          </w:tcPr>
-          <w:p>
-            <w:pPr>
-              <w:spacing w:after="0"/>
-            </w:pPr>
-            <w:r>
-              <w:rPr>
-                <w:rFonts w:ascii="Arial" w:hAnsi="Arial" w:eastAsia="Arial"/>
-                <w:sz w:val="17"/>
-              </w:rPr>
-              <w:t>Phần cứng, phần mềm, xử lý sự cố và AI</w:t>
-            </w:r>
-          </w:p>
-        </w:tc>
-        <w:tc>
-          <w:tcPr>
-            <w:tcW w:type="dxa" w:w="3515"/>
-            <w:vAlign w:val="center"/>
-            <w:tcMar>
-              <w:top w:w="100" w:type="dxa"/>
-              <w:start w:w="120" w:type="dxa"/>
-              <w:bottom w:w="100" w:type="dxa"/>
-              <w:end w:w="120" w:type="dxa"/>
-            </w:tcMar>
-          </w:tcPr>
-          <w:p>
-            <w:pPr>
-              <w:spacing w:after="0"/>
-            </w:pPr>
-            <w:r>
-              <w:rPr>
-                <w:rFonts w:ascii="Arial" w:hAnsi="Arial" w:eastAsia="Arial"/>
-                <w:sz w:val="17"/>
-              </w:rPr>
-              <w:t>01 file DOCX, 3 ảnh minh chứng</w:t>
-            </w:r>
-          </w:p>
-        </w:tc>
-      </w:tr>
-      <w:tr>
-        <w:tc>
-          <w:tcPr>
-            <w:tcW w:type="dxa" w:w="1304"/>
-            <w:vAlign w:val="center"/>
-            <w:tcMar>
-              <w:top w:w="100" w:type="dxa"/>
-              <w:start w:w="120" w:type="dxa"/>
-              <w:bottom w:w="100" w:type="dxa"/>
-              <w:end w:w="120" w:type="dxa"/>
-            </w:tcMar>
-            <w:shd w:fill="F3F8FA"/>
-          </w:tcPr>
-          <w:p>
-            <w:pPr>
-              <w:spacing w:after="0"/>
-            </w:pPr>
-            <w:r>
-              <w:rPr>
-                <w:rFonts w:ascii="Arial" w:hAnsi="Arial" w:eastAsia="Arial"/>
-                <w:sz w:val="17"/>
-              </w:rPr>
-              <w:t>Lab 02</w:t>
-            </w:r>
-          </w:p>
-        </w:tc>
-        <w:tc>
-          <w:tcPr>
-            <w:tcW w:type="dxa" w:w="4706"/>
-            <w:vAlign w:val="center"/>
-            <w:tcMar>
-              <w:top w:w="100" w:type="dxa"/>
-              <w:start w:w="120" w:type="dxa"/>
-              <w:bottom w:w="100" w:type="dxa"/>
-              <w:end w:w="120" w:type="dxa"/>
-            </w:tcMar>
-            <w:shd w:fill="F3F8FA"/>
-          </w:tcPr>
-          <w:p>
-            <w:pPr>
-              <w:spacing w:after="0"/>
-            </w:pPr>
-            <w:r>
-              <w:rPr>
-                <w:rFonts w:ascii="Arial" w:hAnsi="Arial" w:eastAsia="Arial"/>
-                <w:sz w:val="17"/>
-              </w:rPr>
-              <w:t>Microsoft Word, trộn thư và cấu trúc báo cáo</w:t>
-            </w:r>
-          </w:p>
-        </w:tc>
-        <w:tc>
-          <w:tcPr>
-            <w:tcW w:type="dxa" w:w="3515"/>
-            <w:vAlign w:val="center"/>
-            <w:tcMar>
-              <w:top w:w="100" w:type="dxa"/>
-              <w:start w:w="120" w:type="dxa"/>
-              <w:bottom w:w="100" w:type="dxa"/>
-              <w:end w:w="120" w:type="dxa"/>
-            </w:tcMar>
-            <w:shd w:fill="F3F8FA"/>
-          </w:tcPr>
-          <w:p>
-            <w:pPr>
-              <w:spacing w:after="0"/>
-            </w:pPr>
-            <w:r>
-              <w:rPr>
-                <w:rFonts w:ascii="Arial" w:hAnsi="Arial" w:eastAsia="Arial"/>
-                <w:sz w:val="17"/>
-              </w:rPr>
-              <w:t>02 file PDF</w:t>
-            </w:r>
-          </w:p>
-        </w:tc>
-      </w:tr>
-      <w:tr>
-        <w:tc>
-          <w:tcPr>
-            <w:tcW w:type="dxa" w:w="1304"/>
-            <w:vAlign w:val="center"/>
-            <w:tcMar>
-              <w:top w:w="100" w:type="dxa"/>
-              <w:start w:w="120" w:type="dxa"/>
-              <w:bottom w:w="100" w:type="dxa"/>
-              <w:end w:w="120" w:type="dxa"/>
-            </w:tcMar>
-          </w:tcPr>
-          <w:p>
-            <w:pPr>
-              <w:spacing w:after="0"/>
-            </w:pPr>
-            <w:r>
-              <w:rPr>
-                <w:rFonts w:ascii="Arial" w:hAnsi="Arial" w:eastAsia="Arial"/>
-                <w:sz w:val="17"/>
-              </w:rPr>
-              <w:t>Lab 03</w:t>
-            </w:r>
-          </w:p>
-        </w:tc>
-        <w:tc>
-          <w:tcPr>
-            <w:tcW w:type="dxa" w:w="4706"/>
-            <w:vAlign w:val="center"/>
-            <w:tcMar>
-              <w:top w:w="100" w:type="dxa"/>
-              <w:start w:w="120" w:type="dxa"/>
-              <w:bottom w:w="100" w:type="dxa"/>
-              <w:end w:w="120" w:type="dxa"/>
-            </w:tcMar>
-          </w:tcPr>
-          <w:p>
-            <w:pPr>
-              <w:spacing w:after="0"/>
-            </w:pPr>
-            <w:r>
-              <w:rPr>
-                <w:rFonts w:ascii="Arial" w:hAnsi="Arial" w:eastAsia="Arial"/>
-                <w:sz w:val="17"/>
-              </w:rPr>
-              <w:t>Excel, công thức, lọc dữ liệu và biểu đồ</w:t>
-            </w:r>
-          </w:p>
-        </w:tc>
-        <w:tc>
-          <w:tcPr>
-            <w:tcW w:type="dxa" w:w="3515"/>
-            <w:vAlign w:val="center"/>
-            <w:tcMar>
-              <w:top w:w="100" w:type="dxa"/>
-              <w:start w:w="120" w:type="dxa"/>
-              <w:bottom w:w="100" w:type="dxa"/>
-              <w:end w:w="120" w:type="dxa"/>
-            </w:tcMar>
-          </w:tcPr>
-          <w:p>
-            <w:pPr>
-              <w:spacing w:after="0"/>
-            </w:pPr>
-            <w:r>
-              <w:rPr>
-                <w:rFonts w:ascii="Arial" w:hAnsi="Arial" w:eastAsia="Arial"/>
-                <w:sz w:val="17"/>
-              </w:rPr>
-              <w:t>05 file PDF</w:t>
-            </w:r>
-          </w:p>
-        </w:tc>
-      </w:tr>
-      <w:tr>
-        <w:tc>
-          <w:tcPr>
-            <w:tcW w:type="dxa" w:w="1304"/>
-            <w:vAlign w:val="center"/>
-            <w:tcMar>
-              <w:top w:w="100" w:type="dxa"/>
-              <w:start w:w="120" w:type="dxa"/>
-              <w:bottom w:w="100" w:type="dxa"/>
-              <w:end w:w="120" w:type="dxa"/>
-            </w:tcMar>
-            <w:shd w:fill="F3F8FA"/>
-          </w:tcPr>
-          <w:p>
-            <w:pPr>
-              <w:spacing w:after="0"/>
-            </w:pPr>
-            <w:r>
-              <w:rPr>
-                <w:rFonts w:ascii="Arial" w:hAnsi="Arial" w:eastAsia="Arial"/>
-                <w:sz w:val="17"/>
-              </w:rPr>
-              <w:t>Lab 04</w:t>
-            </w:r>
-          </w:p>
-        </w:tc>
-        <w:tc>
-          <w:tcPr>
-            <w:tcW w:type="dxa" w:w="4706"/>
-            <w:vAlign w:val="center"/>
-            <w:tcMar>
-              <w:top w:w="100" w:type="dxa"/>
-              <w:start w:w="120" w:type="dxa"/>
-              <w:bottom w:w="100" w:type="dxa"/>
-              <w:end w:w="120" w:type="dxa"/>
-            </w:tcMar>
-            <w:shd w:fill="F3F8FA"/>
-          </w:tcPr>
-          <w:p>
-            <w:pPr>
-              <w:spacing w:after="0"/>
-            </w:pPr>
-            <w:r>
-              <w:rPr>
-                <w:rFonts w:ascii="Arial" w:hAnsi="Arial" w:eastAsia="Arial"/>
-                <w:sz w:val="17"/>
-              </w:rPr>
-              <w:t>Thiết kế bài trình chiếu</w:t>
-            </w:r>
-          </w:p>
-        </w:tc>
-        <w:tc>
-          <w:tcPr>
-            <w:tcW w:type="dxa" w:w="3515"/>
-            <w:vAlign w:val="center"/>
-            <w:tcMar>
-              <w:top w:w="100" w:type="dxa"/>
-              <w:start w:w="120" w:type="dxa"/>
-              <w:bottom w:w="100" w:type="dxa"/>
-              <w:end w:w="120" w:type="dxa"/>
-            </w:tcMar>
-            <w:shd w:fill="F3F8FA"/>
-          </w:tcPr>
-          <w:p>
-            <w:pPr>
-              <w:spacing w:after="0"/>
-            </w:pPr>
-            <w:r>
-              <w:rPr>
-                <w:rFonts w:ascii="Arial" w:hAnsi="Arial" w:eastAsia="Arial"/>
-                <w:sz w:val="17"/>
-              </w:rPr>
-              <w:t>01 file PPTX và 01 file PDF</w:t>
-            </w:r>
-          </w:p>
-        </w:tc>
-      </w:tr>
-      <w:tr>
-        <w:tc>
-          <w:tcPr>
-            <w:tcW w:type="dxa" w:w="1304"/>
-            <w:vAlign w:val="center"/>
-            <w:tcMar>
-              <w:top w:w="100" w:type="dxa"/>
-              <w:start w:w="120" w:type="dxa"/>
-              <w:bottom w:w="100" w:type="dxa"/>
-              <w:end w:w="120" w:type="dxa"/>
-            </w:tcMar>
-          </w:tcPr>
-          <w:p>
-            <w:pPr>
-              <w:spacing w:after="0"/>
-            </w:pPr>
-            <w:r>
-              <w:rPr>
-                <w:rFonts w:ascii="Arial" w:hAnsi="Arial" w:eastAsia="Arial"/>
-                <w:sz w:val="17"/>
-              </w:rPr>
-              <w:t>Lab 05</w:t>
-            </w:r>
-          </w:p>
-        </w:tc>
-        <w:tc>
-          <w:tcPr>
-            <w:tcW w:type="dxa" w:w="4706"/>
-            <w:vAlign w:val="center"/>
-            <w:tcMar>
-              <w:top w:w="100" w:type="dxa"/>
-              <w:start w:w="120" w:type="dxa"/>
-              <w:bottom w:w="100" w:type="dxa"/>
-              <w:end w:w="120" w:type="dxa"/>
-            </w:tcMar>
-          </w:tcPr>
-          <w:p>
-            <w:pPr>
-              <w:spacing w:after="0"/>
-            </w:pPr>
-            <w:r>
-              <w:rPr>
-                <w:rFonts w:ascii="Arial" w:hAnsi="Arial" w:eastAsia="Arial"/>
-                <w:sz w:val="17"/>
-              </w:rPr>
-              <w:t>Nội dung số, đa phương tiện, HTML và GitHub</w:t>
-            </w:r>
-          </w:p>
-        </w:tc>
-        <w:tc>
-          <w:tcPr>
-            <w:tcW w:type="dxa" w:w="3515"/>
-            <w:vAlign w:val="center"/>
-            <w:tcMar>
-              <w:top w:w="100" w:type="dxa"/>
-              <w:start w:w="120" w:type="dxa"/>
-              <w:bottom w:w="100" w:type="dxa"/>
-              <w:end w:w="120" w:type="dxa"/>
-            </w:tcMar>
-          </w:tcPr>
-          <w:p>
-            <w:pPr>
-              <w:spacing w:after="0"/>
-            </w:pPr>
-            <w:r>
-              <w:rPr>
-                <w:rFonts w:ascii="Arial" w:hAnsi="Arial" w:eastAsia="Arial"/>
-                <w:sz w:val="17"/>
-              </w:rPr>
-              <w:t>PDF, PNG, MP4, HTML, README, LICENSE</w:t>
-            </w:r>
-          </w:p>
-        </w:tc>
-      </w:tr>
-    </w:tbl>
-    <w:p/>
-    <w:p>
-      <w:pPr>
-        <w:pStyle w:val="Heading2"/>
-      </w:pPr>
-      <w:r>
-        <w:rPr>
-          <w:rFonts w:ascii="Arial" w:hAnsi="Arial" w:eastAsia="Arial"/>
-        </w:rPr>
-        <w:t>Phạm vi báo cáo</w:t>
-      </w:r>
-    </w:p>
-    <w:p>
-      <w:r>
-        <w:rPr>
-          <w:rFonts w:ascii="Arial" w:hAnsi="Arial" w:eastAsia="Arial"/>
-        </w:rPr>
-        <w:t>Mỗi phần nêu mục tiêu, nội dung đã thực hiện và sản phẩm có thể kiểm tra. Các số liệu, tên file và đường dẫn được lấy từ chính thư mục bài làm của sinh viên.</w:t>
-      </w:r>
-    </w:p>
-    <w:p>
-      <w:r>
-        <w:rPr>
-          <w:rFonts w:ascii="Arial" w:hAnsi="Arial" w:eastAsia="Arial"/>
-        </w:rPr>
-        <w:br w:type="page"/>
-      </w:r>
-    </w:p>
-    <w:p>
-      <w:pPr>
-        <w:spacing w:after="60"/>
-      </w:pPr>
-      <w:r>
-        <w:rPr>
-          <w:rFonts w:ascii="Arial" w:hAnsi="Arial" w:eastAsia="Arial"/>
-          <w:b/>
-          <w:color w:val="1769E0"/>
-          <w:sz w:val="20"/>
-        </w:rPr>
-        <w:t>LAB 01</w:t>
-      </w:r>
-    </w:p>
-    <w:p>
-      <w:pPr>
-        <w:pStyle w:val="Heading1"/>
-        <w:spacing w:after="140"/>
-      </w:pPr>
-      <w:r>
-        <w:rPr>
-          <w:rFonts w:ascii="Arial" w:hAnsi="Arial" w:eastAsia="Arial"/>
-        </w:rPr>
-        <w:t>Cấu hình máy tính và xử lý sự cố</w:t>
-      </w:r>
-    </w:p>
-    <w:p>
-      <w:pPr>
-        <w:spacing w:after="240"/>
-      </w:pPr>
-      <w:r>
-        <w:rPr>
-          <w:rFonts w:ascii="Arial" w:hAnsi="Arial" w:eastAsia="Arial"/>
-          <w:color w:val="5A6876"/>
-          <w:sz w:val="22"/>
-        </w:rPr>
-        <w:t>Bài thực hành tập trung vào việc đọc cấu hình, cài đặt phần mềm, xử lý lỗi cơ bản và dùng AI để đề xuất nâng cấp máy tính.</w:t>
-      </w:r>
-    </w:p>
-    <w:tbl>
-      <w:tblPr>
-        <w:tblW w:type="auto" w:w="0"/>
-        <w:jc w:val="center"/>
-        <w:tblLayout w:type="fixed"/>
-        <w:tblLook w:firstColumn="1" w:firstRow="1" w:lastColumn="0" w:lastRow="0" w:noHBand="0" w:noVBand="1" w:val="04A0"/>
-        <w:tblBorders>
-          <w:top w:val="single" w:sz="6" w:color="D9E1E7"/>
-          <w:left w:val="single" w:sz="6" w:color="D9E1E7"/>
-          <w:bottom w:val="single" w:sz="6" w:color="D9E1E7"/>
-          <w:right w:val="single" w:sz="6" w:color="D9E1E7"/>
-          <w:insideH w:val="single" w:sz="6" w:color="D9E1E7"/>
-          <w:insideV w:val="single" w:sz="6" w:color="D9E1E7"/>
-        </w:tblBorders>
-      </w:tblPr>
-      <w:tblGrid>
-        <w:gridCol w:w="4933"/>
-        <w:gridCol w:w="4933"/>
-      </w:tblGrid>
-      <w:tr>
-        <w:tc>
-          <w:tcPr>
-            <w:tcW w:type="dxa" w:w="2381"/>
-            <w:vAlign w:val="center"/>
-            <w:shd w:fill="0B2A4A"/>
-            <w:tcMar>
-              <w:top w:w="100" w:type="dxa"/>
-              <w:start w:w="120" w:type="dxa"/>
-              <w:bottom w:w="100" w:type="dxa"/>
-              <w:end w:w="120" w:type="dxa"/>
-            </w:tcMar>
-          </w:tcPr>
-          <w:p>
-            <w:pPr>
-              <w:jc w:val="center"/>
-            </w:pPr>
-            <w:r>
-              <w:rPr>
-                <w:rFonts w:ascii="Arial" w:hAnsi="Arial" w:eastAsia="Arial"/>
-                <w:b/>
-                <w:color w:val="FFFFFF"/>
-                <w:sz w:val="18"/>
-              </w:rPr>
-              <w:t>Hạng mục</w:t>
-            </w:r>
-          </w:p>
-        </w:tc>
-        <w:tc>
-          <w:tcPr>
-            <w:tcW w:type="dxa" w:w="7143"/>
-            <w:vAlign w:val="center"/>
-            <w:shd w:fill="0B2A4A"/>
-            <w:tcMar>
-              <w:top w:w="100" w:type="dxa"/>
-              <w:start w:w="120" w:type="dxa"/>
-              <w:bottom w:w="100" w:type="dxa"/>
-              <w:end w:w="120" w:type="dxa"/>
-            </w:tcMar>
-          </w:tcPr>
-          <w:p>
-            <w:pPr>
-              <w:jc w:val="center"/>
-            </w:pPr>
-            <w:r>
-              <w:rPr>
-                <w:rFonts w:ascii="Arial" w:hAnsi="Arial" w:eastAsia="Arial"/>
-                <w:b/>
-                <w:color w:val="FFFFFF"/>
-                <w:sz w:val="18"/>
-              </w:rPr>
-              <w:t>Kết quả</w:t>
-            </w:r>
-          </w:p>
-        </w:tc>
-      </w:tr>
-      <w:tr>
-        <w:tc>
-          <w:tcPr>
-            <w:tcW w:type="dxa" w:w="2381"/>
-            <w:vAlign w:val="center"/>
-            <w:tcMar>
-              <w:top w:w="100" w:type="dxa"/>
-              <w:start w:w="120" w:type="dxa"/>
-              <w:bottom w:w="100" w:type="dxa"/>
-              <w:end w:w="120" w:type="dxa"/>
-            </w:tcMar>
-          </w:tcPr>
-          <w:p>
-            <w:pPr>
-              <w:spacing w:after="0"/>
-            </w:pPr>
-            <w:r>
-              <w:rPr>
-                <w:rFonts w:ascii="Arial" w:hAnsi="Arial" w:eastAsia="Arial"/>
-                <w:sz w:val="17"/>
-              </w:rPr>
-              <w:t>Cấu hình</w:t>
-            </w:r>
-          </w:p>
-        </w:tc>
-        <w:tc>
-          <w:tcPr>
-            <w:tcW w:type="dxa" w:w="7143"/>
-            <w:vAlign w:val="center"/>
-            <w:tcMar>
-              <w:top w:w="100" w:type="dxa"/>
-              <w:start w:w="120" w:type="dxa"/>
-              <w:bottom w:w="100" w:type="dxa"/>
-              <w:end w:w="120" w:type="dxa"/>
-            </w:tcMar>
-          </w:tcPr>
-          <w:p>
-            <w:pPr>
-              <w:spacing w:after="0"/>
-            </w:pPr>
-            <w:r>
-              <w:rPr>
-                <w:rFonts w:ascii="Arial" w:hAnsi="Arial" w:eastAsia="Arial"/>
-                <w:sz w:val="17"/>
-              </w:rPr>
-              <w:t>Intel Core i3-6006U 2.00 GHz, RAM 4 GB DDR4, HDD 342 GB, Intel HD Graphics 520</w:t>
-            </w:r>
-          </w:p>
-        </w:tc>
-      </w:tr>
-      <w:tr>
-        <w:tc>
-          <w:tcPr>
-            <w:tcW w:type="dxa" w:w="2381"/>
-            <w:vAlign w:val="center"/>
-            <w:tcMar>
-              <w:top w:w="100" w:type="dxa"/>
-              <w:start w:w="120" w:type="dxa"/>
-              <w:bottom w:w="100" w:type="dxa"/>
-              <w:end w:w="120" w:type="dxa"/>
-            </w:tcMar>
-            <w:shd w:fill="F3F8FA"/>
-          </w:tcPr>
-          <w:p>
-            <w:pPr>
-              <w:spacing w:after="0"/>
-            </w:pPr>
-            <w:r>
-              <w:rPr>
-                <w:rFonts w:ascii="Arial" w:hAnsi="Arial" w:eastAsia="Arial"/>
-                <w:sz w:val="17"/>
-              </w:rPr>
-              <w:t>Phần mềm</w:t>
-            </w:r>
-          </w:p>
-        </w:tc>
-        <w:tc>
-          <w:tcPr>
-            <w:tcW w:type="dxa" w:w="7143"/>
-            <w:vAlign w:val="center"/>
-            <w:tcMar>
-              <w:top w:w="100" w:type="dxa"/>
-              <w:start w:w="120" w:type="dxa"/>
-              <w:bottom w:w="100" w:type="dxa"/>
-              <w:end w:w="120" w:type="dxa"/>
-            </w:tcMar>
-            <w:shd w:fill="F3F8FA"/>
-          </w:tcPr>
-          <w:p>
-            <w:pPr>
-              <w:spacing w:after="0"/>
-            </w:pPr>
-            <w:r>
-              <w:rPr>
-                <w:rFonts w:ascii="Arial" w:hAnsi="Arial" w:eastAsia="Arial"/>
-                <w:sz w:val="17"/>
-              </w:rPr>
-              <w:t>Thực hành cài 7-Zip, công cụ dòng lệnh, kiểm tra cập nhật và thiết lập cơ bản</w:t>
-            </w:r>
-          </w:p>
-        </w:tc>
-      </w:tr>
-      <w:tr>
-        <w:tc>
-          <w:tcPr>
-            <w:tcW w:type="dxa" w:w="2381"/>
-            <w:vAlign w:val="center"/>
-            <w:tcMar>
-              <w:top w:w="100" w:type="dxa"/>
-              <w:start w:w="120" w:type="dxa"/>
-              <w:bottom w:w="100" w:type="dxa"/>
-              <w:end w:w="120" w:type="dxa"/>
-            </w:tcMar>
-          </w:tcPr>
-          <w:p>
-            <w:pPr>
-              <w:spacing w:after="0"/>
-            </w:pPr>
-            <w:r>
-              <w:rPr>
-                <w:rFonts w:ascii="Arial" w:hAnsi="Arial" w:eastAsia="Arial"/>
-                <w:sz w:val="17"/>
-              </w:rPr>
-              <w:t>Sự cố</w:t>
-            </w:r>
-          </w:p>
-        </w:tc>
-        <w:tc>
-          <w:tcPr>
-            <w:tcW w:type="dxa" w:w="7143"/>
-            <w:vAlign w:val="center"/>
-            <w:tcMar>
-              <w:top w:w="100" w:type="dxa"/>
-              <w:start w:w="120" w:type="dxa"/>
-              <w:bottom w:w="100" w:type="dxa"/>
-              <w:end w:w="120" w:type="dxa"/>
-            </w:tcMar>
-          </w:tcPr>
-          <w:p>
-            <w:pPr>
-              <w:spacing w:after="0"/>
-            </w:pPr>
-            <w:r>
-              <w:rPr>
-                <w:rFonts w:ascii="Arial" w:hAnsi="Arial" w:eastAsia="Arial"/>
-                <w:sz w:val="17"/>
-              </w:rPr>
-              <w:t>Khởi động chậm, mất kết nối Wi-Fi và ứng dụng không phản hồi</w:t>
-            </w:r>
-          </w:p>
-        </w:tc>
-      </w:tr>
-      <w:tr>
-        <w:tc>
-          <w:tcPr>
-            <w:tcW w:type="dxa" w:w="2381"/>
-            <w:vAlign w:val="center"/>
-            <w:tcMar>
-              <w:top w:w="100" w:type="dxa"/>
-              <w:start w:w="120" w:type="dxa"/>
-              <w:bottom w:w="100" w:type="dxa"/>
-              <w:end w:w="120" w:type="dxa"/>
-            </w:tcMar>
-            <w:shd w:fill="F3F8FA"/>
-          </w:tcPr>
-          <w:p>
-            <w:pPr>
-              <w:spacing w:after="0"/>
-            </w:pPr>
-            <w:r>
-              <w:rPr>
-                <w:rFonts w:ascii="Arial" w:hAnsi="Arial" w:eastAsia="Arial"/>
-                <w:sz w:val="17"/>
-              </w:rPr>
-              <w:t>Tư vấn AI</w:t>
-            </w:r>
-          </w:p>
-        </w:tc>
-        <w:tc>
-          <w:tcPr>
-            <w:tcW w:type="dxa" w:w="7143"/>
-            <w:vAlign w:val="center"/>
-            <w:tcMar>
-              <w:top w:w="100" w:type="dxa"/>
-              <w:start w:w="120" w:type="dxa"/>
-              <w:bottom w:w="100" w:type="dxa"/>
-              <w:end w:w="120" w:type="dxa"/>
-            </w:tcMar>
-            <w:shd w:fill="F3F8FA"/>
-          </w:tcPr>
-          <w:p>
-            <w:pPr>
-              <w:spacing w:after="0"/>
-            </w:pPr>
-            <w:r>
-              <w:rPr>
-                <w:rFonts w:ascii="Arial" w:hAnsi="Arial" w:eastAsia="Arial"/>
-                <w:sz w:val="17"/>
-              </w:rPr>
-              <w:t>Đề xuất SSD Kingston A400 480 GB và RAM laptop 8 GB DDR4, tổng chi phí tham khảo 1.240.000 đồng</w:t>
-            </w:r>
-          </w:p>
-        </w:tc>
-      </w:tr>
-      <w:tr>
-        <w:tc>
-          <w:tcPr>
-            <w:tcW w:type="dxa" w:w="2381"/>
-            <w:vAlign w:val="center"/>
-            <w:tcMar>
-              <w:top w:w="100" w:type="dxa"/>
-              <w:start w:w="120" w:type="dxa"/>
-              <w:bottom w:w="100" w:type="dxa"/>
-              <w:end w:w="120" w:type="dxa"/>
-            </w:tcMar>
-          </w:tcPr>
-          <w:p>
-            <w:pPr>
-              <w:spacing w:after="0"/>
-            </w:pPr>
-            <w:r>
-              <w:rPr>
-                <w:rFonts w:ascii="Arial" w:hAnsi="Arial" w:eastAsia="Arial"/>
-                <w:sz w:val="17"/>
-              </w:rPr>
-              <w:t>Tự học</w:t>
-            </w:r>
-          </w:p>
-        </w:tc>
-        <w:tc>
-          <w:tcPr>
-            <w:tcW w:type="dxa" w:w="7143"/>
-            <w:vAlign w:val="center"/>
-            <w:tcMar>
-              <w:top w:w="100" w:type="dxa"/>
-              <w:start w:w="120" w:type="dxa"/>
-              <w:bottom w:w="100" w:type="dxa"/>
-              <w:end w:w="120" w:type="dxa"/>
-            </w:tcMar>
-          </w:tcPr>
-          <w:p>
-            <w:pPr>
-              <w:spacing w:after="0"/>
-            </w:pPr>
-            <w:r>
-              <w:rPr>
-                <w:rFonts w:ascii="Arial" w:hAnsi="Arial" w:eastAsia="Arial"/>
-                <w:sz w:val="17"/>
-              </w:rPr>
-              <w:t>Tìm hiểu HWMonitor và quy trình xử lý lỗi PAGE_FAULT_IN_NONPAGED_AREA</w:t>
-            </w:r>
-          </w:p>
-        </w:tc>
-      </w:tr>
-    </w:tbl>
-    <w:p/>
-    <w:tbl>
-      <w:tblPr>
-        <w:tblW w:type="auto" w:w="0"/>
-        <w:jc w:val="center"/>
-        <w:tblLayout w:type="fixed"/>
-        <w:tblLook w:firstColumn="1" w:firstRow="1" w:lastColumn="0" w:lastRow="0" w:noHBand="0" w:noVBand="1" w:val="04A0"/>
-        <w:tblBorders>
-          <w:top w:val="single" w:sz="0" w:color="FFFFFF"/>
-          <w:left w:val="single" w:sz="0" w:color="FFFFFF"/>
-          <w:bottom w:val="single" w:sz="0" w:color="FFFFFF"/>
-          <w:right w:val="single" w:sz="0" w:color="FFFFFF"/>
-          <w:insideH w:val="single" w:sz="0" w:color="FFFFFF"/>
-          <w:insideV w:val="single" w:sz="0" w:color="FFFFFF"/>
-        </w:tblBorders>
-      </w:tblPr>
-      <w:tblGrid>
-        <w:gridCol w:w="4933"/>
-        <w:gridCol w:w="4933"/>
-      </w:tblGrid>
-      <w:tr>
-        <w:tc>
-          <w:tcPr>
-            <w:tcW w:type="dxa" w:w="4649"/>
-            <w:vAlign w:val="top"/>
-            <w:tcMar>
-              <w:top w:w="60" w:type="dxa"/>
-              <w:start w:w="70" w:type="dxa"/>
-              <w:bottom w:w="60" w:type="dxa"/>
-              <w:end w:w="70" w:type="dxa"/>
-            </w:tcMar>
-          </w:tcPr>
-          <w:p>
-            <w:pPr>
-              <w:jc w:val="center"/>
-            </w:pPr>
-            <w:r>
-              <w:drawing>
-                <wp:inline xmlns:a="http://schemas.openxmlformats.org/drawingml/2006/main" xmlns:pic="http://schemas.openxmlformats.org/drawingml/2006/picture">
-                  <wp:extent cx="2808000" cy="1578729"/>
-                  <wp:docPr id="1" name="Picture 1"/>
-                  <wp:cNvGraphicFramePr>
-                    <a:graphicFrameLocks noChangeAspect="1"/>
-                  </wp:cNvGraphicFramePr>
-                  <a:graphic>
-                    <a:graphicData uri="http://schemas.openxmlformats.org/drawingml/2006/picture">
-                      <pic:pic>
-                        <pic:nvPicPr>
-                          <pic:cNvPr id="0" name="lab1-1.png"/>
-                          <pic:cNvPicPr/>
-                        </pic:nvPicPr>
-                        <pic:blipFill>
-                          <a:blip r:embed="rId10"/>
-                          <a:stretch>
-                            <a:fillRect/>
-                          </a:stretch>
-                        </pic:blipFill>
-                        <pic:spPr>
-                          <a:xfrm>
-                            <a:off x="0" y="0"/>
-                            <a:ext cx="2808000" cy="1578729"/>
-                          </a:xfrm>
-                          <a:prstGeom prst="rect"/>
-                        </pic:spPr>
-                      </pic:pic>
-                    </a:graphicData>
-                  </a:graphic>
-                </wp:inline>
-              </w:drawing>
-            </w:r>
-          </w:p>
-          <w:p>
-            <w:pPr>
-              <w:jc w:val="center"/>
-            </w:pPr>
-            <w:r>
-              <w:rPr>
-                <w:rFonts w:ascii="Arial" w:hAnsi="Arial" w:eastAsia="Arial"/>
-                <w:i/>
-                <w:color w:val="5A6876"/>
-                <w:sz w:val="16"/>
-              </w:rPr>
-              <w:t>Hình 1.1  Minh chứng cấu hình và thao tác</w:t>
-            </w:r>
-          </w:p>
-        </w:tc>
-        <w:tc>
-          <w:tcPr>
-            <w:tcW w:type="dxa" w:w="4649"/>
-            <w:vAlign w:val="top"/>
-            <w:tcMar>
-              <w:top w:w="60" w:type="dxa"/>
-              <w:start w:w="70" w:type="dxa"/>
-              <w:bottom w:w="60" w:type="dxa"/>
-              <w:end w:w="70" w:type="dxa"/>
-            </w:tcMar>
-          </w:tcPr>
-          <w:p>
-            <w:pPr>
-              <w:jc w:val="center"/>
-            </w:pPr>
-            <w:r>
-              <w:drawing>
-                <wp:inline xmlns:a="http://schemas.openxmlformats.org/drawingml/2006/main" xmlns:pic="http://schemas.openxmlformats.org/drawingml/2006/picture">
-                  <wp:extent cx="2808000" cy="1578729"/>
-                  <wp:docPr id="2" name="Picture 2"/>
-                  <wp:cNvGraphicFramePr>
-                    <a:graphicFrameLocks noChangeAspect="1"/>
-                  </wp:cNvGraphicFramePr>
-                  <a:graphic>
-                    <a:graphicData uri="http://schemas.openxmlformats.org/drawingml/2006/picture">
-                      <pic:pic>
-                        <pic:nvPicPr>
-                          <pic:cNvPr id="0" name="lab1-2.png"/>
-                          <pic:cNvPicPr/>
-                        </pic:nvPicPr>
-                        <pic:blipFill>
-                          <a:blip r:embed="rId11"/>
-                          <a:stretch>
-                            <a:fillRect/>
-                          </a:stretch>
-                        </pic:blipFill>
-                        <pic:spPr>
-                          <a:xfrm>
-                            <a:off x="0" y="0"/>
-                            <a:ext cx="2808000" cy="1578729"/>
-                          </a:xfrm>
-                          <a:prstGeom prst="rect"/>
-                        </pic:spPr>
-                      </pic:pic>
-                    </a:graphicData>
-                  </a:graphic>
-                </wp:inline>
-              </w:drawing>
-            </w:r>
-          </w:p>
-          <w:p>
-            <w:pPr>
-              <w:jc w:val="center"/>
-            </w:pPr>
-            <w:r>
-              <w:rPr>
-                <w:rFonts w:ascii="Arial" w:hAnsi="Arial" w:eastAsia="Arial"/>
-                <w:i/>
-                <w:color w:val="5A6876"/>
-                <w:sz w:val="16"/>
-              </w:rPr>
-              <w:t>Hình 1.2  Minh chứng cài đặt và kiểm tra</w:t>
-            </w:r>
-          </w:p>
-        </w:tc>
-      </w:tr>
-    </w:tbl>
-    <w:p/>
-    <w:p>
-      <w:r>
-        <w:rPr>
-          <w:rFonts w:ascii="Arial" w:hAnsi="Arial" w:eastAsia="Arial"/>
-        </w:rPr>
-        <w:br w:type="page"/>
-      </w:r>
-    </w:p>
-    <w:p>
-      <w:pPr>
-        <w:spacing w:after="60"/>
-      </w:pPr>
-      <w:r>
-        <w:rPr>
-          <w:rFonts w:ascii="Arial" w:hAnsi="Arial" w:eastAsia="Arial"/>
-          <w:b/>
-          <w:color w:val="1769E0"/>
-          <w:sz w:val="20"/>
-        </w:rPr>
-        <w:t>LAB 02</w:t>
-      </w:r>
-    </w:p>
-    <w:p>
-      <w:pPr>
-        <w:pStyle w:val="Heading1"/>
-        <w:spacing w:after="140"/>
-      </w:pPr>
-      <w:r>
-        <w:rPr>
-          <w:rFonts w:ascii="Arial" w:hAnsi="Arial" w:eastAsia="Arial"/>
-        </w:rPr>
-        <w:t>Soạn thảo và trộn thư trong Microsoft Word</w:t>
-      </w:r>
-    </w:p>
-    <w:p>
-      <w:pPr>
-        <w:spacing w:after="240"/>
-      </w:pPr>
-      <w:r>
-        <w:rPr>
-          <w:rFonts w:ascii="Arial" w:hAnsi="Arial" w:eastAsia="Arial"/>
-          <w:color w:val="5A6876"/>
-          <w:sz w:val="22"/>
-        </w:rPr>
-        <w:t>Bài thực hành gồm mẫu thư trộn dữ liệu và một báo cáo có mục lục, danh mục, tóm tắt, các chương nội dung, tài liệu tham khảo và phụ lục.</w:t>
-      </w:r>
-    </w:p>
-    <w:p>
-      <w:pPr>
-        <w:pStyle w:val="ListBullet"/>
-        <w:spacing w:after="80"/>
-      </w:pPr>
-      <w:r>
-        <w:rPr>
-          <w:rFonts w:ascii="Arial" w:hAnsi="Arial" w:eastAsia="Arial"/>
-        </w:rPr>
-        <w:t>Tạo mẫu thư với các trường trộn dữ liệu và định dạng văn bản thống nhất.</w:t>
-      </w:r>
-    </w:p>
-    <w:p>
-      <w:pPr>
-        <w:pStyle w:val="ListBullet"/>
-        <w:spacing w:after="80"/>
-      </w:pPr>
-      <w:r>
-        <w:rPr>
-          <w:rFonts w:ascii="Arial" w:hAnsi="Arial" w:eastAsia="Arial"/>
-        </w:rPr>
-        <w:t>Xây dựng cấu trúc báo cáo học thuật gồm lời cảm ơn, mục lục, danh mục hình, danh mục bảng và các phần nội dung.</w:t>
-      </w:r>
-    </w:p>
-    <w:p>
-      <w:pPr>
-        <w:pStyle w:val="ListBullet"/>
-        <w:spacing w:after="80"/>
-      </w:pPr>
-      <w:r>
-        <w:rPr>
-          <w:rFonts w:ascii="Arial" w:hAnsi="Arial" w:eastAsia="Arial"/>
-        </w:rPr>
-        <w:t>Xuất sản phẩm sang PDF để kiểm tra tính ổn định của bố cục.</w:t>
-      </w:r>
-    </w:p>
-    <w:tbl>
-      <w:tblPr>
-        <w:tblW w:type="auto" w:w="0"/>
-        <w:jc w:val="center"/>
-        <w:tblLayout w:type="fixed"/>
-        <w:tblLook w:firstColumn="1" w:firstRow="1" w:lastColumn="0" w:lastRow="0" w:noHBand="0" w:noVBand="1" w:val="04A0"/>
-        <w:tblBorders>
-          <w:top w:val="single" w:sz="0" w:color="FFFFFF"/>
-          <w:left w:val="single" w:sz="0" w:color="FFFFFF"/>
-          <w:bottom w:val="single" w:sz="0" w:color="FFFFFF"/>
-          <w:right w:val="single" w:sz="0" w:color="FFFFFF"/>
-          <w:insideH w:val="single" w:sz="0" w:color="FFFFFF"/>
-          <w:insideV w:val="single" w:sz="0" w:color="FFFFFF"/>
-        </w:tblBorders>
-      </w:tblPr>
-      <w:tblGrid>
-        <w:gridCol w:w="4933"/>
-        <w:gridCol w:w="4933"/>
-      </w:tblGrid>
-      <w:tr>
-        <w:tc>
-          <w:tcPr>
-            <w:tcW w:type="dxa" w:w="4649"/>
-            <w:vAlign w:val="top"/>
-            <w:tcMar>
-              <w:top w:w="60" w:type="dxa"/>
-              <w:start w:w="70" w:type="dxa"/>
-              <w:bottom w:w="60" w:type="dxa"/>
-              <w:end w:w="70" w:type="dxa"/>
-            </w:tcMar>
-          </w:tcPr>
-          <w:p>
-            <w:pPr>
-              <w:jc w:val="center"/>
-            </w:pPr>
-            <w:r>
-              <w:drawing>
-                <wp:inline xmlns:a="http://schemas.openxmlformats.org/drawingml/2006/main" xmlns:pic="http://schemas.openxmlformats.org/drawingml/2006/picture">
-                  <wp:extent cx="2808000" cy="3634354"/>
-                  <wp:docPr id="3" name="Picture 3"/>
-                  <wp:cNvGraphicFramePr>
-                    <a:graphicFrameLocks noChangeAspect="1"/>
-                  </wp:cNvGraphicFramePr>
-                  <a:graphic>
-                    <a:graphicData uri="http://schemas.openxmlformats.org/drawingml/2006/picture">
-                      <pic:pic>
-                        <pic:nvPicPr>
-                          <pic:cNvPr id="0" name="lab2-mailmerge.png"/>
-                          <pic:cNvPicPr/>
-                        </pic:nvPicPr>
-                        <pic:blipFill>
-                          <a:blip r:embed="rId12"/>
-                          <a:stretch>
-                            <a:fillRect/>
-                          </a:stretch>
-                        </pic:blipFill>
-                        <pic:spPr>
-                          <a:xfrm>
-                            <a:off x="0" y="0"/>
-                            <a:ext cx="2808000" cy="3634354"/>
-                          </a:xfrm>
-                          <a:prstGeom prst="rect"/>
-                        </pic:spPr>
-                      </pic:pic>
-                    </a:graphicData>
-                  </a:graphic>
-                </wp:inline>
-              </w:drawing>
-            </w:r>
-          </w:p>
-          <w:p>
-            <w:pPr>
-              <w:jc w:val="center"/>
-            </w:pPr>
-            <w:r>
-              <w:rPr>
-                <w:rFonts w:ascii="Arial" w:hAnsi="Arial" w:eastAsia="Arial"/>
-                <w:i/>
-                <w:color w:val="5A6876"/>
-                <w:sz w:val="16"/>
-              </w:rPr>
-              <w:t>Hình 2.1  Mẫu thư trộn dữ liệu</w:t>
-            </w:r>
-          </w:p>
-        </w:tc>
-        <w:tc>
-          <w:tcPr>
-            <w:tcW w:type="dxa" w:w="4649"/>
-            <w:vAlign w:val="top"/>
-            <w:tcMar>
-              <w:top w:w="60" w:type="dxa"/>
-              <w:start w:w="70" w:type="dxa"/>
-              <w:bottom w:w="60" w:type="dxa"/>
-              <w:end w:w="70" w:type="dxa"/>
-            </w:tcMar>
-          </w:tcPr>
-          <w:p>
-            <w:pPr>
-              <w:jc w:val="center"/>
-            </w:pPr>
-            <w:r>
-              <w:drawing>
-                <wp:inline xmlns:a="http://schemas.openxmlformats.org/drawingml/2006/main" xmlns:pic="http://schemas.openxmlformats.org/drawingml/2006/picture">
-                  <wp:extent cx="2808000" cy="3634354"/>
-                  <wp:docPr id="4" name="Picture 4"/>
-                  <wp:cNvGraphicFramePr>
-                    <a:graphicFrameLocks noChangeAspect="1"/>
-                  </wp:cNvGraphicFramePr>
-                  <a:graphic>
-                    <a:graphicData uri="http://schemas.openxmlformats.org/drawingml/2006/picture">
-                      <pic:pic>
-                        <pic:nvPicPr>
-                          <pic:cNvPr id="0" name="lab2-report.png"/>
-                          <pic:cNvPicPr/>
-                        </pic:nvPicPr>
-                        <pic:blipFill>
-                          <a:blip r:embed="rId13"/>
-                          <a:stretch>
-                            <a:fillRect/>
-                          </a:stretch>
-                        </pic:blipFill>
-                        <pic:spPr>
-                          <a:xfrm>
-                            <a:off x="0" y="0"/>
-                            <a:ext cx="2808000" cy="3634354"/>
-                          </a:xfrm>
-                          <a:prstGeom prst="rect"/>
-                        </pic:spPr>
-                      </pic:pic>
-                    </a:graphicData>
-                  </a:graphic>
-                </wp:inline>
-              </w:drawing>
-            </w:r>
-          </w:p>
-          <w:p>
-            <w:pPr>
-              <w:jc w:val="center"/>
-            </w:pPr>
-            <w:r>
-              <w:rPr>
-                <w:rFonts w:ascii="Arial" w:hAnsi="Arial" w:eastAsia="Arial"/>
-                <w:i/>
-                <w:color w:val="5A6876"/>
-                <w:sz w:val="16"/>
-              </w:rPr>
-              <w:t>Hình 2.2  Trang đầu báo cáo Lab02</w:t>
-            </w:r>
-          </w:p>
-        </w:tc>
-      </w:tr>
-    </w:tbl>
-    <w:p/>
-    <w:p>
-      <w:r>
-        <w:rPr>
-          <w:rFonts w:ascii="Arial" w:hAnsi="Arial" w:eastAsia="Arial"/>
-        </w:rPr>
-        <w:br w:type="page"/>
-      </w:r>
-    </w:p>
-    <w:p>
-      <w:pPr>
-        <w:spacing w:after="60"/>
-      </w:pPr>
-      <w:r>
-        <w:rPr>
-          <w:rFonts w:ascii="Arial" w:hAnsi="Arial" w:eastAsia="Arial"/>
-          <w:b/>
-          <w:color w:val="1769E0"/>
-          <w:sz w:val="20"/>
-        </w:rPr>
-        <w:t>LAB 03</w:t>
-      </w:r>
-    </w:p>
-    <w:p>
-      <w:pPr>
-        <w:pStyle w:val="Heading1"/>
-        <w:spacing w:after="140"/>
-      </w:pPr>
-      <w:r>
-        <w:rPr>
-          <w:rFonts w:ascii="Arial" w:hAnsi="Arial" w:eastAsia="Arial"/>
-        </w:rPr>
-        <w:t>Xử lý và trình bày dữ liệu trong Excel</w:t>
-      </w:r>
-    </w:p>
-    <w:p>
-      <w:pPr>
-        <w:spacing w:after="240"/>
-      </w:pPr>
-      <w:r>
-        <w:rPr>
-          <w:rFonts w:ascii="Arial" w:hAnsi="Arial" w:eastAsia="Arial"/>
-          <w:color w:val="5A6876"/>
-          <w:sz w:val="22"/>
-        </w:rPr>
-        <w:t>Bài thực hành sử dụng bảng điểm để tính toán, quy đổi, lọc theo điều kiện, thống kê và trực quan hóa dữ liệu.</w:t>
-      </w:r>
-    </w:p>
-    <w:tbl>
-      <w:tblPr>
-        <w:tblW w:type="auto" w:w="0"/>
-        <w:jc w:val="center"/>
-        <w:tblLayout w:type="fixed"/>
-        <w:tblLook w:firstColumn="1" w:firstRow="1" w:lastColumn="0" w:lastRow="0" w:noHBand="0" w:noVBand="1" w:val="04A0"/>
-        <w:tblBorders>
-          <w:top w:val="single" w:sz="6" w:color="D9E1E7"/>
-          <w:left w:val="single" w:sz="6" w:color="D9E1E7"/>
-          <w:bottom w:val="single" w:sz="6" w:color="D9E1E7"/>
-          <w:right w:val="single" w:sz="6" w:color="D9E1E7"/>
-          <w:insideH w:val="single" w:sz="6" w:color="D9E1E7"/>
-          <w:insideV w:val="single" w:sz="6" w:color="D9E1E7"/>
-        </w:tblBorders>
-      </w:tblPr>
-      <w:tblGrid>
-        <w:gridCol w:w="4933"/>
-        <w:gridCol w:w="4933"/>
-      </w:tblGrid>
-      <w:tr>
-        <w:tc>
-          <w:tcPr>
-            <w:tcW w:type="dxa" w:w="2835"/>
-            <w:vAlign w:val="center"/>
-            <w:shd w:fill="0B2A4A"/>
-            <w:tcMar>
-              <w:top w:w="100" w:type="dxa"/>
-              <w:start w:w="120" w:type="dxa"/>
-              <w:bottom w:w="100" w:type="dxa"/>
-              <w:end w:w="120" w:type="dxa"/>
-            </w:tcMar>
-          </w:tcPr>
-          <w:p>
-            <w:pPr>
-              <w:jc w:val="center"/>
-            </w:pPr>
-            <w:r>
-              <w:rPr>
-                <w:rFonts w:ascii="Arial" w:hAnsi="Arial" w:eastAsia="Arial"/>
-                <w:b/>
-                <w:color w:val="FFFFFF"/>
-                <w:sz w:val="18"/>
-              </w:rPr>
-              <w:t>Nội dung</w:t>
-            </w:r>
-          </w:p>
-        </w:tc>
-        <w:tc>
-          <w:tcPr>
-            <w:tcW w:type="dxa" w:w="6690"/>
-            <w:vAlign w:val="center"/>
-            <w:shd w:fill="0B2A4A"/>
-            <w:tcMar>
-              <w:top w:w="100" w:type="dxa"/>
-              <w:start w:w="120" w:type="dxa"/>
-              <w:bottom w:w="100" w:type="dxa"/>
-              <w:end w:w="120" w:type="dxa"/>
-            </w:tcMar>
-          </w:tcPr>
-          <w:p>
-            <w:pPr>
-              <w:jc w:val="center"/>
-            </w:pPr>
-            <w:r>
-              <w:rPr>
-                <w:rFonts w:ascii="Arial" w:hAnsi="Arial" w:eastAsia="Arial"/>
-                <w:b/>
-                <w:color w:val="FFFFFF"/>
-                <w:sz w:val="18"/>
-              </w:rPr>
-              <w:t>Minh chứng</w:t>
-            </w:r>
-          </w:p>
-        </w:tc>
-      </w:tr>
-      <w:tr>
-        <w:tc>
-          <w:tcPr>
-            <w:tcW w:type="dxa" w:w="2835"/>
-            <w:vAlign w:val="center"/>
-            <w:tcMar>
-              <w:top w:w="100" w:type="dxa"/>
-              <w:start w:w="120" w:type="dxa"/>
-              <w:bottom w:w="100" w:type="dxa"/>
-              <w:end w:w="120" w:type="dxa"/>
-            </w:tcMar>
-          </w:tcPr>
-          <w:p>
-            <w:pPr>
-              <w:spacing w:after="0"/>
-            </w:pPr>
-            <w:r>
-              <w:rPr>
-                <w:rFonts w:ascii="Arial" w:hAnsi="Arial" w:eastAsia="Arial"/>
-                <w:sz w:val="17"/>
-              </w:rPr>
-              <w:t>Công thức và quy đổi</w:t>
-            </w:r>
-          </w:p>
-        </w:tc>
-        <w:tc>
-          <w:tcPr>
-            <w:tcW w:type="dxa" w:w="6690"/>
-            <w:vAlign w:val="center"/>
-            <w:tcMar>
-              <w:top w:w="100" w:type="dxa"/>
-              <w:start w:w="120" w:type="dxa"/>
-              <w:bottom w:w="100" w:type="dxa"/>
-              <w:end w:w="120" w:type="dxa"/>
-            </w:tcMar>
-          </w:tcPr>
-          <w:p>
-            <w:pPr>
-              <w:spacing w:after="0"/>
-            </w:pPr>
-            <w:r>
-              <w:rPr>
-                <w:rFonts w:ascii="Arial" w:hAnsi="Arial" w:eastAsia="Arial"/>
-                <w:sz w:val="17"/>
-              </w:rPr>
-              <w:t>Tính điểm tổng, điểm thang 10, điểm chữ và điểm chuyên cần</w:t>
-            </w:r>
-          </w:p>
-        </w:tc>
-      </w:tr>
-      <w:tr>
-        <w:tc>
-          <w:tcPr>
-            <w:tcW w:type="dxa" w:w="2835"/>
-            <w:vAlign w:val="center"/>
-            <w:tcMar>
-              <w:top w:w="100" w:type="dxa"/>
-              <w:start w:w="120" w:type="dxa"/>
-              <w:bottom w:w="100" w:type="dxa"/>
-              <w:end w:w="120" w:type="dxa"/>
-            </w:tcMar>
-            <w:shd w:fill="F3F8FA"/>
-          </w:tcPr>
-          <w:p>
-            <w:pPr>
-              <w:spacing w:after="0"/>
-            </w:pPr>
-            <w:r>
-              <w:rPr>
-                <w:rFonts w:ascii="Arial" w:hAnsi="Arial" w:eastAsia="Arial"/>
-                <w:sz w:val="17"/>
-              </w:rPr>
-              <w:t>Lọc nâng cao</w:t>
-            </w:r>
-          </w:p>
-        </w:tc>
-        <w:tc>
-          <w:tcPr>
-            <w:tcW w:type="dxa" w:w="6690"/>
-            <w:vAlign w:val="center"/>
-            <w:tcMar>
-              <w:top w:w="100" w:type="dxa"/>
-              <w:start w:w="120" w:type="dxa"/>
-              <w:bottom w:w="100" w:type="dxa"/>
-              <w:end w:w="120" w:type="dxa"/>
-            </w:tcMar>
-            <w:shd w:fill="F3F8FA"/>
-          </w:tcPr>
-          <w:p>
-            <w:pPr>
-              <w:spacing w:after="0"/>
-            </w:pPr>
-            <w:r>
-              <w:rPr>
-                <w:rFonts w:ascii="Arial" w:hAnsi="Arial" w:eastAsia="Arial"/>
-                <w:sz w:val="17"/>
-              </w:rPr>
-              <w:t>Danh sách điểm dưới 7 và danh sách điểm từ 7 với điểm chữ B+ hoặc A</w:t>
-            </w:r>
-          </w:p>
-        </w:tc>
-      </w:tr>
-      <w:tr>
-        <w:tc>
-          <w:tcPr>
-            <w:tcW w:type="dxa" w:w="2835"/>
-            <w:vAlign w:val="center"/>
-            <w:tcMar>
-              <w:top w:w="100" w:type="dxa"/>
-              <w:start w:w="120" w:type="dxa"/>
-              <w:bottom w:w="100" w:type="dxa"/>
-              <w:end w:w="120" w:type="dxa"/>
-            </w:tcMar>
-          </w:tcPr>
-          <w:p>
-            <w:pPr>
-              <w:spacing w:after="0"/>
-            </w:pPr>
-            <w:r>
-              <w:rPr>
-                <w:rFonts w:ascii="Arial" w:hAnsi="Arial" w:eastAsia="Arial"/>
-                <w:sz w:val="17"/>
-              </w:rPr>
-              <w:t>Thống kê</w:t>
-            </w:r>
-          </w:p>
-        </w:tc>
-        <w:tc>
-          <w:tcPr>
-            <w:tcW w:type="dxa" w:w="6690"/>
-            <w:vAlign w:val="center"/>
-            <w:tcMar>
-              <w:top w:w="100" w:type="dxa"/>
-              <w:start w:w="120" w:type="dxa"/>
-              <w:bottom w:w="100" w:type="dxa"/>
-              <w:end w:w="120" w:type="dxa"/>
-            </w:tcMar>
-          </w:tcPr>
-          <w:p>
-            <w:pPr>
-              <w:spacing w:after="0"/>
-            </w:pPr>
-            <w:r>
-              <w:rPr>
-                <w:rFonts w:ascii="Arial" w:hAnsi="Arial" w:eastAsia="Arial"/>
-                <w:sz w:val="17"/>
-              </w:rPr>
-              <w:t>Đếm sinh viên theo điểm chữ, số buổi vắng và điều kiện điểm</w:t>
-            </w:r>
-          </w:p>
-        </w:tc>
-      </w:tr>
-      <w:tr>
-        <w:tc>
-          <w:tcPr>
-            <w:tcW w:type="dxa" w:w="2835"/>
-            <w:vAlign w:val="center"/>
-            <w:tcMar>
-              <w:top w:w="100" w:type="dxa"/>
-              <w:start w:w="120" w:type="dxa"/>
-              <w:bottom w:w="100" w:type="dxa"/>
-              <w:end w:w="120" w:type="dxa"/>
-            </w:tcMar>
-            <w:shd w:fill="F3F8FA"/>
-          </w:tcPr>
-          <w:p>
-            <w:pPr>
-              <w:spacing w:after="0"/>
-            </w:pPr>
-            <w:r>
-              <w:rPr>
-                <w:rFonts w:ascii="Arial" w:hAnsi="Arial" w:eastAsia="Arial"/>
-                <w:sz w:val="17"/>
-              </w:rPr>
-              <w:t>Trực quan hóa</w:t>
-            </w:r>
-          </w:p>
-        </w:tc>
-        <w:tc>
-          <w:tcPr>
-            <w:tcW w:type="dxa" w:w="6690"/>
-            <w:vAlign w:val="center"/>
-            <w:tcMar>
-              <w:top w:w="100" w:type="dxa"/>
-              <w:start w:w="120" w:type="dxa"/>
-              <w:bottom w:w="100" w:type="dxa"/>
-              <w:end w:w="120" w:type="dxa"/>
-            </w:tcMar>
-            <w:shd w:fill="F3F8FA"/>
-          </w:tcPr>
-          <w:p>
-            <w:pPr>
-              <w:spacing w:after="0"/>
-            </w:pPr>
-            <w:r>
-              <w:rPr>
-                <w:rFonts w:ascii="Arial" w:hAnsi="Arial" w:eastAsia="Arial"/>
-                <w:sz w:val="17"/>
-              </w:rPr>
-              <w:t>Biểu đồ cơ cấu điểm chữ và bảng tổng hợp</w:t>
-            </w:r>
-          </w:p>
-        </w:tc>
-      </w:tr>
-      <w:tr>
-        <w:tc>
-          <w:tcPr>
-            <w:tcW w:type="dxa" w:w="2835"/>
-            <w:vAlign w:val="center"/>
-            <w:tcMar>
-              <w:top w:w="100" w:type="dxa"/>
-              <w:start w:w="120" w:type="dxa"/>
-              <w:bottom w:w="100" w:type="dxa"/>
-              <w:end w:w="120" w:type="dxa"/>
-            </w:tcMar>
-          </w:tcPr>
-          <w:p>
-            <w:pPr>
-              <w:spacing w:after="0"/>
-            </w:pPr>
-            <w:r>
-              <w:rPr>
-                <w:rFonts w:ascii="Arial" w:hAnsi="Arial" w:eastAsia="Arial"/>
-                <w:sz w:val="17"/>
-              </w:rPr>
-              <w:t>Dữ liệu quan hệ</w:t>
-            </w:r>
-          </w:p>
-        </w:tc>
-        <w:tc>
-          <w:tcPr>
-            <w:tcW w:type="dxa" w:w="6690"/>
-            <w:vAlign w:val="center"/>
-            <w:tcMar>
-              <w:top w:w="100" w:type="dxa"/>
-              <w:start w:w="120" w:type="dxa"/>
-              <w:bottom w:w="100" w:type="dxa"/>
-              <w:end w:w="120" w:type="dxa"/>
-            </w:tcMar>
-          </w:tcPr>
-          <w:p>
-            <w:pPr>
-              <w:spacing w:after="0"/>
-            </w:pPr>
-            <w:r>
-              <w:rPr>
-                <w:rFonts w:ascii="Arial" w:hAnsi="Arial" w:eastAsia="Arial"/>
-                <w:sz w:val="17"/>
-              </w:rPr>
-              <w:t>Danh sách sinh viên, lớp, ngành, môn học và kết quả</w:t>
-            </w:r>
-          </w:p>
-        </w:tc>
-      </w:tr>
-    </w:tbl>
-    <w:p/>
-    <w:tbl>
-      <w:tblPr>
-        <w:tblW w:type="auto" w:w="0"/>
-        <w:jc w:val="center"/>
-        <w:tblLayout w:type="fixed"/>
-        <w:tblLook w:firstColumn="1" w:firstRow="1" w:lastColumn="0" w:lastRow="0" w:noHBand="0" w:noVBand="1" w:val="04A0"/>
-        <w:tblBorders>
-          <w:top w:val="single" w:sz="0" w:color="FFFFFF"/>
-          <w:left w:val="single" w:sz="0" w:color="FFFFFF"/>
-          <w:bottom w:val="single" w:sz="0" w:color="FFFFFF"/>
-          <w:right w:val="single" w:sz="0" w:color="FFFFFF"/>
-          <w:insideH w:val="single" w:sz="0" w:color="FFFFFF"/>
-          <w:insideV w:val="single" w:sz="0" w:color="FFFFFF"/>
-        </w:tblBorders>
-      </w:tblPr>
-      <w:tblGrid>
-        <w:gridCol w:w="4933"/>
-        <w:gridCol w:w="4933"/>
-      </w:tblGrid>
-      <w:tr>
-        <w:tc>
-          <w:tcPr>
-            <w:tcW w:type="dxa" w:w="4649"/>
-            <w:vAlign w:val="top"/>
-            <w:tcMar>
-              <w:top w:w="60" w:type="dxa"/>
-              <w:start w:w="70" w:type="dxa"/>
-              <w:bottom w:w="60" w:type="dxa"/>
-              <w:end w:w="70" w:type="dxa"/>
-            </w:tcMar>
-          </w:tcPr>
-          <w:p>
-            <w:pPr>
-              <w:jc w:val="center"/>
-            </w:pPr>
-            <w:r>
-              <w:drawing>
-                <wp:inline xmlns:a="http://schemas.openxmlformats.org/drawingml/2006/main" xmlns:pic="http://schemas.openxmlformats.org/drawingml/2006/picture">
-                  <wp:extent cx="2808000" cy="3634354"/>
-                  <wp:docPr id="5" name="Picture 5"/>
-                  <wp:cNvGraphicFramePr>
-                    <a:graphicFrameLocks noChangeAspect="1"/>
-                  </wp:cNvGraphicFramePr>
-                  <a:graphic>
-                    <a:graphicData uri="http://schemas.openxmlformats.org/drawingml/2006/picture">
-                      <pic:pic>
-                        <pic:nvPicPr>
-                          <pic:cNvPr id="0" name="lab3-dashboard.png"/>
-                          <pic:cNvPicPr/>
-                        </pic:nvPicPr>
-                        <pic:blipFill>
-                          <a:blip r:embed="rId14"/>
-                          <a:stretch>
-                            <a:fillRect/>
-                          </a:stretch>
-                        </pic:blipFill>
-                        <pic:spPr>
-                          <a:xfrm>
-                            <a:off x="0" y="0"/>
-                            <a:ext cx="2808000" cy="3634354"/>
-                          </a:xfrm>
-                          <a:prstGeom prst="rect"/>
-                        </pic:spPr>
-                      </pic:pic>
-                    </a:graphicData>
-                  </a:graphic>
-                </wp:inline>
-              </w:drawing>
-            </w:r>
-          </w:p>
-          <w:p>
-            <w:pPr>
-              <w:jc w:val="center"/>
-            </w:pPr>
-            <w:r>
-              <w:rPr>
-                <w:rFonts w:ascii="Arial" w:hAnsi="Arial" w:eastAsia="Arial"/>
-                <w:i/>
-                <w:color w:val="5A6876"/>
-                <w:sz w:val="16"/>
-              </w:rPr>
-              <w:t>Hình 3.1  Bảng thống kê và biểu đồ</w:t>
-            </w:r>
-          </w:p>
-        </w:tc>
-        <w:tc>
-          <w:tcPr>
-            <w:tcW w:type="dxa" w:w="4649"/>
-            <w:vAlign w:val="top"/>
-            <w:tcMar>
-              <w:top w:w="60" w:type="dxa"/>
-              <w:start w:w="70" w:type="dxa"/>
-              <w:bottom w:w="60" w:type="dxa"/>
-              <w:end w:w="70" w:type="dxa"/>
-            </w:tcMar>
-          </w:tcPr>
-          <w:p>
-            <w:pPr>
-              <w:jc w:val="center"/>
-            </w:pPr>
-            <w:r>
-              <w:drawing>
-                <wp:inline xmlns:a="http://schemas.openxmlformats.org/drawingml/2006/main" xmlns:pic="http://schemas.openxmlformats.org/drawingml/2006/picture">
-                  <wp:extent cx="2808000" cy="3634354"/>
-                  <wp:docPr id="6" name="Picture 6"/>
-                  <wp:cNvGraphicFramePr>
-                    <a:graphicFrameLocks noChangeAspect="1"/>
-                  </wp:cNvGraphicFramePr>
-                  <a:graphic>
-                    <a:graphicData uri="http://schemas.openxmlformats.org/drawingml/2006/picture">
-                      <pic:pic>
-                        <pic:nvPicPr>
-                          <pic:cNvPr id="0" name="lab3-filter.png"/>
-                          <pic:cNvPicPr/>
-                        </pic:nvPicPr>
-                        <pic:blipFill>
-                          <a:blip r:embed="rId15"/>
-                          <a:stretch>
-                            <a:fillRect/>
-                          </a:stretch>
-                        </pic:blipFill>
-                        <pic:spPr>
-                          <a:xfrm>
-                            <a:off x="0" y="0"/>
-                            <a:ext cx="2808000" cy="3634354"/>
-                          </a:xfrm>
-                          <a:prstGeom prst="rect"/>
-                        </pic:spPr>
-                      </pic:pic>
-                    </a:graphicData>
-                  </a:graphic>
-                </wp:inline>
-              </w:drawing>
-            </w:r>
-          </w:p>
-          <w:p>
-            <w:pPr>
-              <w:jc w:val="center"/>
-            </w:pPr>
-            <w:r>
-              <w:rPr>
-                <w:rFonts w:ascii="Arial" w:hAnsi="Arial" w:eastAsia="Arial"/>
-                <w:i/>
-                <w:color w:val="5A6876"/>
-                <w:sz w:val="16"/>
-              </w:rPr>
-              <w:t>Hình 3.2  Kết quả lọc theo điều kiện</w:t>
-            </w:r>
-          </w:p>
-        </w:tc>
-      </w:tr>
-    </w:tbl>
-    <w:p/>
-    <w:p>
-      <w:r>
-        <w:rPr>
-          <w:rFonts w:ascii="Arial" w:hAnsi="Arial" w:eastAsia="Arial"/>
-        </w:rPr>
-        <w:br w:type="page"/>
-      </w:r>
-    </w:p>
-    <w:p>
-      <w:pPr>
-        <w:spacing w:after="60"/>
-      </w:pPr>
-      <w:r>
-        <w:rPr>
-          <w:rFonts w:ascii="Arial" w:hAnsi="Arial" w:eastAsia="Arial"/>
-          <w:b/>
-          <w:color w:val="1769E0"/>
-          <w:sz w:val="20"/>
-        </w:rPr>
-        <w:t>LAB 04</w:t>
-      </w:r>
-    </w:p>
-    <w:p>
-      <w:pPr>
-        <w:pStyle w:val="Heading1"/>
-        <w:spacing w:after="140"/>
-      </w:pPr>
-      <w:r>
-        <w:rPr>
-          <w:rFonts w:ascii="Arial" w:hAnsi="Arial" w:eastAsia="Arial"/>
-        </w:rPr>
-        <w:t>Thiết kế bài trình chiếu</w:t>
-      </w:r>
-    </w:p>
-    <w:p>
-      <w:pPr>
-        <w:spacing w:after="240"/>
-      </w:pPr>
-      <w:r>
-        <w:rPr>
-          <w:rFonts w:ascii="Arial" w:hAnsi="Arial" w:eastAsia="Arial"/>
-          <w:color w:val="5A6876"/>
-          <w:sz w:val="22"/>
-        </w:rPr>
-        <w:t>Sản phẩm là bài trình chiếu 14 trang về quá trình hình thành và phát triển của Đại học Cần Thơ.</w:t>
-      </w:r>
-    </w:p>
-    <w:p>
-      <w:pPr>
-        <w:pStyle w:val="ListBullet"/>
-        <w:spacing w:after="80"/>
-      </w:pPr>
-      <w:r>
-        <w:rPr>
-          <w:rFonts w:ascii="Arial" w:hAnsi="Arial" w:eastAsia="Arial"/>
-        </w:rPr>
-        <w:t>Nội dung bao quát giai đoạn Viện Đại học Cần Thơ 1966-1975 và giai đoạn sau năm 1975.</w:t>
-      </w:r>
-    </w:p>
-    <w:p>
-      <w:pPr>
-        <w:pStyle w:val="ListBullet"/>
-        <w:spacing w:after="80"/>
-      </w:pPr>
-      <w:r>
-        <w:rPr>
-          <w:rFonts w:ascii="Arial" w:hAnsi="Arial" w:eastAsia="Arial"/>
-        </w:rPr>
-        <w:t>Các slide trình bày cơ sở vật chất, cơ cấu tổ chức, Khoa Khoa học Tự nhiên và Khoa Công nghệ Thông tin và Truyền thông.</w:t>
-      </w:r>
-    </w:p>
-    <w:p>
-      <w:pPr>
-        <w:pStyle w:val="ListBullet"/>
-        <w:spacing w:after="80"/>
-      </w:pPr>
-      <w:r>
-        <w:rPr>
-          <w:rFonts w:ascii="Arial" w:hAnsi="Arial" w:eastAsia="Arial"/>
-        </w:rPr>
-        <w:t>File nguồn PPTX và bản PDF 14 trang đã được lưu trong thư mục lab4.</w:t>
-      </w:r>
-    </w:p>
-    <w:tbl>
-      <w:tblPr>
-        <w:tblW w:type="auto" w:w="0"/>
-        <w:jc w:val="center"/>
-        <w:tblLayout w:type="fixed"/>
-        <w:tblLook w:firstColumn="1" w:firstRow="1" w:lastColumn="0" w:lastRow="0" w:noHBand="0" w:noVBand="1" w:val="04A0"/>
-        <w:tblBorders>
-          <w:top w:val="single" w:sz="0" w:color="FFFFFF"/>
-          <w:left w:val="single" w:sz="0" w:color="FFFFFF"/>
-          <w:bottom w:val="single" w:sz="0" w:color="FFFFFF"/>
-          <w:right w:val="single" w:sz="0" w:color="FFFFFF"/>
-          <w:insideH w:val="single" w:sz="0" w:color="FFFFFF"/>
-          <w:insideV w:val="single" w:sz="0" w:color="FFFFFF"/>
-        </w:tblBorders>
-      </w:tblPr>
-      <w:tblGrid>
-        <w:gridCol w:w="4933"/>
-        <w:gridCol w:w="4933"/>
-      </w:tblGrid>
-      <w:tr>
-        <w:tc>
-          <w:tcPr>
-            <w:tcW w:type="dxa" w:w="4649"/>
-            <w:vAlign w:val="top"/>
-            <w:tcMar>
-              <w:top w:w="60" w:type="dxa"/>
-              <w:start w:w="70" w:type="dxa"/>
-              <w:bottom w:w="60" w:type="dxa"/>
-              <w:end w:w="70" w:type="dxa"/>
-            </w:tcMar>
-          </w:tcPr>
-          <w:p>
-            <w:pPr>
-              <w:jc w:val="center"/>
-            </w:pPr>
-            <w:r>
-              <w:drawing>
-                <wp:inline xmlns:a="http://schemas.openxmlformats.org/drawingml/2006/main" xmlns:pic="http://schemas.openxmlformats.org/drawingml/2006/picture">
-                  <wp:extent cx="2808000" cy="1580503"/>
-                  <wp:docPr id="7" name="Picture 7"/>
-                  <wp:cNvGraphicFramePr>
-                    <a:graphicFrameLocks noChangeAspect="1"/>
-                  </wp:cNvGraphicFramePr>
-                  <a:graphic>
-                    <a:graphicData uri="http://schemas.openxmlformats.org/drawingml/2006/picture">
-                      <pic:pic>
-                        <pic:nvPicPr>
-                          <pic:cNvPr id="0" name="lab4-cover.png"/>
-                          <pic:cNvPicPr/>
-                        </pic:nvPicPr>
-                        <pic:blipFill>
-                          <a:blip r:embed="rId16"/>
-                          <a:stretch>
-                            <a:fillRect/>
-                          </a:stretch>
-                        </pic:blipFill>
-                        <pic:spPr>
-                          <a:xfrm>
-                            <a:off x="0" y="0"/>
-                            <a:ext cx="2808000" cy="1580503"/>
-                          </a:xfrm>
-                          <a:prstGeom prst="rect"/>
-                        </pic:spPr>
-                      </pic:pic>
-                    </a:graphicData>
-                  </a:graphic>
-                </wp:inline>
-              </w:drawing>
-            </w:r>
-          </w:p>
-          <w:p>
-            <w:pPr>
-              <w:jc w:val="center"/>
-            </w:pPr>
-            <w:r>
-              <w:rPr>
-                <w:rFonts w:ascii="Arial" w:hAnsi="Arial" w:eastAsia="Arial"/>
-                <w:i/>
-                <w:color w:val="5A6876"/>
-                <w:sz w:val="16"/>
-              </w:rPr>
-              <w:t>Hình 4.1  Slide tiêu đề</w:t>
-            </w:r>
-          </w:p>
-        </w:tc>
-        <w:tc>
-          <w:tcPr>
-            <w:tcW w:type="dxa" w:w="4649"/>
-            <w:vAlign w:val="top"/>
-            <w:tcMar>
-              <w:top w:w="60" w:type="dxa"/>
-              <w:start w:w="70" w:type="dxa"/>
-              <w:bottom w:w="60" w:type="dxa"/>
-              <w:end w:w="70" w:type="dxa"/>
-            </w:tcMar>
-          </w:tcPr>
-          <w:p>
-            <w:pPr>
-              <w:jc w:val="center"/>
-            </w:pPr>
-            <w:r>
-              <w:drawing>
-                <wp:inline xmlns:a="http://schemas.openxmlformats.org/drawingml/2006/main" xmlns:pic="http://schemas.openxmlformats.org/drawingml/2006/picture">
-                  <wp:extent cx="2808000" cy="1580503"/>
-                  <wp:docPr id="8" name="Picture 8"/>
-                  <wp:cNvGraphicFramePr>
-                    <a:graphicFrameLocks noChangeAspect="1"/>
-                  </wp:cNvGraphicFramePr>
-                  <a:graphic>
-                    <a:graphicData uri="http://schemas.openxmlformats.org/drawingml/2006/picture">
-                      <pic:pic>
-                        <pic:nvPicPr>
-                          <pic:cNvPr id="0" name="lab4-slide10.png"/>
-                          <pic:cNvPicPr/>
-                        </pic:nvPicPr>
-                        <pic:blipFill>
-                          <a:blip r:embed="rId17"/>
-                          <a:stretch>
-                            <a:fillRect/>
-                          </a:stretch>
-                        </pic:blipFill>
-                        <pic:spPr>
-                          <a:xfrm>
-                            <a:off x="0" y="0"/>
-                            <a:ext cx="2808000" cy="1580503"/>
-                          </a:xfrm>
-                          <a:prstGeom prst="rect"/>
-                        </pic:spPr>
-                      </pic:pic>
-                    </a:graphicData>
-                  </a:graphic>
-                </wp:inline>
-              </w:drawing>
-            </w:r>
-          </w:p>
-          <w:p>
-            <w:pPr>
-              <w:jc w:val="center"/>
-            </w:pPr>
-            <w:r>
-              <w:rPr>
-                <w:rFonts w:ascii="Arial" w:hAnsi="Arial" w:eastAsia="Arial"/>
-                <w:i/>
-                <w:color w:val="5A6876"/>
-                <w:sz w:val="16"/>
-              </w:rPr>
-              <w:t>Hình 4.2  Slide về Khoa CNTT và TT</w:t>
-            </w:r>
-          </w:p>
-        </w:tc>
-      </w:tr>
-    </w:tbl>
-    <w:p/>
-    <w:p>
-      <w:r>
-        <w:rPr>
-          <w:rFonts w:ascii="Arial" w:hAnsi="Arial" w:eastAsia="Arial"/>
-        </w:rPr>
-        <w:br w:type="page"/>
-      </w:r>
-    </w:p>
-    <w:p>
-      <w:pPr>
-        <w:spacing w:after="60"/>
-      </w:pPr>
-      <w:r>
-        <w:rPr>
-          <w:rFonts w:ascii="Arial" w:hAnsi="Arial" w:eastAsia="Arial"/>
-          <w:b/>
-          <w:color w:val="1769E0"/>
-          <w:sz w:val="20"/>
-        </w:rPr>
-        <w:t>LAB 05</w:t>
-      </w:r>
-    </w:p>
-    <w:p>
-      <w:pPr>
-        <w:pStyle w:val="Heading1"/>
-        <w:spacing w:after="140"/>
-      </w:pPr>
-      <w:r>
-        <w:rPr>
-          <w:rFonts w:ascii="Arial" w:hAnsi="Arial" w:eastAsia="Arial"/>
-        </w:rPr>
-        <w:t>Tạo quản lý và chia sẻ nội dung số</w:t>
-      </w:r>
-    </w:p>
-    <w:p>
-      <w:pPr>
-        <w:spacing w:after="240"/>
-      </w:pPr>
-      <w:r>
-        <w:rPr>
-          <w:rFonts w:ascii="Arial" w:hAnsi="Arial" w:eastAsia="Arial"/>
-          <w:color w:val="5A6876"/>
-          <w:sz w:val="22"/>
-        </w:rPr>
-        <w:t>Lab05 kết hợp nội dung văn bản, infographic, video, HTML và quản lý phiên bản trên GitHub, đồng thời yêu cầu ghi nguồn và tuân thủ giấy phép sử dụng.</w:t>
-      </w:r>
-    </w:p>
-    <w:tbl>
-      <w:tblPr>
-        <w:tblW w:type="auto" w:w="0"/>
-        <w:jc w:val="center"/>
-        <w:tblLayout w:type="fixed"/>
-        <w:tblLook w:firstColumn="1" w:firstRow="1" w:lastColumn="0" w:lastRow="0" w:noHBand="0" w:noVBand="1" w:val="04A0"/>
-        <w:tblBorders>
-          <w:top w:val="single" w:sz="6" w:color="D9E1E7"/>
-          <w:left w:val="single" w:sz="6" w:color="D9E1E7"/>
-          <w:bottom w:val="single" w:sz="6" w:color="D9E1E7"/>
-          <w:right w:val="single" w:sz="6" w:color="D9E1E7"/>
-          <w:insideH w:val="single" w:sz="6" w:color="D9E1E7"/>
-          <w:insideV w:val="single" w:sz="6" w:color="D9E1E7"/>
-        </w:tblBorders>
-      </w:tblPr>
-      <w:tblGrid>
-        <w:gridCol w:w="3289"/>
-        <w:gridCol w:w="3289"/>
-        <w:gridCol w:w="3289"/>
-      </w:tblGrid>
-      <w:tr>
-        <w:tc>
-          <w:tcPr>
-            <w:tcW w:type="dxa" w:w="2268"/>
-            <w:vAlign w:val="center"/>
-            <w:shd w:fill="0B2A4A"/>
-            <w:tcMar>
-              <w:top w:w="100" w:type="dxa"/>
-              <w:start w:w="120" w:type="dxa"/>
-              <w:bottom w:w="100" w:type="dxa"/>
-              <w:end w:w="120" w:type="dxa"/>
-            </w:tcMar>
-          </w:tcPr>
-          <w:p>
-            <w:pPr>
-              <w:jc w:val="center"/>
-            </w:pPr>
-            <w:r>
-              <w:rPr>
-                <w:rFonts w:ascii="Arial" w:hAnsi="Arial" w:eastAsia="Arial"/>
-                <w:b/>
-                <w:color w:val="FFFFFF"/>
-                <w:sz w:val="18"/>
-              </w:rPr>
-              <w:t>Nhiệm vụ</w:t>
-            </w:r>
-          </w:p>
-        </w:tc>
-        <w:tc>
-          <w:tcPr>
-            <w:tcW w:type="dxa" w:w="4365"/>
-            <w:vAlign w:val="center"/>
-            <w:shd w:fill="0B2A4A"/>
-            <w:tcMar>
-              <w:top w:w="100" w:type="dxa"/>
-              <w:start w:w="120" w:type="dxa"/>
-              <w:bottom w:w="100" w:type="dxa"/>
-              <w:end w:w="120" w:type="dxa"/>
-            </w:tcMar>
-          </w:tcPr>
-          <w:p>
-            <w:pPr>
-              <w:jc w:val="center"/>
-            </w:pPr>
-            <w:r>
-              <w:rPr>
-                <w:rFonts w:ascii="Arial" w:hAnsi="Arial" w:eastAsia="Arial"/>
-                <w:b/>
-                <w:color w:val="FFFFFF"/>
-                <w:sz w:val="18"/>
-              </w:rPr>
-              <w:t>Sản phẩm</w:t>
-            </w:r>
-          </w:p>
-        </w:tc>
-        <w:tc>
-          <w:tcPr>
-            <w:tcW w:type="dxa" w:w="2891"/>
-            <w:vAlign w:val="center"/>
-            <w:shd w:fill="0B2A4A"/>
-            <w:tcMar>
-              <w:top w:w="100" w:type="dxa"/>
-              <w:start w:w="120" w:type="dxa"/>
-              <w:bottom w:w="100" w:type="dxa"/>
-              <w:end w:w="120" w:type="dxa"/>
-            </w:tcMar>
-          </w:tcPr>
-          <w:p>
-            <w:pPr>
-              <w:jc w:val="center"/>
-            </w:pPr>
-            <w:r>
-              <w:rPr>
-                <w:rFonts w:ascii="Arial" w:hAnsi="Arial" w:eastAsia="Arial"/>
-                <w:b/>
-                <w:color w:val="FFFFFF"/>
-                <w:sz w:val="18"/>
-              </w:rPr>
-              <w:t>Trạng thái</w:t>
-            </w:r>
-          </w:p>
-        </w:tc>
-      </w:tr>
-      <w:tr>
-        <w:tc>
-          <w:tcPr>
-            <w:tcW w:type="dxa" w:w="2268"/>
-            <w:vAlign w:val="center"/>
-            <w:tcMar>
-              <w:top w:w="100" w:type="dxa"/>
-              <w:start w:w="120" w:type="dxa"/>
-              <w:bottom w:w="100" w:type="dxa"/>
-              <w:end w:w="120" w:type="dxa"/>
-            </w:tcMar>
-          </w:tcPr>
-          <w:p>
-            <w:pPr>
-              <w:spacing w:after="0"/>
-            </w:pPr>
-            <w:r>
-              <w:rPr>
-                <w:rFonts w:ascii="Arial" w:hAnsi="Arial" w:eastAsia="Arial"/>
-                <w:sz w:val="17"/>
-              </w:rPr>
-              <w:t>1.1 Văn bản số</w:t>
-            </w:r>
-          </w:p>
-        </w:tc>
-        <w:tc>
-          <w:tcPr>
-            <w:tcW w:type="dxa" w:w="4365"/>
-            <w:vAlign w:val="center"/>
-            <w:tcMar>
-              <w:top w:w="100" w:type="dxa"/>
-              <w:start w:w="120" w:type="dxa"/>
-              <w:bottom w:w="100" w:type="dxa"/>
-              <w:end w:w="120" w:type="dxa"/>
-            </w:tcMar>
-          </w:tcPr>
-          <w:p>
-            <w:pPr>
-              <w:spacing w:after="0"/>
-            </w:pPr>
-            <w:r>
-              <w:rPr>
-                <w:rFonts w:ascii="Arial" w:hAnsi="Arial" w:eastAsia="Arial"/>
-                <w:sz w:val="17"/>
-              </w:rPr>
-              <w:t>Lab05_Ex1.1.pdf</w:t>
-            </w:r>
-          </w:p>
-        </w:tc>
-        <w:tc>
-          <w:tcPr>
-            <w:tcW w:type="dxa" w:w="2891"/>
-            <w:vAlign w:val="center"/>
-            <w:tcMar>
-              <w:top w:w="100" w:type="dxa"/>
-              <w:start w:w="120" w:type="dxa"/>
-              <w:bottom w:w="100" w:type="dxa"/>
-              <w:end w:w="120" w:type="dxa"/>
-            </w:tcMar>
-          </w:tcPr>
-          <w:p>
-            <w:pPr>
-              <w:spacing w:after="0"/>
-            </w:pPr>
-            <w:r>
-              <w:rPr>
-                <w:rFonts w:ascii="Arial" w:hAnsi="Arial" w:eastAsia="Arial"/>
-                <w:sz w:val="17"/>
-              </w:rPr>
-              <w:t>Hoàn tất</w:t>
-            </w:r>
-          </w:p>
-        </w:tc>
-      </w:tr>
-      <w:tr>
-        <w:tc>
-          <w:tcPr>
-            <w:tcW w:type="dxa" w:w="2268"/>
-            <w:vAlign w:val="center"/>
-            <w:tcMar>
-              <w:top w:w="100" w:type="dxa"/>
-              <w:start w:w="120" w:type="dxa"/>
-              <w:bottom w:w="100" w:type="dxa"/>
-              <w:end w:w="120" w:type="dxa"/>
-            </w:tcMar>
-            <w:shd w:fill="F3F8FA"/>
-          </w:tcPr>
-          <w:p>
-            <w:pPr>
-              <w:spacing w:after="0"/>
-            </w:pPr>
-            <w:r>
-              <w:rPr>
-                <w:rFonts w:ascii="Arial" w:hAnsi="Arial" w:eastAsia="Arial"/>
-                <w:sz w:val="17"/>
-              </w:rPr>
-              <w:t>1.2 Hợp tác Google Docs</w:t>
-            </w:r>
-          </w:p>
-        </w:tc>
-        <w:tc>
-          <w:tcPr>
-            <w:tcW w:type="dxa" w:w="4365"/>
-            <w:vAlign w:val="center"/>
-            <w:tcMar>
-              <w:top w:w="100" w:type="dxa"/>
-              <w:start w:w="120" w:type="dxa"/>
-              <w:bottom w:w="100" w:type="dxa"/>
-              <w:end w:w="120" w:type="dxa"/>
-            </w:tcMar>
-            <w:shd w:fill="F3F8FA"/>
-          </w:tcPr>
-          <w:p>
-            <w:pPr>
-              <w:spacing w:after="0"/>
-            </w:pPr>
-            <w:r>
-              <w:rPr>
-                <w:rFonts w:ascii="Arial" w:hAnsi="Arial" w:eastAsia="Arial"/>
-                <w:sz w:val="17"/>
-              </w:rPr>
-              <w:t>Lab05_Ex1.2.pdf và Lab05_Ex1.2.png</w:t>
-            </w:r>
-          </w:p>
-        </w:tc>
-        <w:tc>
-          <w:tcPr>
-            <w:tcW w:type="dxa" w:w="2891"/>
-            <w:vAlign w:val="center"/>
-            <w:tcMar>
-              <w:top w:w="100" w:type="dxa"/>
-              <w:start w:w="120" w:type="dxa"/>
-              <w:bottom w:w="100" w:type="dxa"/>
-              <w:end w:w="120" w:type="dxa"/>
-            </w:tcMar>
-            <w:shd w:fill="F3F8FA"/>
-          </w:tcPr>
-          <w:p>
-            <w:pPr>
-              <w:spacing w:after="0"/>
-            </w:pPr>
-            <w:r>
-              <w:rPr>
-                <w:rFonts w:ascii="Arial" w:hAnsi="Arial" w:eastAsia="Arial"/>
-                <w:sz w:val="17"/>
-              </w:rPr>
-              <w:t>Đã chuẩn bị; cần cộng tác thật</w:t>
-            </w:r>
-          </w:p>
-        </w:tc>
-      </w:tr>
-      <w:tr>
-        <w:tc>
-          <w:tcPr>
-            <w:tcW w:type="dxa" w:w="2268"/>
-            <w:vAlign w:val="center"/>
-            <w:tcMar>
-              <w:top w:w="100" w:type="dxa"/>
-              <w:start w:w="120" w:type="dxa"/>
-              <w:bottom w:w="100" w:type="dxa"/>
-              <w:end w:w="120" w:type="dxa"/>
-            </w:tcMar>
-          </w:tcPr>
-          <w:p>
-            <w:pPr>
-              <w:spacing w:after="0"/>
-            </w:pPr>
-            <w:r>
-              <w:rPr>
-                <w:rFonts w:ascii="Arial" w:hAnsi="Arial" w:eastAsia="Arial"/>
-                <w:sz w:val="17"/>
-              </w:rPr>
-              <w:t>2.1 Infographic</w:t>
-            </w:r>
-          </w:p>
-        </w:tc>
-        <w:tc>
-          <w:tcPr>
-            <w:tcW w:type="dxa" w:w="4365"/>
-            <w:vAlign w:val="center"/>
-            <w:tcMar>
-              <w:top w:w="100" w:type="dxa"/>
-              <w:start w:w="120" w:type="dxa"/>
-              <w:bottom w:w="100" w:type="dxa"/>
-              <w:end w:w="120" w:type="dxa"/>
-            </w:tcMar>
-          </w:tcPr>
-          <w:p>
-            <w:pPr>
-              <w:spacing w:after="0"/>
-            </w:pPr>
-            <w:r>
-              <w:rPr>
-                <w:rFonts w:ascii="Arial" w:hAnsi="Arial" w:eastAsia="Arial"/>
-                <w:sz w:val="17"/>
-              </w:rPr>
-              <w:t>Lab05_Ex2.1.png</w:t>
-            </w:r>
-          </w:p>
-        </w:tc>
-        <w:tc>
-          <w:tcPr>
-            <w:tcW w:type="dxa" w:w="2891"/>
-            <w:vAlign w:val="center"/>
-            <w:tcMar>
-              <w:top w:w="100" w:type="dxa"/>
-              <w:start w:w="120" w:type="dxa"/>
-              <w:bottom w:w="100" w:type="dxa"/>
-              <w:end w:w="120" w:type="dxa"/>
-            </w:tcMar>
-          </w:tcPr>
-          <w:p>
-            <w:pPr>
-              <w:spacing w:after="0"/>
-            </w:pPr>
-            <w:r>
-              <w:rPr>
-                <w:rFonts w:ascii="Arial" w:hAnsi="Arial" w:eastAsia="Arial"/>
-                <w:sz w:val="17"/>
-              </w:rPr>
-              <w:t>Hoàn tất</w:t>
-            </w:r>
-          </w:p>
-        </w:tc>
-      </w:tr>
-      <w:tr>
-        <w:tc>
-          <w:tcPr>
-            <w:tcW w:type="dxa" w:w="2268"/>
-            <w:vAlign w:val="center"/>
-            <w:tcMar>
-              <w:top w:w="100" w:type="dxa"/>
-              <w:start w:w="120" w:type="dxa"/>
-              <w:bottom w:w="100" w:type="dxa"/>
-              <w:end w:w="120" w:type="dxa"/>
-            </w:tcMar>
-            <w:shd w:fill="F3F8FA"/>
-          </w:tcPr>
-          <w:p>
-            <w:pPr>
-              <w:spacing w:after="0"/>
-            </w:pPr>
-            <w:r>
-              <w:rPr>
-                <w:rFonts w:ascii="Arial" w:hAnsi="Arial" w:eastAsia="Arial"/>
-                <w:sz w:val="17"/>
-              </w:rPr>
-              <w:t>2.2 Video ngắn</w:t>
-            </w:r>
-          </w:p>
-        </w:tc>
-        <w:tc>
-          <w:tcPr>
-            <w:tcW w:type="dxa" w:w="4365"/>
-            <w:vAlign w:val="center"/>
-            <w:tcMar>
-              <w:top w:w="100" w:type="dxa"/>
-              <w:start w:w="120" w:type="dxa"/>
-              <w:bottom w:w="100" w:type="dxa"/>
-              <w:end w:w="120" w:type="dxa"/>
-            </w:tcMar>
-            <w:shd w:fill="F3F8FA"/>
-          </w:tcPr>
-          <w:p>
-            <w:pPr>
-              <w:spacing w:after="0"/>
-            </w:pPr>
-            <w:r>
-              <w:rPr>
-                <w:rFonts w:ascii="Arial" w:hAnsi="Arial" w:eastAsia="Arial"/>
-                <w:sz w:val="17"/>
-              </w:rPr>
-              <w:t>Lab05_Ex2.2.mp4 và liên kết YouTube</w:t>
-            </w:r>
-          </w:p>
-        </w:tc>
-        <w:tc>
-          <w:tcPr>
-            <w:tcW w:type="dxa" w:w="2891"/>
-            <w:vAlign w:val="center"/>
-            <w:tcMar>
-              <w:top w:w="100" w:type="dxa"/>
-              <w:start w:w="120" w:type="dxa"/>
-              <w:bottom w:w="100" w:type="dxa"/>
-              <w:end w:w="120" w:type="dxa"/>
-            </w:tcMar>
-            <w:shd w:fill="F3F8FA"/>
-          </w:tcPr>
-          <w:p>
-            <w:pPr>
-              <w:spacing w:after="0"/>
-            </w:pPr>
-            <w:r>
-              <w:rPr>
-                <w:rFonts w:ascii="Arial" w:hAnsi="Arial" w:eastAsia="Arial"/>
-                <w:sz w:val="17"/>
-              </w:rPr>
-              <w:t>Hoàn tất</w:t>
-            </w:r>
-          </w:p>
-        </w:tc>
-      </w:tr>
-      <w:tr>
-        <w:tc>
-          <w:tcPr>
-            <w:tcW w:type="dxa" w:w="2268"/>
-            <w:vAlign w:val="center"/>
-            <w:tcMar>
-              <w:top w:w="100" w:type="dxa"/>
-              <w:start w:w="120" w:type="dxa"/>
-              <w:bottom w:w="100" w:type="dxa"/>
-              <w:end w:w="120" w:type="dxa"/>
-            </w:tcMar>
-          </w:tcPr>
-          <w:p>
-            <w:pPr>
-              <w:spacing w:after="0"/>
-            </w:pPr>
-            <w:r>
-              <w:rPr>
-                <w:rFonts w:ascii="Arial" w:hAnsi="Arial" w:eastAsia="Arial"/>
-                <w:sz w:val="17"/>
-              </w:rPr>
-              <w:t>3.1 Trang HTML</w:t>
-            </w:r>
-          </w:p>
-        </w:tc>
-        <w:tc>
-          <w:tcPr>
-            <w:tcW w:type="dxa" w:w="4365"/>
-            <w:vAlign w:val="center"/>
-            <w:tcMar>
-              <w:top w:w="100" w:type="dxa"/>
-              <w:start w:w="120" w:type="dxa"/>
-              <w:bottom w:w="100" w:type="dxa"/>
-              <w:end w:w="120" w:type="dxa"/>
-            </w:tcMar>
-          </w:tcPr>
-          <w:p>
-            <w:pPr>
-              <w:spacing w:after="0"/>
-            </w:pPr>
-            <w:r>
-              <w:rPr>
-                <w:rFonts w:ascii="Arial" w:hAnsi="Arial" w:eastAsia="Arial"/>
-                <w:sz w:val="17"/>
-              </w:rPr>
-              <w:t>Lab5_Ex3.1.html</w:t>
-            </w:r>
-          </w:p>
-        </w:tc>
-        <w:tc>
-          <w:tcPr>
-            <w:tcW w:type="dxa" w:w="2891"/>
-            <w:vAlign w:val="center"/>
-            <w:tcMar>
-              <w:top w:w="100" w:type="dxa"/>
-              <w:start w:w="120" w:type="dxa"/>
-              <w:bottom w:w="100" w:type="dxa"/>
-              <w:end w:w="120" w:type="dxa"/>
-            </w:tcMar>
-          </w:tcPr>
-          <w:p>
-            <w:pPr>
-              <w:spacing w:after="0"/>
-            </w:pPr>
-            <w:r>
-              <w:rPr>
-                <w:rFonts w:ascii="Arial" w:hAnsi="Arial" w:eastAsia="Arial"/>
-                <w:sz w:val="17"/>
-              </w:rPr>
-              <w:t>Hoàn tất</w:t>
-            </w:r>
-          </w:p>
-        </w:tc>
-      </w:tr>
-      <w:tr>
-        <w:tc>
-          <w:tcPr>
-            <w:tcW w:type="dxa" w:w="2268"/>
-            <w:vAlign w:val="center"/>
-            <w:tcMar>
-              <w:top w:w="100" w:type="dxa"/>
-              <w:start w:w="120" w:type="dxa"/>
-              <w:bottom w:w="100" w:type="dxa"/>
-              <w:end w:w="120" w:type="dxa"/>
-            </w:tcMar>
-            <w:shd w:fill="F3F8FA"/>
-          </w:tcPr>
-          <w:p>
-            <w:pPr>
-              <w:spacing w:after="0"/>
-            </w:pPr>
-            <w:r>
-              <w:rPr>
-                <w:rFonts w:ascii="Arial" w:hAnsi="Arial" w:eastAsia="Arial"/>
-                <w:sz w:val="17"/>
-              </w:rPr>
-              <w:t>3.2 GitHub</w:t>
-            </w:r>
-          </w:p>
-        </w:tc>
-        <w:tc>
-          <w:tcPr>
-            <w:tcW w:type="dxa" w:w="4365"/>
-            <w:vAlign w:val="center"/>
-            <w:tcMar>
-              <w:top w:w="100" w:type="dxa"/>
-              <w:start w:w="120" w:type="dxa"/>
-              <w:bottom w:w="100" w:type="dxa"/>
-              <w:end w:w="120" w:type="dxa"/>
-            </w:tcMar>
-            <w:shd w:fill="F3F8FA"/>
-          </w:tcPr>
-          <w:p>
-            <w:pPr>
-              <w:spacing w:after="0"/>
-            </w:pPr>
-            <w:r>
-              <w:rPr>
-                <w:rFonts w:ascii="Arial" w:hAnsi="Arial" w:eastAsia="Arial"/>
-                <w:sz w:val="17"/>
-              </w:rPr>
-              <w:t>README.md, LICENSE.md và repository</w:t>
-            </w:r>
-          </w:p>
-        </w:tc>
-        <w:tc>
-          <w:tcPr>
-            <w:tcW w:type="dxa" w:w="2891"/>
-            <w:vAlign w:val="center"/>
-            <w:tcMar>
-              <w:top w:w="100" w:type="dxa"/>
-              <w:start w:w="120" w:type="dxa"/>
-              <w:bottom w:w="100" w:type="dxa"/>
-              <w:end w:w="120" w:type="dxa"/>
-            </w:tcMar>
-            <w:shd w:fill="F3F8FA"/>
-          </w:tcPr>
-          <w:p>
-            <w:pPr>
-              <w:spacing w:after="0"/>
-            </w:pPr>
-            <w:r>
-              <w:rPr>
-                <w:rFonts w:ascii="Arial" w:hAnsi="Arial" w:eastAsia="Arial"/>
-                <w:sz w:val="17"/>
-              </w:rPr>
-              <w:t>Hoàn tất repo riêng</w:t>
-            </w:r>
-          </w:p>
-        </w:tc>
-      </w:tr>
-    </w:tbl>
-    <w:p/>
-    <w:p>
-      <w:pPr>
-        <w:pStyle w:val="Heading2"/>
-      </w:pPr>
-      <w:r>
-        <w:rPr>
-          <w:rFonts w:ascii="Arial" w:hAnsi="Arial" w:eastAsia="Arial"/>
-        </w:rPr>
-        <w:t>Repository nộp sản phẩm</w:t>
-      </w:r>
-    </w:p>
-    <w:p>
-      <w:r>
-        <w:rPr>
-          <w:rFonts w:ascii="Arial" w:hAnsi="Arial" w:eastAsia="Arial"/>
-          <w:b/>
-          <w:color w:val="1769E0"/>
-        </w:rPr>
-        <w:t>https://github.com/mob2605357/CT005_Lab05</w:t>
-      </w:r>
-    </w:p>
-    <w:p>
-      <w:r>
-        <w:rPr>
-          <w:rFonts w:ascii="Arial" w:hAnsi="Arial" w:eastAsia="Arial"/>
-          <w:color w:val="1769E0"/>
-        </w:rPr>
-        <w:t>Video YouTube: https://www.youtube.com/watch?v=dMne5bNr9-w</w:t>
-      </w:r>
-    </w:p>
-    <w:p>
-      <w:r>
-        <w:rPr>
-          <w:rFonts w:ascii="Arial" w:hAnsi="Arial" w:eastAsia="Arial"/>
-        </w:rPr>
-        <w:br w:type="page"/>
-      </w:r>
-    </w:p>
-    <w:p>
-      <w:pPr>
-        <w:spacing w:after="60"/>
-      </w:pPr>
-      <w:r>
-        <w:rPr>
-          <w:rFonts w:ascii="Arial" w:hAnsi="Arial" w:eastAsia="Arial"/>
-          <w:b/>
-          <w:color w:val="1769E0"/>
-          <w:sz w:val="20"/>
-        </w:rPr>
-        <w:t>LAB 05</w:t>
-      </w:r>
-    </w:p>
-    <w:p>
-      <w:pPr>
-        <w:pStyle w:val="Heading1"/>
-        <w:spacing w:after="140"/>
-      </w:pPr>
-      <w:r>
-        <w:rPr>
-          <w:rFonts w:ascii="Arial" w:hAnsi="Arial" w:eastAsia="Arial"/>
-        </w:rPr>
-        <w:t>Văn bản và infographic</w:t>
-      </w:r>
-    </w:p>
-    <w:p>
-      <w:pPr>
-        <w:spacing w:after="240"/>
-      </w:pPr>
-      <w:r>
-        <w:rPr>
-          <w:rFonts w:ascii="Arial" w:hAnsi="Arial" w:eastAsia="Arial"/>
-          <w:color w:val="5A6876"/>
-          <w:sz w:val="22"/>
-        </w:rPr>
-        <w:t>Tài liệu 1 trang sử dụng Times New Roman 12 pt, ảnh Unsplash và ghi chú nguồn. Infographic trình bày năm lợi ích chính theo bảng màu xanh dương và trắng.</w:t>
-      </w:r>
-    </w:p>
-    <w:p>
-      <w:pPr>
         <w:jc w:val="center"/>
       </w:pPr>
       <w:r>
-        <w:rPr>
-          <w:rFonts w:ascii="Arial" w:hAnsi="Arial" w:eastAsia="Arial"/>
-        </w:rPr>
         <w:drawing>
           <wp:inline xmlns:a="http://schemas.openxmlformats.org/drawingml/2006/main" xmlns:pic="http://schemas.openxmlformats.org/drawingml/2006/picture">
-            <wp:extent cx="3851999" cy="5777998"/>
-            <wp:docPr id="9" name="Picture 9"/>
+            <wp:extent cx="1152000" cy="1152000"/>
+            <wp:docPr id="1" name="Picture 1"/>
             <wp:cNvGraphicFramePr>
               <a:graphicFrameLocks noChangeAspect="1"/>
             </wp:cNvGraphicFramePr>
@@ -3230,11 +67,11 @@
               <a:graphicData uri="http://schemas.openxmlformats.org/drawingml/2006/picture">
                 <pic:pic>
                   <pic:nvPicPr>
-                    <pic:cNvPr id="0" name="Lab05_Ex2.1.png"/>
+                    <pic:cNvPr id="0" name="p1-i1.jpeg"/>
                     <pic:cNvPicPr/>
                   </pic:nvPicPr>
                   <pic:blipFill>
-                    <a:blip r:embed="rId18"/>
+                    <a:blip r:embed="rId9"/>
                     <a:stretch>
                       <a:fillRect/>
                     </a:stretch>
@@ -3242,7 +79,7 @@
                   <pic:spPr>
                     <a:xfrm>
                       <a:off x="0" y="0"/>
-                      <a:ext cx="3851999" cy="5777998"/>
+                      <a:ext cx="1152000" cy="1152000"/>
                     </a:xfrm>
                     <a:prstGeom prst="rect"/>
                   </pic:spPr>
@@ -3255,72 +92,298 @@
     </w:p>
     <w:p>
       <w:pPr>
-        <w:spacing w:before="80" w:after="160"/>
+        <w:spacing w:before="120" w:after="20" w:line="288" w:lineRule="auto"/>
         <w:jc w:val="center"/>
       </w:pPr>
       <w:r>
         <w:rPr>
-          <w:rFonts w:ascii="Arial" w:hAnsi="Arial" w:eastAsia="Arial"/>
-          <w:i/>
-          <w:color w:val="5A6876"/>
-          <w:sz w:val="17"/>
+          <w:rFonts w:ascii="Times New Roman" w:hAnsi="Times New Roman" w:eastAsia="Times New Roman"/>
+          <w:b/>
+          <w:i w:val="0"/>
+          <w:color w:val="000000"/>
+          <w:sz w:val="32"/>
         </w:rPr>
-        <w:t>Hình 5.1  Infographic Lợi ích của công nghệ số trong học tập</w:t>
+        <w:t>BÁO CÁO HỌC PHẦN CT005</w:t>
       </w:r>
     </w:p>
     <w:p>
+      <w:pPr>
+        <w:spacing w:before="0" w:after="200" w:line="288" w:lineRule="auto"/>
+        <w:jc w:val="center"/>
+      </w:pPr>
       <w:r>
         <w:rPr>
-          <w:rFonts w:ascii="Arial" w:hAnsi="Arial" w:eastAsia="Arial"/>
+          <w:rFonts w:ascii="Times New Roman" w:hAnsi="Times New Roman" w:eastAsia="Times New Roman"/>
+          <w:b/>
+          <w:i w:val="0"/>
+          <w:color w:val="000000"/>
+          <w:sz w:val="32"/>
         </w:rPr>
-        <w:t>Nội dung infographic gồm khả năng học mọi lúc mọi nơi, kết nối và hợp tác, cá nhân hóa, sáng tạo nội dung và quản lý công việc. Phần cuối nhắc người học kiểm chứng thông tin, ghi nguồn, bảo vệ dữ liệu và tôn trọng bản quyền.</w:t>
+        <w:t>NỀN TẢNG CÔNG NGHỆ SỐ</w:t>
       </w:r>
     </w:p>
     <w:p>
+      <w:pPr>
+        <w:spacing w:before="0" w:after="40" w:line="288" w:lineRule="auto"/>
+        <w:jc w:val="center"/>
+      </w:pPr>
       <w:r>
         <w:rPr>
-          <w:rFonts w:ascii="Arial" w:hAnsi="Arial" w:eastAsia="Arial"/>
+          <w:rFonts w:ascii="Times New Roman" w:hAnsi="Times New Roman" w:eastAsia="Times New Roman"/>
+          <w:b/>
+          <w:i w:val="0"/>
+          <w:color w:val="000000"/>
+          <w:sz w:val="30"/>
         </w:rPr>
-        <w:br w:type="page"/>
+        <w:t>Báo cáo thực hành</w:t>
+      </w:r>
+    </w:p>
+    <w:p>
+      <w:pPr>
+        <w:spacing w:before="0" w:after="240" w:line="288" w:lineRule="auto"/>
+        <w:jc w:val="center"/>
+      </w:pPr>
+      <w:r>
+        <w:rPr>
+          <w:rFonts w:ascii="Times New Roman" w:hAnsi="Times New Roman" w:eastAsia="Times New Roman"/>
+          <w:b/>
+          <w:i w:val="0"/>
+          <w:color w:val="000000"/>
+          <w:sz w:val="34"/>
+        </w:rPr>
+        <w:t>TIN HỌC VĂN PHÒNG/KỸ NĂNG SỐ</w:t>
+      </w:r>
+    </w:p>
+    <w:p>
+      <w:pPr>
+        <w:spacing w:before="0" w:after="40" w:line="288" w:lineRule="auto"/>
+        <w:jc w:val="center"/>
+      </w:pPr>
+      <w:r>
+        <w:rPr>
+          <w:rFonts w:ascii="Times New Roman" w:hAnsi="Times New Roman" w:eastAsia="Times New Roman"/>
+          <w:b w:val="0"/>
+          <w:i w:val="0"/>
+          <w:color w:val="000000"/>
+          <w:sz w:val="26"/>
+        </w:rPr>
+        <w:t>Sinh viên thực hiện: Trần Ngọc Mơ</w:t>
+      </w:r>
+    </w:p>
+    <w:p>
+      <w:pPr>
+        <w:spacing w:before="0" w:after="40" w:line="288" w:lineRule="auto"/>
+        <w:jc w:val="center"/>
+      </w:pPr>
+      <w:r>
+        <w:rPr>
+          <w:rFonts w:ascii="Times New Roman" w:hAnsi="Times New Roman" w:eastAsia="Times New Roman"/>
+          <w:b w:val="0"/>
+          <w:i w:val="0"/>
+          <w:color w:val="000000"/>
+          <w:sz w:val="26"/>
+        </w:rPr>
+        <w:t>MSSV: B2605357    Lớp: 26D1A2    Khóa: K52</w:t>
+      </w:r>
+    </w:p>
+    <w:p>
+      <w:pPr>
+        <w:spacing w:before="0" w:after="40" w:line="288" w:lineRule="auto"/>
+        <w:jc w:val="center"/>
+      </w:pPr>
+      <w:r>
+        <w:rPr>
+          <w:rFonts w:ascii="Times New Roman" w:hAnsi="Times New Roman" w:eastAsia="Times New Roman"/>
+          <w:b w:val="0"/>
+          <w:i w:val="0"/>
+          <w:color w:val="000000"/>
+          <w:sz w:val="26"/>
+        </w:rPr>
+        <w:t>Ngành: Truyền thông đa phương tiện</w:t>
+      </w:r>
+    </w:p>
+    <w:p>
+      <w:pPr>
+        <w:spacing w:before="300" w:after="0" w:line="288" w:lineRule="auto"/>
+        <w:jc w:val="center"/>
+      </w:pPr>
+      <w:r>
+        <w:rPr>
+          <w:rFonts w:ascii="Times New Roman" w:hAnsi="Times New Roman" w:eastAsia="Times New Roman"/>
+          <w:b/>
+          <w:i w:val="0"/>
+          <w:color w:val="000000"/>
+          <w:sz w:val="26"/>
+        </w:rPr>
+        <w:t>Cần Thơ, 10/2026</w:t>
+      </w:r>
+    </w:p>
+    <w:p>
+      <w:pPr>
+        <w:sectPr>
+          <w:pgSz w:w="11906" w:h="16838"/>
+          <w:pgMar w:top="1701" w:right="1134" w:bottom="1701" w:left="1984" w:header="567" w:footer="567" w:gutter="0"/>
+          <w:cols w:space="720"/>
+          <w:docGrid w:linePitch="360"/>
+          <w:pgBorders w:offsetFrom="page">
+            <w:top w:val="single" w:sz="12" w:space="24" w:color="000000"/>
+            <w:left w:val="single" w:sz="12" w:space="24" w:color="000000"/>
+            <w:bottom w:val="single" w:sz="12" w:space="24" w:color="000000"/>
+            <w:right w:val="single" w:sz="12" w:space="24" w:color="000000"/>
+          </w:pgBorders>
+        </w:sectPr>
+      </w:pPr>
+    </w:p>
+    <w:p>
+      <w:pPr>
+        <w:spacing w:before="0" w:after="20" w:line="288" w:lineRule="auto"/>
+        <w:jc w:val="center"/>
+      </w:pPr>
+      <w:r>
+        <w:rPr>
+          <w:rFonts w:ascii="Times New Roman" w:hAnsi="Times New Roman" w:eastAsia="Times New Roman"/>
+          <w:b/>
+          <w:i w:val="0"/>
+          <w:color w:val="000000"/>
+          <w:sz w:val="26"/>
+        </w:rPr>
+        <w:t>BỘ GIÁO DỤC VÀ ĐÀO TẠO</w:t>
+      </w:r>
+    </w:p>
+    <w:p>
+      <w:pPr>
+        <w:spacing w:before="0" w:after="20" w:line="288" w:lineRule="auto"/>
+        <w:jc w:val="center"/>
+      </w:pPr>
+      <w:r>
+        <w:rPr>
+          <w:rFonts w:ascii="Times New Roman" w:hAnsi="Times New Roman" w:eastAsia="Times New Roman"/>
+          <w:b/>
+          <w:i w:val="0"/>
+          <w:color w:val="000000"/>
+          <w:sz w:val="26"/>
+        </w:rPr>
+        <w:t>ĐẠI HỌC CẦN THƠ</w:t>
+      </w:r>
+    </w:p>
+    <w:p>
+      <w:pPr>
+        <w:spacing w:before="0" w:after="140" w:line="288" w:lineRule="auto"/>
+        <w:jc w:val="center"/>
+      </w:pPr>
+      <w:r>
+        <w:rPr>
+          <w:rFonts w:ascii="Times New Roman" w:hAnsi="Times New Roman" w:eastAsia="Times New Roman"/>
+          <w:b/>
+          <w:i w:val="0"/>
+          <w:color w:val="000000"/>
+          <w:sz w:val="26"/>
+        </w:rPr>
+        <w:t>KHOA CÔNG NGHỆ THÔNG TIN</w:t>
       </w:r>
     </w:p>
     <w:p>
       <w:pPr>
         <w:spacing w:after="60"/>
+        <w:jc w:val="center"/>
       </w:pPr>
       <w:r>
-        <w:rPr>
-          <w:rFonts w:ascii="Arial" w:hAnsi="Arial" w:eastAsia="Arial"/>
-          <w:b/>
-          <w:color w:val="1769E0"/>
-          <w:sz w:val="20"/>
-        </w:rPr>
-        <w:t>LAB 05</w:t>
+        <w:drawing>
+          <wp:inline xmlns:a="http://schemas.openxmlformats.org/drawingml/2006/main" xmlns:pic="http://schemas.openxmlformats.org/drawingml/2006/picture">
+            <wp:extent cx="1152000" cy="1152000"/>
+            <wp:docPr id="2" name="Picture 2"/>
+            <wp:cNvGraphicFramePr>
+              <a:graphicFrameLocks noChangeAspect="1"/>
+            </wp:cNvGraphicFramePr>
+            <a:graphic>
+              <a:graphicData uri="http://schemas.openxmlformats.org/drawingml/2006/picture">
+                <pic:pic>
+                  <pic:nvPicPr>
+                    <pic:cNvPr id="0" name="p1-i1.jpeg"/>
+                    <pic:cNvPicPr/>
+                  </pic:nvPicPr>
+                  <pic:blipFill>
+                    <a:blip r:embed="rId9"/>
+                    <a:stretch>
+                      <a:fillRect/>
+                    </a:stretch>
+                  </pic:blipFill>
+                  <pic:spPr>
+                    <a:xfrm>
+                      <a:off x="0" y="0"/>
+                      <a:ext cx="1152000" cy="1152000"/>
+                    </a:xfrm>
+                    <a:prstGeom prst="rect"/>
+                  </pic:spPr>
+                </pic:pic>
+              </a:graphicData>
+            </a:graphic>
+          </wp:inline>
+        </w:drawing>
       </w:r>
     </w:p>
     <w:p>
       <w:pPr>
-        <w:pStyle w:val="Heading1"/>
-        <w:spacing w:after="140"/>
+        <w:spacing w:before="120" w:after="20" w:line="288" w:lineRule="auto"/>
+        <w:jc w:val="center"/>
       </w:pPr>
       <w:r>
         <w:rPr>
-          <w:rFonts w:ascii="Arial" w:hAnsi="Arial" w:eastAsia="Arial"/>
+          <w:rFonts w:ascii="Times New Roman" w:hAnsi="Times New Roman" w:eastAsia="Times New Roman"/>
+          <w:b/>
+          <w:i w:val="0"/>
+          <w:color w:val="000000"/>
+          <w:sz w:val="32"/>
         </w:rPr>
-        <w:t>Video website và quản lý phiên bản</w:t>
+        <w:t>BÁO CÁO HỌC PHẦN CT005</w:t>
       </w:r>
     </w:p>
     <w:p>
       <w:pPr>
-        <w:spacing w:after="240"/>
+        <w:spacing w:before="0" w:after="200" w:line="288" w:lineRule="auto"/>
+        <w:jc w:val="center"/>
       </w:pPr>
       <w:r>
         <w:rPr>
-          <w:rFonts w:ascii="Arial" w:hAnsi="Arial" w:eastAsia="Arial"/>
-          <w:color w:val="5A6876"/>
-          <w:sz w:val="22"/>
+          <w:rFonts w:ascii="Times New Roman" w:hAnsi="Times New Roman" w:eastAsia="Times New Roman"/>
+          <w:b/>
+          <w:i w:val="0"/>
+          <w:color w:val="000000"/>
+          <w:sz w:val="32"/>
         </w:rPr>
-        <w:t>Video dài khoảng 30 giây dùng cảnh quay Pexels và nhạc CC0 từ Freesound. Trang HTML giới thiệu sinh viên và liên kết các sản phẩm.</w:t>
+        <w:t>NỀN TẢNG CÔNG NGHỆ SỐ</w:t>
+      </w:r>
+    </w:p>
+    <w:p>
+      <w:pPr>
+        <w:spacing w:before="0" w:after="40" w:line="288" w:lineRule="auto"/>
+        <w:jc w:val="center"/>
+      </w:pPr>
+      <w:r>
+        <w:rPr>
+          <w:rFonts w:ascii="Times New Roman" w:hAnsi="Times New Roman" w:eastAsia="Times New Roman"/>
+          <w:b/>
+          <w:i w:val="0"/>
+          <w:color w:val="000000"/>
+          <w:sz w:val="30"/>
+        </w:rPr>
+        <w:t>Báo cáo thực hành</w:t>
+      </w:r>
+    </w:p>
+    <w:p>
+      <w:pPr>
+        <w:spacing w:before="0" w:after="240" w:line="288" w:lineRule="auto"/>
+        <w:jc w:val="center"/>
+      </w:pPr>
+      <w:r>
+        <w:rPr>
+          <w:rFonts w:ascii="Times New Roman" w:hAnsi="Times New Roman" w:eastAsia="Times New Roman"/>
+          <w:b/>
+          <w:i w:val="0"/>
+          <w:color w:val="000000"/>
+          <w:sz w:val="34"/>
+        </w:rPr>
+        <w:t>TIN HỌC VĂN PHÒNG/KỸ NĂNG SỐ</w:t>
       </w:r>
     </w:p>
     <w:tbl>
@@ -3329,99 +392,696 @@
         <w:jc w:val="center"/>
         <w:tblLayout w:type="fixed"/>
         <w:tblLook w:firstColumn="1" w:firstRow="1" w:lastColumn="0" w:lastRow="0" w:noHBand="0" w:noVBand="1" w:val="04A0"/>
-        <w:tblBorders>
-          <w:top w:val="single" w:sz="6" w:color="D9E1E7"/>
-          <w:left w:val="single" w:sz="6" w:color="D9E1E7"/>
-          <w:bottom w:val="single" w:sz="6" w:color="D9E1E7"/>
-          <w:right w:val="single" w:sz="6" w:color="D9E1E7"/>
-          <w:insideH w:val="single" w:sz="6" w:color="D9E1E7"/>
-          <w:insideV w:val="single" w:sz="6" w:color="D9E1E7"/>
-        </w:tblBorders>
       </w:tblPr>
       <w:tblGrid>
-        <w:gridCol w:w="3289"/>
-        <w:gridCol w:w="3289"/>
-        <w:gridCol w:w="3289"/>
+        <w:gridCol w:w="3628"/>
+        <w:gridCol w:w="3628"/>
       </w:tblGrid>
       <w:tr>
         <w:tc>
           <w:tcPr>
-            <w:tcW w:type="dxa" w:w="1928"/>
-            <w:vAlign w:val="center"/>
-            <w:shd w:fill="0B2A4A"/>
-            <w:tcMar>
-              <w:top w:w="100" w:type="dxa"/>
-              <w:start w:w="120" w:type="dxa"/>
-              <w:bottom w:w="100" w:type="dxa"/>
-              <w:end w:w="120" w:type="dxa"/>
-            </w:tcMar>
+            <w:tcW w:type="dxa" w:w="4394"/>
+            <w:vAlign w:val="top"/>
+            <w:tcBorders>
+              <w:top w:val="single" w:sz="0" w:color="FFFFFF"/>
+              <w:left w:val="single" w:sz="0" w:color="FFFFFF"/>
+              <w:bottom w:val="single" w:sz="0" w:color="FFFFFF"/>
+              <w:right w:val="single" w:sz="0" w:color="FFFFFF"/>
+              <w:insideH w:val="single" w:sz="0" w:color="FFFFFF"/>
+              <w:insideV w:val="single" w:sz="0" w:color="FFFFFF"/>
+            </w:tcBorders>
           </w:tcPr>
           <w:p>
             <w:pPr>
-              <w:jc w:val="center"/>
+              <w:spacing w:after="20"/>
             </w:pPr>
             <w:r>
               <w:rPr>
-                <w:rFonts w:ascii="Arial" w:hAnsi="Arial" w:eastAsia="Arial"/>
+                <w:rFonts w:ascii="Times New Roman" w:hAnsi="Times New Roman" w:eastAsia="Times New Roman"/>
                 <w:b/>
-                <w:color w:val="FFFFFF"/>
-                <w:sz w:val="18"/>
+                <w:sz w:val="26"/>
               </w:rPr>
-              <w:t>Nguồn</w:t>
+              <w:t>GVGD:</w:t>
+            </w:r>
+          </w:p>
+          <w:p>
+            <w:pPr>
+              <w:spacing w:after="20"/>
+            </w:pPr>
+            <w:r>
+              <w:rPr>
+                <w:rFonts w:ascii="Times New Roman" w:hAnsi="Times New Roman" w:eastAsia="Times New Roman"/>
+                <w:b w:val="0"/>
+                <w:sz w:val="26"/>
+              </w:rPr>
+              <w:t>Thầy Bùi Võ Quốc Bảo</w:t>
             </w:r>
           </w:p>
         </w:tc>
         <w:tc>
           <w:tcPr>
-            <w:tcW w:type="dxa" w:w="3231"/>
-            <w:vAlign w:val="center"/>
-            <w:shd w:fill="0B2A4A"/>
-            <w:tcMar>
-              <w:top w:w="100" w:type="dxa"/>
-              <w:start w:w="120" w:type="dxa"/>
-              <w:bottom w:w="100" w:type="dxa"/>
-              <w:end w:w="120" w:type="dxa"/>
-            </w:tcMar>
+            <w:tcW w:type="dxa" w:w="4394"/>
+            <w:vAlign w:val="top"/>
+            <w:tcBorders>
+              <w:top w:val="single" w:sz="0" w:color="FFFFFF"/>
+              <w:left w:val="single" w:sz="0" w:color="FFFFFF"/>
+              <w:bottom w:val="single" w:sz="0" w:color="FFFFFF"/>
+              <w:right w:val="single" w:sz="0" w:color="FFFFFF"/>
+              <w:insideH w:val="single" w:sz="0" w:color="FFFFFF"/>
+              <w:insideV w:val="single" w:sz="0" w:color="FFFFFF"/>
+            </w:tcBorders>
           </w:tcPr>
           <w:p>
             <w:pPr>
-              <w:jc w:val="center"/>
+              <w:spacing w:after="20"/>
             </w:pPr>
             <w:r>
               <w:rPr>
-                <w:rFonts w:ascii="Arial" w:hAnsi="Arial" w:eastAsia="Arial"/>
+                <w:rFonts w:ascii="Times New Roman" w:hAnsi="Times New Roman" w:eastAsia="Times New Roman"/>
                 <w:b/>
-                <w:color w:val="FFFFFF"/>
-                <w:sz w:val="18"/>
+                <w:sz w:val="26"/>
               </w:rPr>
-              <w:t>Tác giả hoặc nhà cung cấp</w:t>
+              <w:t>Sinh viên thực hiện:</w:t>
+            </w:r>
+          </w:p>
+          <w:p>
+            <w:pPr>
+              <w:spacing w:after="20"/>
+            </w:pPr>
+            <w:r>
+              <w:rPr>
+                <w:rFonts w:ascii="Times New Roman" w:hAnsi="Times New Roman" w:eastAsia="Times New Roman"/>
+                <w:b w:val="0"/>
+                <w:sz w:val="26"/>
+              </w:rPr>
+              <w:t>Trần Ngọc Mơ</w:t>
+            </w:r>
+          </w:p>
+          <w:p>
+            <w:pPr>
+              <w:spacing w:after="20"/>
+            </w:pPr>
+            <w:r>
+              <w:rPr>
+                <w:rFonts w:ascii="Times New Roman" w:hAnsi="Times New Roman" w:eastAsia="Times New Roman"/>
+                <w:b w:val="0"/>
+                <w:sz w:val="26"/>
+              </w:rPr>
+              <w:t>MSSV: B2605357</w:t>
+            </w:r>
+          </w:p>
+          <w:p>
+            <w:pPr>
+              <w:spacing w:after="20"/>
+            </w:pPr>
+            <w:r>
+              <w:rPr>
+                <w:rFonts w:ascii="Times New Roman" w:hAnsi="Times New Roman" w:eastAsia="Times New Roman"/>
+                <w:b w:val="0"/>
+                <w:sz w:val="26"/>
+              </w:rPr>
+              <w:t>Lớp: 26D1A2 - Khóa K52</w:t>
+            </w:r>
+          </w:p>
+        </w:tc>
+      </w:tr>
+    </w:tbl>
+    <w:p>
+      <w:pPr>
+        <w:spacing w:before="300" w:after="0" w:line="288" w:lineRule="auto"/>
+        <w:jc w:val="center"/>
+      </w:pPr>
+      <w:r>
+        <w:rPr>
+          <w:rFonts w:ascii="Times New Roman" w:hAnsi="Times New Roman" w:eastAsia="Times New Roman"/>
+          <w:b/>
+          <w:i w:val="0"/>
+          <w:color w:val="000000"/>
+          <w:sz w:val="26"/>
+        </w:rPr>
+        <w:t>Cần Thơ, 10/2026</w:t>
+      </w:r>
+    </w:p>
+    <w:p>
+      <w:pPr>
+        <w:sectPr>
+          <w:pgSz w:w="11906" w:h="16838"/>
+          <w:pgMar w:top="1701" w:right="1134" w:bottom="1701" w:left="1984" w:header="567" w:footer="567" w:gutter="0"/>
+          <w:cols w:space="720"/>
+          <w:docGrid w:linePitch="360"/>
+          <w:pgBorders w:offsetFrom="page">
+            <w:top w:val="single" w:sz="12" w:space="24" w:color="000000"/>
+            <w:left w:val="single" w:sz="12" w:space="24" w:color="000000"/>
+            <w:bottom w:val="single" w:sz="12" w:space="24" w:color="000000"/>
+            <w:right w:val="single" w:sz="12" w:space="24" w:color="000000"/>
+          </w:pgBorders>
+        </w:sectPr>
+      </w:pPr>
+    </w:p>
+    <w:p>
+      <w:pPr>
+        <w:spacing w:before="40" w:after="120" w:line="288" w:lineRule="auto"/>
+        <w:jc w:val="left"/>
+      </w:pPr>
+      <w:r>
+        <w:rPr>
+          <w:rFonts w:ascii="Times New Roman" w:hAnsi="Times New Roman" w:eastAsia="Times New Roman"/>
+          <w:b/>
+          <w:i w:val="0"/>
+          <w:color w:val="000000"/>
+          <w:sz w:val="28"/>
+        </w:rPr>
+        <w:t>ĐỊNH DẠNG BÁO CÁO</w:t>
+      </w:r>
+    </w:p>
+    <w:p>
+      <w:pPr>
+        <w:spacing w:before="0" w:after="80" w:line="288" w:lineRule="auto"/>
+        <w:jc w:val="both"/>
+      </w:pPr>
+      <w:r>
+        <w:rPr>
+          <w:rFonts w:ascii="Times New Roman" w:hAnsi="Times New Roman" w:eastAsia="Times New Roman"/>
+          <w:b w:val="0"/>
+          <w:i w:val="0"/>
+          <w:color w:val="000000"/>
+          <w:sz w:val="26"/>
+        </w:rPr>
+        <w:t>Khổ giấy A4; lề trên và dưới 3 cm; lề trái 3,5 cm; lề phải 2 cm. Nội dung sử dụng phông Times New Roman, cỡ 13, giãn dòng 1,2.</w:t>
+      </w:r>
+    </w:p>
+    <w:p>
+      <w:pPr>
+        <w:spacing w:before="40" w:after="120" w:line="288" w:lineRule="auto"/>
+        <w:jc w:val="left"/>
+      </w:pPr>
+      <w:r>
+        <w:rPr>
+          <w:rFonts w:ascii="Times New Roman" w:hAnsi="Times New Roman" w:eastAsia="Times New Roman"/>
+          <w:b/>
+          <w:i w:val="0"/>
+          <w:color w:val="000000"/>
+          <w:sz w:val="28"/>
+        </w:rPr>
+        <w:t>LAB 01: TÌM HIỂU HỆ THỐNG MÁY TÍNH</w:t>
+      </w:r>
+    </w:p>
+    <w:p>
+      <w:pPr>
+        <w:spacing w:before="0" w:after="80" w:line="288" w:lineRule="auto"/>
+        <w:jc w:val="left"/>
+      </w:pPr>
+      <w:r>
+        <w:rPr>
+          <w:rFonts w:ascii="Times New Roman" w:hAnsi="Times New Roman" w:eastAsia="Times New Roman"/>
+          <w:b/>
+          <w:i w:val="0"/>
+          <w:color w:val="000000"/>
+          <w:sz w:val="26"/>
+        </w:rPr>
+        <w:t>1. Thông tin tổng quan</w:t>
+      </w:r>
+    </w:p>
+    <w:p>
+      <w:pPr>
+        <w:spacing w:before="0" w:after="80" w:line="288" w:lineRule="auto"/>
+        <w:jc w:val="both"/>
+      </w:pPr>
+      <w:r>
+        <w:rPr>
+          <w:rFonts w:ascii="Times New Roman" w:hAnsi="Times New Roman" w:eastAsia="Times New Roman"/>
+          <w:b w:val="0"/>
+          <w:i w:val="0"/>
+          <w:color w:val="000000"/>
+          <w:sz w:val="26"/>
+        </w:rPr>
+        <w:t>Máy tính sử dụng bộ xử lý Intel Core i3-6006U 2.00 GHz, 2 nhân; RAM 4 GB DDR4 2133 MHz; đồ họa Intel HD Graphics 520. Dung lượng lưu trữ 342 GB, đã sử dụng 17,8 GB và còn trống 324 GB.</w:t>
+      </w:r>
+    </w:p>
+    <w:p>
+      <w:pPr>
+        <w:spacing w:before="0" w:after="80" w:line="288" w:lineRule="auto"/>
+        <w:jc w:val="both"/>
+      </w:pPr>
+      <w:r>
+        <w:rPr>
+          <w:rFonts w:ascii="Times New Roman" w:hAnsi="Times New Roman" w:eastAsia="Times New Roman"/>
+          <w:b w:val="0"/>
+          <w:i w:val="0"/>
+          <w:color w:val="000000"/>
+          <w:sz w:val="26"/>
+        </w:rPr>
+        <w:t>Các thông số được kiểm tra bằng công cụ hệ thống của Windows và được lưu lại dưới dạng ảnh minh chứng.</w:t>
+      </w:r>
+    </w:p>
+    <w:p>
+      <w:r>
+        <w:br w:type="page"/>
+      </w:r>
+    </w:p>
+    <w:p>
+      <w:pPr>
+        <w:spacing w:before="40" w:after="120" w:line="288" w:lineRule="auto"/>
+        <w:jc w:val="left"/>
+      </w:pPr>
+      <w:r>
+        <w:rPr>
+          <w:rFonts w:ascii="Times New Roman" w:hAnsi="Times New Roman" w:eastAsia="Times New Roman"/>
+          <w:b/>
+          <w:i w:val="0"/>
+          <w:color w:val="000000"/>
+          <w:sz w:val="28"/>
+        </w:rPr>
+        <w:t>LAB 01: THÔNG TIN CPU VÀ BỘ NHỚ</w:t>
+      </w:r>
+    </w:p>
+    <w:p>
+      <w:pPr>
+        <w:spacing w:after="60"/>
+        <w:jc w:val="center"/>
+      </w:pPr>
+      <w:r>
+        <w:drawing>
+          <wp:inline xmlns:a="http://schemas.openxmlformats.org/drawingml/2006/main" xmlns:pic="http://schemas.openxmlformats.org/drawingml/2006/picture">
+            <wp:extent cx="5184000" cy="2914577"/>
+            <wp:docPr id="3" name="Picture 3"/>
+            <wp:cNvGraphicFramePr>
+              <a:graphicFrameLocks noChangeAspect="1"/>
+            </wp:cNvGraphicFramePr>
+            <a:graphic>
+              <a:graphicData uri="http://schemas.openxmlformats.org/drawingml/2006/picture">
+                <pic:pic>
+                  <pic:nvPicPr>
+                    <pic:cNvPr id="0" name="lab1-1.png"/>
+                    <pic:cNvPicPr/>
+                  </pic:nvPicPr>
+                  <pic:blipFill>
+                    <a:blip r:embed="rId10"/>
+                    <a:stretch>
+                      <a:fillRect/>
+                    </a:stretch>
+                  </pic:blipFill>
+                  <pic:spPr>
+                    <a:xfrm>
+                      <a:off x="0" y="0"/>
+                      <a:ext cx="5184000" cy="2914577"/>
+                    </a:xfrm>
+                    <a:prstGeom prst="rect"/>
+                  </pic:spPr>
+                </pic:pic>
+              </a:graphicData>
+            </a:graphic>
+          </wp:inline>
+        </w:drawing>
+      </w:r>
+    </w:p>
+    <w:p>
+      <w:pPr>
+        <w:spacing w:before="0" w:after="100" w:line="288" w:lineRule="auto"/>
+        <w:jc w:val="center"/>
+      </w:pPr>
+      <w:r>
+        <w:rPr>
+          <w:rFonts w:ascii="Times New Roman" w:hAnsi="Times New Roman" w:eastAsia="Times New Roman"/>
+          <w:b w:val="0"/>
+          <w:i/>
+          <w:color w:val="000000"/>
+          <w:sz w:val="22"/>
+        </w:rPr>
+        <w:t>Hình 1.1. Thông tin hệ thống máy tính</w:t>
+      </w:r>
+    </w:p>
+    <w:p>
+      <w:pPr>
+        <w:spacing w:after="60"/>
+        <w:jc w:val="center"/>
+      </w:pPr>
+      <w:r>
+        <w:drawing>
+          <wp:inline xmlns:a="http://schemas.openxmlformats.org/drawingml/2006/main" xmlns:pic="http://schemas.openxmlformats.org/drawingml/2006/picture">
+            <wp:extent cx="5184000" cy="2914577"/>
+            <wp:docPr id="4" name="Picture 4"/>
+            <wp:cNvGraphicFramePr>
+              <a:graphicFrameLocks noChangeAspect="1"/>
+            </wp:cNvGraphicFramePr>
+            <a:graphic>
+              <a:graphicData uri="http://schemas.openxmlformats.org/drawingml/2006/picture">
+                <pic:pic>
+                  <pic:nvPicPr>
+                    <pic:cNvPr id="0" name="lab1-2.png"/>
+                    <pic:cNvPicPr/>
+                  </pic:nvPicPr>
+                  <pic:blipFill>
+                    <a:blip r:embed="rId11"/>
+                    <a:stretch>
+                      <a:fillRect/>
+                    </a:stretch>
+                  </pic:blipFill>
+                  <pic:spPr>
+                    <a:xfrm>
+                      <a:off x="0" y="0"/>
+                      <a:ext cx="5184000" cy="2914577"/>
+                    </a:xfrm>
+                    <a:prstGeom prst="rect"/>
+                  </pic:spPr>
+                </pic:pic>
+              </a:graphicData>
+            </a:graphic>
+          </wp:inline>
+        </w:drawing>
+      </w:r>
+    </w:p>
+    <w:p>
+      <w:pPr>
+        <w:spacing w:before="0" w:after="100" w:line="288" w:lineRule="auto"/>
+        <w:jc w:val="center"/>
+      </w:pPr>
+      <w:r>
+        <w:rPr>
+          <w:rFonts w:ascii="Times New Roman" w:hAnsi="Times New Roman" w:eastAsia="Times New Roman"/>
+          <w:b w:val="0"/>
+          <w:i/>
+          <w:color w:val="000000"/>
+          <w:sz w:val="22"/>
+        </w:rPr>
+        <w:t>Hình 1.2. Thông tin phần cứng và bộ nhớ</w:t>
+      </w:r>
+    </w:p>
+    <w:p>
+      <w:r>
+        <w:br w:type="page"/>
+      </w:r>
+    </w:p>
+    <w:p>
+      <w:pPr>
+        <w:spacing w:before="40" w:after="120" w:line="288" w:lineRule="auto"/>
+        <w:jc w:val="left"/>
+      </w:pPr>
+      <w:r>
+        <w:rPr>
+          <w:rFonts w:ascii="Times New Roman" w:hAnsi="Times New Roman" w:eastAsia="Times New Roman"/>
+          <w:b/>
+          <w:i w:val="0"/>
+          <w:color w:val="000000"/>
+          <w:sz w:val="28"/>
+        </w:rPr>
+        <w:t>LAB 01: Ổ ĐĨA VÀ CARD ĐỒ HỌA</w:t>
+      </w:r>
+    </w:p>
+    <w:p>
+      <w:pPr>
+        <w:spacing w:after="60"/>
+        <w:jc w:val="center"/>
+      </w:pPr>
+      <w:r>
+        <w:drawing>
+          <wp:inline xmlns:a="http://schemas.openxmlformats.org/drawingml/2006/main" xmlns:pic="http://schemas.openxmlformats.org/drawingml/2006/picture">
+            <wp:extent cx="5184000" cy="2914577"/>
+            <wp:docPr id="5" name="Picture 5"/>
+            <wp:cNvGraphicFramePr>
+              <a:graphicFrameLocks noChangeAspect="1"/>
+            </wp:cNvGraphicFramePr>
+            <a:graphic>
+              <a:graphicData uri="http://schemas.openxmlformats.org/drawingml/2006/picture">
+                <pic:pic>
+                  <pic:nvPicPr>
+                    <pic:cNvPr id="0" name="lab1-3.png"/>
+                    <pic:cNvPicPr/>
+                  </pic:nvPicPr>
+                  <pic:blipFill>
+                    <a:blip r:embed="rId12"/>
+                    <a:stretch>
+                      <a:fillRect/>
+                    </a:stretch>
+                  </pic:blipFill>
+                  <pic:spPr>
+                    <a:xfrm>
+                      <a:off x="0" y="0"/>
+                      <a:ext cx="5184000" cy="2914577"/>
+                    </a:xfrm>
+                    <a:prstGeom prst="rect"/>
+                  </pic:spPr>
+                </pic:pic>
+              </a:graphicData>
+            </a:graphic>
+          </wp:inline>
+        </w:drawing>
+      </w:r>
+    </w:p>
+    <w:p>
+      <w:pPr>
+        <w:spacing w:before="0" w:after="100" w:line="288" w:lineRule="auto"/>
+        <w:jc w:val="center"/>
+      </w:pPr>
+      <w:r>
+        <w:rPr>
+          <w:rFonts w:ascii="Times New Roman" w:hAnsi="Times New Roman" w:eastAsia="Times New Roman"/>
+          <w:b w:val="0"/>
+          <w:i/>
+          <w:color w:val="000000"/>
+          <w:sz w:val="22"/>
+        </w:rPr>
+        <w:t>Hình 1.3. Thông tin ổ đĩa và thiết bị đồ họa</w:t>
+      </w:r>
+    </w:p>
+    <w:p>
+      <w:pPr>
+        <w:spacing w:before="0" w:after="80" w:line="288" w:lineRule="auto"/>
+        <w:jc w:val="both"/>
+      </w:pPr>
+      <w:r>
+        <w:rPr>
+          <w:rFonts w:ascii="Times New Roman" w:hAnsi="Times New Roman" w:eastAsia="Times New Roman"/>
+          <w:b w:val="0"/>
+          <w:i w:val="0"/>
+          <w:color w:val="000000"/>
+          <w:sz w:val="26"/>
+        </w:rPr>
+        <w:t>Nhận xét: cấu hình đáp ứng các tác vụ văn phòng và học tập cơ bản. Dung lượng RAM còn hạn chế khi mở nhiều ứng dụng cùng lúc.</w:t>
+      </w:r>
+    </w:p>
+    <w:p>
+      <w:r>
+        <w:br w:type="page"/>
+      </w:r>
+    </w:p>
+    <w:p>
+      <w:pPr>
+        <w:spacing w:before="40" w:after="120" w:line="288" w:lineRule="auto"/>
+        <w:jc w:val="left"/>
+      </w:pPr>
+      <w:r>
+        <w:rPr>
+          <w:rFonts w:ascii="Times New Roman" w:hAnsi="Times New Roman" w:eastAsia="Times New Roman"/>
+          <w:b/>
+          <w:i w:val="0"/>
+          <w:color w:val="000000"/>
+          <w:sz w:val="28"/>
+        </w:rPr>
+        <w:t>LAB 01: PHẦN MỀM VÀ XỬ LÝ SỰ CỐ</w:t>
+      </w:r>
+    </w:p>
+    <w:p>
+      <w:pPr>
+        <w:spacing w:before="0" w:after="80" w:line="288" w:lineRule="auto"/>
+        <w:jc w:val="left"/>
+      </w:pPr>
+      <w:r>
+        <w:rPr>
+          <w:rFonts w:ascii="Times New Roman" w:hAnsi="Times New Roman" w:eastAsia="Times New Roman"/>
+          <w:b/>
+          <w:i w:val="0"/>
+          <w:color w:val="000000"/>
+          <w:sz w:val="26"/>
+        </w:rPr>
+        <w:t>2. Cài đặt và cập nhật phần mềm</w:t>
+      </w:r>
+    </w:p>
+    <w:p>
+      <w:pPr>
+        <w:spacing w:before="0" w:after="80" w:line="288" w:lineRule="auto"/>
+        <w:jc w:val="both"/>
+      </w:pPr>
+      <w:r>
+        <w:rPr>
+          <w:rFonts w:ascii="Times New Roman" w:hAnsi="Times New Roman" w:eastAsia="Times New Roman"/>
+          <w:b w:val="0"/>
+          <w:i w:val="0"/>
+          <w:color w:val="000000"/>
+          <w:sz w:val="26"/>
+        </w:rPr>
+        <w:t>Đã tìm hiểu cài đặt 7-Zip, sử dụng một số lệnh cơ bản trong Command Prompt và kiểm tra cập nhật hệ điều hành Windows.</w:t>
+      </w:r>
+    </w:p>
+    <w:p>
+      <w:pPr>
+        <w:spacing w:before="0" w:after="80" w:line="288" w:lineRule="auto"/>
+        <w:jc w:val="left"/>
+      </w:pPr>
+      <w:r>
+        <w:rPr>
+          <w:rFonts w:ascii="Times New Roman" w:hAnsi="Times New Roman" w:eastAsia="Times New Roman"/>
+          <w:b/>
+          <w:i w:val="0"/>
+          <w:color w:val="000000"/>
+          <w:sz w:val="26"/>
+        </w:rPr>
+        <w:t>3. Các tình huống xử lý sự cố</w:t>
+      </w:r>
+    </w:p>
+    <w:p>
+      <w:pPr>
+        <w:spacing w:before="0" w:after="80" w:line="288" w:lineRule="auto"/>
+        <w:jc w:val="both"/>
+      </w:pPr>
+      <w:r>
+        <w:rPr>
+          <w:rFonts w:ascii="Times New Roman" w:hAnsi="Times New Roman" w:eastAsia="Times New Roman"/>
+          <w:b w:val="0"/>
+          <w:i w:val="0"/>
+          <w:color w:val="000000"/>
+          <w:sz w:val="26"/>
+        </w:rPr>
+        <w:t>• Máy khởi động chậm: kiểm tra ứng dụng khởi động cùng Windows và dung lượng ổ đĩa.</w:t>
+      </w:r>
+    </w:p>
+    <w:p>
+      <w:pPr>
+        <w:spacing w:before="0" w:after="80" w:line="288" w:lineRule="auto"/>
+        <w:jc w:val="both"/>
+      </w:pPr>
+      <w:r>
+        <w:rPr>
+          <w:rFonts w:ascii="Times New Roman" w:hAnsi="Times New Roman" w:eastAsia="Times New Roman"/>
+          <w:b w:val="0"/>
+          <w:i w:val="0"/>
+          <w:color w:val="000000"/>
+          <w:sz w:val="26"/>
+        </w:rPr>
+        <w:t>• Không kết nối được Wi-Fi: kiểm tra chế độ máy bay, khởi động lại bộ phát và cập nhật trình điều khiển.</w:t>
+      </w:r>
+    </w:p>
+    <w:p>
+      <w:pPr>
+        <w:spacing w:before="0" w:after="80" w:line="288" w:lineRule="auto"/>
+        <w:jc w:val="both"/>
+      </w:pPr>
+      <w:r>
+        <w:rPr>
+          <w:rFonts w:ascii="Times New Roman" w:hAnsi="Times New Roman" w:eastAsia="Times New Roman"/>
+          <w:b w:val="0"/>
+          <w:i w:val="0"/>
+          <w:color w:val="000000"/>
+          <w:sz w:val="26"/>
+        </w:rPr>
+        <w:t>• Ứng dụng bị treo: sử dụng Task Manager để kết thúc tiến trình và mở lại ứng dụng.</w:t>
+      </w:r>
+    </w:p>
+    <w:p>
+      <w:pPr>
+        <w:spacing w:before="0" w:after="80" w:line="288" w:lineRule="auto"/>
+        <w:jc w:val="both"/>
+      </w:pPr>
+      <w:r>
+        <w:rPr>
+          <w:rFonts w:ascii="Times New Roman" w:hAnsi="Times New Roman" w:eastAsia="Times New Roman"/>
+          <w:b w:val="0"/>
+          <w:i w:val="0"/>
+          <w:color w:val="000000"/>
+          <w:sz w:val="26"/>
+        </w:rPr>
+        <w:t>Các bước được lựa chọn theo nguyên tắc kiểm tra từ nguyên nhân đơn giản, ít ảnh hưởng đến dữ liệu trước.</w:t>
+      </w:r>
+    </w:p>
+    <w:p>
+      <w:r>
+        <w:br w:type="page"/>
+      </w:r>
+    </w:p>
+    <w:p>
+      <w:pPr>
+        <w:spacing w:before="40" w:after="120" w:line="288" w:lineRule="auto"/>
+        <w:jc w:val="left"/>
+      </w:pPr>
+      <w:r>
+        <w:rPr>
+          <w:rFonts w:ascii="Times New Roman" w:hAnsi="Times New Roman" w:eastAsia="Times New Roman"/>
+          <w:b/>
+          <w:i w:val="0"/>
+          <w:color w:val="000000"/>
+          <w:sz w:val="28"/>
+        </w:rPr>
+        <w:t>LAB 01: ĐỀ XUẤT NÂNG CẤP VÀ TỰ HỌC</w:t>
+      </w:r>
+    </w:p>
+    <w:p>
+      <w:pPr>
+        <w:spacing w:before="0" w:after="80" w:line="288" w:lineRule="auto"/>
+        <w:jc w:val="left"/>
+      </w:pPr>
+      <w:r>
+        <w:rPr>
+          <w:rFonts w:ascii="Times New Roman" w:hAnsi="Times New Roman" w:eastAsia="Times New Roman"/>
+          <w:b/>
+          <w:i w:val="0"/>
+          <w:color w:val="000000"/>
+          <w:sz w:val="26"/>
+        </w:rPr>
+        <w:t>4. Đề xuất nâng cấp</w:t>
+      </w:r>
+    </w:p>
+    <w:tbl>
+      <w:tblPr>
+        <w:tblStyle w:val="TableGrid"/>
+        <w:tblW w:type="auto" w:w="0"/>
+        <w:jc w:val="center"/>
+        <w:tblLook w:firstColumn="1" w:firstRow="1" w:lastColumn="0" w:lastRow="0" w:noHBand="0" w:noVBand="1" w:val="04A0"/>
+      </w:tblPr>
+      <w:tblGrid>
+        <w:gridCol w:w="2929"/>
+        <w:gridCol w:w="2929"/>
+        <w:gridCol w:w="2929"/>
+      </w:tblGrid>
+      <w:tr>
+        <w:tc>
+          <w:tcPr>
+            <w:tcW w:type="dxa" w:w="2929"/>
+          </w:tcPr>
+          <w:p>
+            <w:r>
+              <w:rPr>
+                <w:rFonts w:ascii="Times New Roman" w:hAnsi="Times New Roman" w:eastAsia="Times New Roman"/>
+                <w:sz w:val="24"/>
+              </w:rPr>
+              <w:t>Thiết bị</w:t>
             </w:r>
           </w:p>
         </w:tc>
         <w:tc>
           <w:tcPr>
-            <w:tcW w:type="dxa" w:w="4365"/>
-            <w:vAlign w:val="center"/>
-            <w:shd w:fill="0B2A4A"/>
-            <w:tcMar>
-              <w:top w:w="100" w:type="dxa"/>
-              <w:start w:w="120" w:type="dxa"/>
-              <w:bottom w:w="100" w:type="dxa"/>
-              <w:end w:w="120" w:type="dxa"/>
-            </w:tcMar>
+            <w:tcW w:type="dxa" w:w="2929"/>
           </w:tcPr>
           <w:p>
-            <w:pPr>
-              <w:jc w:val="center"/>
-            </w:pPr>
             <w:r>
               <w:rPr>
-                <w:rFonts w:ascii="Arial" w:hAnsi="Arial" w:eastAsia="Arial"/>
-                <w:b/>
-                <w:color w:val="FFFFFF"/>
-                <w:sz w:val="18"/>
+                <w:rFonts w:ascii="Times New Roman" w:hAnsi="Times New Roman" w:eastAsia="Times New Roman"/>
+                <w:sz w:val="24"/>
               </w:rPr>
-              <w:t>Giấy phép và liên kết</w:t>
+              <w:t>Mô tả</w:t>
+            </w:r>
+          </w:p>
+        </w:tc>
+        <w:tc>
+          <w:tcPr>
+            <w:tcW w:type="dxa" w:w="2929"/>
+          </w:tcPr>
+          <w:p>
+            <w:r>
+              <w:rPr>
+                <w:rFonts w:ascii="Times New Roman" w:hAnsi="Times New Roman" w:eastAsia="Times New Roman"/>
+                <w:sz w:val="24"/>
+              </w:rPr>
+              <w:t>Chi phí dự kiến</w:t>
             </w:r>
           </w:p>
         </w:tc>
@@ -3429,73 +1089,43 @@
       <w:tr>
         <w:tc>
           <w:tcPr>
-            <w:tcW w:type="dxa" w:w="1928"/>
-            <w:vAlign w:val="center"/>
-            <w:tcMar>
-              <w:top w:w="100" w:type="dxa"/>
-              <w:start w:w="120" w:type="dxa"/>
-              <w:bottom w:w="100" w:type="dxa"/>
-              <w:end w:w="120" w:type="dxa"/>
-            </w:tcMar>
+            <w:tcW w:type="dxa" w:w="2929"/>
           </w:tcPr>
           <w:p>
-            <w:pPr>
-              <w:spacing w:after="0"/>
-            </w:pPr>
             <w:r>
               <w:rPr>
-                <w:rFonts w:ascii="Arial" w:hAnsi="Arial" w:eastAsia="Arial"/>
-                <w:sz w:val="17"/>
+                <w:rFonts w:ascii="Times New Roman" w:hAnsi="Times New Roman" w:eastAsia="Times New Roman"/>
+                <w:sz w:val="24"/>
               </w:rPr>
-              <w:t>Ảnh báo cáo</w:t>
+              <w:t>SSD Kingston A400</w:t>
             </w:r>
           </w:p>
         </w:tc>
         <w:tc>
           <w:tcPr>
-            <w:tcW w:type="dxa" w:w="3231"/>
-            <w:vAlign w:val="center"/>
-            <w:tcMar>
-              <w:top w:w="100" w:type="dxa"/>
-              <w:start w:w="120" w:type="dxa"/>
-              <w:bottom w:w="100" w:type="dxa"/>
-              <w:end w:w="120" w:type="dxa"/>
-            </w:tcMar>
+            <w:tcW w:type="dxa" w:w="2929"/>
           </w:tcPr>
           <w:p>
-            <w:pPr>
-              <w:spacing w:after="0"/>
-            </w:pPr>
             <w:r>
               <w:rPr>
-                <w:rFonts w:ascii="Arial" w:hAnsi="Arial" w:eastAsia="Arial"/>
-                <w:sz w:val="17"/>
+                <w:rFonts w:ascii="Times New Roman" w:hAnsi="Times New Roman" w:eastAsia="Times New Roman"/>
+                <w:sz w:val="24"/>
               </w:rPr>
-              <w:t>Ashutosh Gupta / Unsplash</w:t>
+              <w:t>Dung lượng 480 GB</w:t>
             </w:r>
           </w:p>
         </w:tc>
         <w:tc>
           <w:tcPr>
-            <w:tcW w:type="dxa" w:w="4365"/>
-            <w:vAlign w:val="center"/>
-            <w:tcMar>
-              <w:top w:w="100" w:type="dxa"/>
-              <w:start w:w="120" w:type="dxa"/>
-              <w:bottom w:w="100" w:type="dxa"/>
-              <w:end w:w="120" w:type="dxa"/>
-            </w:tcMar>
+            <w:tcW w:type="dxa" w:w="2929"/>
           </w:tcPr>
           <w:p>
-            <w:pPr>
-              <w:spacing w:after="0"/>
-            </w:pPr>
             <w:r>
               <w:rPr>
-                <w:rFonts w:ascii="Arial" w:hAnsi="Arial" w:eastAsia="Arial"/>
-                <w:sz w:val="17"/>
+                <w:rFonts w:ascii="Times New Roman" w:hAnsi="Times New Roman" w:eastAsia="Times New Roman"/>
+                <w:sz w:val="24"/>
               </w:rPr>
-              <w:t>Unsplash License - unsplash.com/photos/NASjMHJ9OhI</w:t>
+              <w:t>790.000 đồng</w:t>
             </w:r>
           </w:p>
         </w:tc>
@@ -3503,76 +1133,43 @@
       <w:tr>
         <w:tc>
           <w:tcPr>
-            <w:tcW w:type="dxa" w:w="1928"/>
-            <w:vAlign w:val="center"/>
-            <w:tcMar>
-              <w:top w:w="100" w:type="dxa"/>
-              <w:start w:w="120" w:type="dxa"/>
-              <w:bottom w:w="100" w:type="dxa"/>
-              <w:end w:w="120" w:type="dxa"/>
-            </w:tcMar>
-            <w:shd w:fill="F3F8FA"/>
+            <w:tcW w:type="dxa" w:w="2929"/>
           </w:tcPr>
           <w:p>
-            <w:pPr>
-              <w:spacing w:after="0"/>
-            </w:pPr>
             <w:r>
               <w:rPr>
-                <w:rFonts w:ascii="Arial" w:hAnsi="Arial" w:eastAsia="Arial"/>
-                <w:sz w:val="17"/>
+                <w:rFonts w:ascii="Times New Roman" w:hAnsi="Times New Roman" w:eastAsia="Times New Roman"/>
+                <w:sz w:val="24"/>
               </w:rPr>
-              <w:t>Video nền</w:t>
+              <w:t>RAM laptop</w:t>
             </w:r>
           </w:p>
         </w:tc>
         <w:tc>
           <w:tcPr>
-            <w:tcW w:type="dxa" w:w="3231"/>
-            <w:vAlign w:val="center"/>
-            <w:tcMar>
-              <w:top w:w="100" w:type="dxa"/>
-              <w:start w:w="120" w:type="dxa"/>
-              <w:bottom w:w="100" w:type="dxa"/>
-              <w:end w:w="120" w:type="dxa"/>
-            </w:tcMar>
-            <w:shd w:fill="F3F8FA"/>
+            <w:tcW w:type="dxa" w:w="2929"/>
           </w:tcPr>
           <w:p>
-            <w:pPr>
-              <w:spacing w:after="0"/>
-            </w:pPr>
             <w:r>
               <w:rPr>
-                <w:rFonts w:ascii="Arial" w:hAnsi="Arial" w:eastAsia="Arial"/>
-                <w:sz w:val="17"/>
+                <w:rFonts w:ascii="Times New Roman" w:hAnsi="Times New Roman" w:eastAsia="Times New Roman"/>
+                <w:sz w:val="24"/>
               </w:rPr>
-              <w:t>Anton Sergeevich / Pexels</w:t>
+              <w:t>8 GB DDR4</w:t>
             </w:r>
           </w:p>
         </w:tc>
         <w:tc>
           <w:tcPr>
-            <w:tcW w:type="dxa" w:w="4365"/>
-            <w:vAlign w:val="center"/>
-            <w:tcMar>
-              <w:top w:w="100" w:type="dxa"/>
-              <w:start w:w="120" w:type="dxa"/>
-              <w:bottom w:w="100" w:type="dxa"/>
-              <w:end w:w="120" w:type="dxa"/>
-            </w:tcMar>
-            <w:shd w:fill="F3F8FA"/>
+            <w:tcW w:type="dxa" w:w="2929"/>
           </w:tcPr>
           <w:p>
-            <w:pPr>
-              <w:spacing w:after="0"/>
-            </w:pPr>
             <w:r>
               <w:rPr>
-                <w:rFonts w:ascii="Arial" w:hAnsi="Arial" w:eastAsia="Arial"/>
-                <w:sz w:val="17"/>
+                <w:rFonts w:ascii="Times New Roman" w:hAnsi="Times New Roman" w:eastAsia="Times New Roman"/>
+                <w:sz w:val="24"/>
               </w:rPr>
-              <w:t>Pexels License - pexels.com/video/30592298</w:t>
+              <w:t>450.000 đồng</w:t>
             </w:r>
           </w:p>
         </w:tc>
@@ -3580,602 +1177,1038 @@
       <w:tr>
         <w:tc>
           <w:tcPr>
-            <w:tcW w:type="dxa" w:w="1928"/>
-            <w:vAlign w:val="center"/>
-            <w:tcMar>
-              <w:top w:w="100" w:type="dxa"/>
-              <w:start w:w="120" w:type="dxa"/>
-              <w:bottom w:w="100" w:type="dxa"/>
-              <w:end w:w="120" w:type="dxa"/>
-            </w:tcMar>
+            <w:tcW w:type="dxa" w:w="2929"/>
           </w:tcPr>
           <w:p>
-            <w:pPr>
-              <w:spacing w:after="0"/>
-            </w:pPr>
             <w:r>
               <w:rPr>
-                <w:rFonts w:ascii="Arial" w:hAnsi="Arial" w:eastAsia="Arial"/>
-                <w:sz w:val="17"/>
+                <w:rFonts w:ascii="Times New Roman" w:hAnsi="Times New Roman" w:eastAsia="Times New Roman"/>
+                <w:sz w:val="24"/>
               </w:rPr>
-              <w:t>Nhạc nền</w:t>
+              <w:t>Tổng</w:t>
             </w:r>
           </w:p>
         </w:tc>
         <w:tc>
           <w:tcPr>
-            <w:tcW w:type="dxa" w:w="3231"/>
-            <w:vAlign w:val="center"/>
-            <w:tcMar>
-              <w:top w:w="100" w:type="dxa"/>
-              <w:start w:w="120" w:type="dxa"/>
-              <w:bottom w:w="100" w:type="dxa"/>
-              <w:end w:w="120" w:type="dxa"/>
-            </w:tcMar>
+            <w:tcW w:type="dxa" w:w="2929"/>
           </w:tcPr>
           <w:p>
-            <w:pPr>
-              <w:spacing w:after="0"/>
-            </w:pPr>
             <w:r>
               <w:rPr>
-                <w:rFonts w:ascii="Arial" w:hAnsi="Arial" w:eastAsia="Arial"/>
-                <w:sz w:val="17"/>
+                <w:rFonts w:ascii="Times New Roman" w:hAnsi="Times New Roman" w:eastAsia="Times New Roman"/>
+                <w:sz w:val="24"/>
               </w:rPr>
-              <w:t>circlevalleysounds / Freesound</w:t>
             </w:r>
           </w:p>
         </w:tc>
         <w:tc>
           <w:tcPr>
-            <w:tcW w:type="dxa" w:w="4365"/>
-            <w:vAlign w:val="center"/>
-            <w:tcMar>
-              <w:top w:w="100" w:type="dxa"/>
-              <w:start w:w="120" w:type="dxa"/>
-              <w:bottom w:w="100" w:type="dxa"/>
-              <w:end w:w="120" w:type="dxa"/>
-            </w:tcMar>
+            <w:tcW w:type="dxa" w:w="2929"/>
           </w:tcPr>
           <w:p>
-            <w:pPr>
-              <w:spacing w:after="0"/>
-            </w:pPr>
             <w:r>
               <w:rPr>
-                <w:rFonts w:ascii="Arial" w:hAnsi="Arial" w:eastAsia="Arial"/>
-                <w:sz w:val="17"/>
+                <w:rFonts w:ascii="Times New Roman" w:hAnsi="Times New Roman" w:eastAsia="Times New Roman"/>
+                <w:sz w:val="24"/>
               </w:rPr>
-              <w:t>CC0 - freesound.org/s/725884</w:t>
-            </w:r>
-          </w:p>
-        </w:tc>
-      </w:tr>
-      <w:tr>
-        <w:tc>
-          <w:tcPr>
-            <w:tcW w:type="dxa" w:w="1928"/>
-            <w:vAlign w:val="center"/>
-            <w:tcMar>
-              <w:top w:w="100" w:type="dxa"/>
-              <w:start w:w="120" w:type="dxa"/>
-              <w:bottom w:w="100" w:type="dxa"/>
-              <w:end w:w="120" w:type="dxa"/>
-            </w:tcMar>
-            <w:shd w:fill="F3F8FA"/>
-          </w:tcPr>
-          <w:p>
-            <w:pPr>
-              <w:spacing w:after="0"/>
-            </w:pPr>
-            <w:r>
-              <w:rPr>
-                <w:rFonts w:ascii="Arial" w:hAnsi="Arial" w:eastAsia="Arial"/>
-                <w:sz w:val="17"/>
-              </w:rPr>
-              <w:t>Nền infographic</w:t>
-            </w:r>
-          </w:p>
-        </w:tc>
-        <w:tc>
-          <w:tcPr>
-            <w:tcW w:type="dxa" w:w="3231"/>
-            <w:vAlign w:val="center"/>
-            <w:tcMar>
-              <w:top w:w="100" w:type="dxa"/>
-              <w:start w:w="120" w:type="dxa"/>
-              <w:bottom w:w="100" w:type="dxa"/>
-              <w:end w:w="120" w:type="dxa"/>
-            </w:tcMar>
-            <w:shd w:fill="F3F8FA"/>
-          </w:tcPr>
-          <w:p>
-            <w:pPr>
-              <w:spacing w:after="0"/>
-            </w:pPr>
-            <w:r>
-              <w:rPr>
-                <w:rFonts w:ascii="Arial" w:hAnsi="Arial" w:eastAsia="Arial"/>
-                <w:sz w:val="17"/>
-              </w:rPr>
-              <w:t>Công cụ ImageGen</w:t>
-            </w:r>
-          </w:p>
-        </w:tc>
-        <w:tc>
-          <w:tcPr>
-            <w:tcW w:type="dxa" w:w="4365"/>
-            <w:vAlign w:val="center"/>
-            <w:tcMar>
-              <w:top w:w="100" w:type="dxa"/>
-              <w:start w:w="120" w:type="dxa"/>
-              <w:bottom w:w="100" w:type="dxa"/>
-              <w:end w:w="120" w:type="dxa"/>
-            </w:tcMar>
-            <w:shd w:fill="F3F8FA"/>
-          </w:tcPr>
-          <w:p>
-            <w:pPr>
-              <w:spacing w:after="0"/>
-            </w:pPr>
-            <w:r>
-              <w:rPr>
-                <w:rFonts w:ascii="Arial" w:hAnsi="Arial" w:eastAsia="Arial"/>
-                <w:sz w:val="17"/>
-              </w:rPr>
-              <w:t>AI tạo và chỉnh sửa thủ công</w:t>
-            </w:r>
-          </w:p>
-        </w:tc>
-      </w:tr>
-      <w:tr>
-        <w:tc>
-          <w:tcPr>
-            <w:tcW w:type="dxa" w:w="1928"/>
-            <w:vAlign w:val="center"/>
-            <w:tcMar>
-              <w:top w:w="100" w:type="dxa"/>
-              <w:start w:w="120" w:type="dxa"/>
-              <w:bottom w:w="100" w:type="dxa"/>
-              <w:end w:w="120" w:type="dxa"/>
-            </w:tcMar>
-          </w:tcPr>
-          <w:p>
-            <w:pPr>
-              <w:spacing w:after="0"/>
-            </w:pPr>
-            <w:r>
-              <w:rPr>
-                <w:rFonts w:ascii="Arial" w:hAnsi="Arial" w:eastAsia="Arial"/>
-                <w:sz w:val="17"/>
-              </w:rPr>
-              <w:t>Mã HTML</w:t>
-            </w:r>
-          </w:p>
-        </w:tc>
-        <w:tc>
-          <w:tcPr>
-            <w:tcW w:type="dxa" w:w="3231"/>
-            <w:vAlign w:val="center"/>
-            <w:tcMar>
-              <w:top w:w="100" w:type="dxa"/>
-              <w:start w:w="120" w:type="dxa"/>
-              <w:bottom w:w="100" w:type="dxa"/>
-              <w:end w:w="120" w:type="dxa"/>
-            </w:tcMar>
-          </w:tcPr>
-          <w:p>
-            <w:pPr>
-              <w:spacing w:after="0"/>
-            </w:pPr>
-            <w:r>
-              <w:rPr>
-                <w:rFonts w:ascii="Arial" w:hAnsi="Arial" w:eastAsia="Arial"/>
-                <w:sz w:val="17"/>
-              </w:rPr>
-              <w:t>Trần Ngọc Mơ với hỗ trợ AI</w:t>
-            </w:r>
-          </w:p>
-        </w:tc>
-        <w:tc>
-          <w:tcPr>
-            <w:tcW w:type="dxa" w:w="4365"/>
-            <w:vAlign w:val="center"/>
-            <w:tcMar>
-              <w:top w:w="100" w:type="dxa"/>
-              <w:start w:w="120" w:type="dxa"/>
-              <w:bottom w:w="100" w:type="dxa"/>
-              <w:end w:w="120" w:type="dxa"/>
-            </w:tcMar>
-          </w:tcPr>
-          <w:p>
-            <w:pPr>
-              <w:spacing w:after="0"/>
-            </w:pPr>
-            <w:r>
-              <w:rPr>
-                <w:rFonts w:ascii="Arial" w:hAnsi="Arial" w:eastAsia="Arial"/>
-                <w:sz w:val="17"/>
-              </w:rPr>
-              <w:t>MIT License</w:t>
+              <w:t>1.240.000 đồng</w:t>
             </w:r>
           </w:p>
         </w:tc>
       </w:tr>
     </w:tbl>
-    <w:p/>
     <w:p>
       <w:pPr>
-        <w:pStyle w:val="Heading2"/>
+        <w:spacing w:before="160" w:after="80" w:line="288" w:lineRule="auto"/>
+        <w:jc w:val="left"/>
       </w:pPr>
       <w:r>
         <w:rPr>
-          <w:rFonts w:ascii="Arial" w:hAnsi="Arial" w:eastAsia="Arial"/>
+          <w:rFonts w:ascii="Times New Roman" w:hAnsi="Times New Roman" w:eastAsia="Times New Roman"/>
+          <w:b/>
+          <w:i w:val="0"/>
+          <w:color w:val="000000"/>
+          <w:sz w:val="26"/>
         </w:rPr>
-        <w:t>Quy tắc đạo đức số</w:t>
+        <w:t>5. Nội dung tự học</w:t>
       </w:r>
     </w:p>
     <w:p>
       <w:pPr>
-        <w:pStyle w:val="ListBullet"/>
-        <w:spacing w:after="80"/>
+        <w:spacing w:before="0" w:after="80" w:line="288" w:lineRule="auto"/>
+        <w:jc w:val="both"/>
       </w:pPr>
       <w:r>
         <w:rPr>
-          <w:rFonts w:ascii="Arial" w:hAnsi="Arial" w:eastAsia="Arial"/>
+          <w:rFonts w:ascii="Times New Roman" w:hAnsi="Times New Roman" w:eastAsia="Times New Roman"/>
+          <w:b w:val="0"/>
+          <w:i w:val="0"/>
+          <w:color w:val="000000"/>
+          <w:sz w:val="26"/>
         </w:rPr>
-        <w:t>Không công bố dữ liệu cá nhân nhạy cảm hoặc thông tin chưa được phép chia sẻ.</w:t>
-      </w:r>
-    </w:p>
-    <w:p>
-      <w:pPr>
-        <w:pStyle w:val="ListBullet"/>
-        <w:spacing w:after="80"/>
-      </w:pPr>
-      <w:r>
-        <w:rPr>
-          <w:rFonts w:ascii="Arial" w:hAnsi="Arial" w:eastAsia="Arial"/>
-        </w:rPr>
-        <w:t>Kiểm chứng dữ liệu do AI gợi ý và chịu trách nhiệm về bản cuối.</w:t>
-      </w:r>
-    </w:p>
-    <w:p>
-      <w:pPr>
-        <w:pStyle w:val="ListBullet"/>
-        <w:spacing w:after="80"/>
-      </w:pPr>
-      <w:r>
-        <w:rPr>
-          <w:rFonts w:ascii="Arial" w:hAnsi="Arial" w:eastAsia="Arial"/>
-        </w:rPr>
-        <w:t>Ghi rõ tác giả, nguồn, giấy phép của ảnh, video và âm thanh.</w:t>
-      </w:r>
-    </w:p>
-    <w:p>
-      <w:pPr>
-        <w:pStyle w:val="ListBullet"/>
-        <w:spacing w:after="80"/>
-      </w:pPr>
-      <w:r>
-        <w:rPr>
-          <w:rFonts w:ascii="Arial" w:hAnsi="Arial" w:eastAsia="Arial"/>
-        </w:rPr>
-        <w:t>Dùng bình luận lịch sự, cụ thể và tập trung vào nội dung khi hợp tác trực tuyến.</w:t>
+        <w:t>Đã tìm hiểu công cụ HWMonitor để theo dõi nhiệt độ phần cứng và lỗi màn hình xanh PAGE_FAULT_IN_NONPAGED_AREA. Cần sao lưu dữ liệu trước khi thay đổi phần cứng hoặc can thiệp hệ thống.</w:t>
       </w:r>
     </w:p>
     <w:p>
       <w:r>
-        <w:rPr>
-          <w:rFonts w:ascii="Arial" w:hAnsi="Arial" w:eastAsia="Arial"/>
-        </w:rPr>
         <w:br w:type="page"/>
       </w:r>
     </w:p>
     <w:p>
       <w:pPr>
-        <w:spacing w:after="60"/>
+        <w:spacing w:before="40" w:after="120" w:line="288" w:lineRule="auto"/>
+        <w:jc w:val="left"/>
       </w:pPr>
       <w:r>
         <w:rPr>
-          <w:rFonts w:ascii="Arial" w:hAnsi="Arial" w:eastAsia="Arial"/>
+          <w:rFonts w:ascii="Times New Roman" w:hAnsi="Times New Roman" w:eastAsia="Times New Roman"/>
           <w:b/>
-          <w:color w:val="1769E0"/>
-          <w:sz w:val="20"/>
+          <w:i w:val="0"/>
+          <w:color w:val="000000"/>
+          <w:sz w:val="28"/>
         </w:rPr>
-        <w:t>KẾT LUẬN</w:t>
+        <w:t>LAB 02: MICROSOFT WORD VÀ GOOGLE DOCS</w:t>
       </w:r>
     </w:p>
     <w:p>
       <w:pPr>
-        <w:pStyle w:val="Heading1"/>
-        <w:spacing w:after="140"/>
+        <w:spacing w:before="0" w:after="80" w:line="288" w:lineRule="auto"/>
+        <w:jc w:val="left"/>
       </w:pPr>
       <w:r>
         <w:rPr>
-          <w:rFonts w:ascii="Arial" w:hAnsi="Arial" w:eastAsia="Arial"/>
+          <w:rFonts w:ascii="Times New Roman" w:hAnsi="Times New Roman" w:eastAsia="Times New Roman"/>
+          <w:b/>
+          <w:i w:val="0"/>
+          <w:color w:val="000000"/>
+          <w:sz w:val="26"/>
         </w:rPr>
-        <w:t>Kết quả và việc cần hoàn tất trên tài khoản</w:t>
+        <w:t>1. Trộn thư (Mail Merge)</w:t>
       </w:r>
     </w:p>
     <w:p>
       <w:pPr>
-        <w:spacing w:after="240"/>
+        <w:spacing w:after="60"/>
+        <w:jc w:val="center"/>
+      </w:pPr>
+      <w:r>
+        <w:drawing>
+          <wp:inline xmlns:a="http://schemas.openxmlformats.org/drawingml/2006/main" xmlns:pic="http://schemas.openxmlformats.org/drawingml/2006/picture">
+            <wp:extent cx="3671999" cy="4752616"/>
+            <wp:docPr id="6" name="Picture 6"/>
+            <wp:cNvGraphicFramePr>
+              <a:graphicFrameLocks noChangeAspect="1"/>
+            </wp:cNvGraphicFramePr>
+            <a:graphic>
+              <a:graphicData uri="http://schemas.openxmlformats.org/drawingml/2006/picture">
+                <pic:pic>
+                  <pic:nvPicPr>
+                    <pic:cNvPr id="0" name="lab2-mailmerge.png"/>
+                    <pic:cNvPicPr/>
+                  </pic:nvPicPr>
+                  <pic:blipFill>
+                    <a:blip r:embed="rId13"/>
+                    <a:stretch>
+                      <a:fillRect/>
+                    </a:stretch>
+                  </pic:blipFill>
+                  <pic:spPr>
+                    <a:xfrm>
+                      <a:off x="0" y="0"/>
+                      <a:ext cx="3671999" cy="4752616"/>
+                    </a:xfrm>
+                    <a:prstGeom prst="rect"/>
+                  </pic:spPr>
+                </pic:pic>
+              </a:graphicData>
+            </a:graphic>
+          </wp:inline>
+        </w:drawing>
+      </w:r>
+    </w:p>
+    <w:p>
+      <w:pPr>
+        <w:spacing w:before="0" w:after="100" w:line="288" w:lineRule="auto"/>
+        <w:jc w:val="center"/>
       </w:pPr>
       <w:r>
         <w:rPr>
-          <w:rFonts w:ascii="Arial" w:hAnsi="Arial" w:eastAsia="Arial"/>
-          <w:color w:val="5A6876"/>
+          <w:rFonts w:ascii="Times New Roman" w:hAnsi="Times New Roman" w:eastAsia="Times New Roman"/>
+          <w:b w:val="0"/>
+          <w:i/>
+          <w:color w:val="000000"/>
           <w:sz w:val="22"/>
         </w:rPr>
-        <w:t>Bộ sản phẩm cục bộ đã hoàn thiện nội dung, định dạng, mã nguồn và giấy phép. Hai thao tác cần tài khoản bên ngoài phải được thực hiện với thông tin thật.</w:t>
+        <w:t>Hình 2.1. Kết quả trộn thư</w:t>
       </w:r>
     </w:p>
-    <w:tbl>
-      <w:tblPr>
-        <w:tblW w:type="auto" w:w="0"/>
+    <w:p>
+      <w:pPr>
+        <w:spacing w:before="0" w:after="80" w:line="288" w:lineRule="auto"/>
+        <w:jc w:val="left"/>
+      </w:pPr>
+      <w:r>
+        <w:rPr>
+          <w:rFonts w:ascii="Times New Roman" w:hAnsi="Times New Roman" w:eastAsia="Times New Roman"/>
+          <w:b/>
+          <w:i w:val="0"/>
+          <w:color w:val="000000"/>
+          <w:sz w:val="26"/>
+        </w:rPr>
+        <w:t>2. Báo cáo Word theo mẫu</w:t>
+      </w:r>
+    </w:p>
+    <w:p>
+      <w:pPr>
+        <w:spacing w:after="60"/>
         <w:jc w:val="center"/>
-        <w:tblLayout w:type="fixed"/>
-        <w:tblLook w:firstColumn="1" w:firstRow="1" w:lastColumn="0" w:lastRow="0" w:noHBand="0" w:noVBand="1" w:val="04A0"/>
-        <w:tblBorders>
-          <w:top w:val="single" w:sz="6" w:color="D9E1E7"/>
-          <w:left w:val="single" w:sz="6" w:color="D9E1E7"/>
-          <w:bottom w:val="single" w:sz="6" w:color="D9E1E7"/>
-          <w:right w:val="single" w:sz="6" w:color="D9E1E7"/>
-          <w:insideH w:val="single" w:sz="6" w:color="D9E1E7"/>
-          <w:insideV w:val="single" w:sz="6" w:color="D9E1E7"/>
-        </w:tblBorders>
-      </w:tblPr>
-      <w:tblGrid>
-        <w:gridCol w:w="4933"/>
-        <w:gridCol w:w="4933"/>
-      </w:tblGrid>
-      <w:tr>
-        <w:tc>
-          <w:tcPr>
-            <w:tcW w:type="dxa" w:w="2948"/>
-            <w:vAlign w:val="center"/>
-            <w:shd w:fill="0B2A4A"/>
-            <w:tcMar>
-              <w:top w:w="100" w:type="dxa"/>
-              <w:start w:w="120" w:type="dxa"/>
-              <w:bottom w:w="100" w:type="dxa"/>
-              <w:end w:w="120" w:type="dxa"/>
-            </w:tcMar>
-          </w:tcPr>
-          <w:p>
-            <w:pPr>
-              <w:jc w:val="center"/>
-            </w:pPr>
-            <w:r>
-              <w:rPr>
-                <w:rFonts w:ascii="Arial" w:hAnsi="Arial" w:eastAsia="Arial"/>
-                <w:b/>
-                <w:color w:val="FFFFFF"/>
-                <w:sz w:val="18"/>
-              </w:rPr>
-              <w:t>Việc cần thực hiện</w:t>
-            </w:r>
-          </w:p>
-        </w:tc>
-        <w:tc>
-          <w:tcPr>
-            <w:tcW w:type="dxa" w:w="6576"/>
-            <w:vAlign w:val="center"/>
-            <w:shd w:fill="0B2A4A"/>
-            <w:tcMar>
-              <w:top w:w="100" w:type="dxa"/>
-              <w:start w:w="120" w:type="dxa"/>
-              <w:bottom w:w="100" w:type="dxa"/>
-              <w:end w:w="120" w:type="dxa"/>
-            </w:tcMar>
-          </w:tcPr>
-          <w:p>
-            <w:pPr>
-              <w:jc w:val="center"/>
-            </w:pPr>
-            <w:r>
-              <w:rPr>
-                <w:rFonts w:ascii="Arial" w:hAnsi="Arial" w:eastAsia="Arial"/>
-                <w:b/>
-                <w:color w:val="FFFFFF"/>
-                <w:sz w:val="18"/>
-              </w:rPr>
-              <w:t>Cách hoàn tất</w:t>
-            </w:r>
-          </w:p>
-        </w:tc>
-      </w:tr>
-      <w:tr>
-        <w:tc>
-          <w:tcPr>
-            <w:tcW w:type="dxa" w:w="2948"/>
-            <w:vAlign w:val="center"/>
-            <w:tcMar>
-              <w:top w:w="100" w:type="dxa"/>
-              <w:start w:w="120" w:type="dxa"/>
-              <w:bottom w:w="100" w:type="dxa"/>
-              <w:end w:w="120" w:type="dxa"/>
-            </w:tcMar>
-          </w:tcPr>
-          <w:p>
-            <w:pPr>
-              <w:spacing w:after="0"/>
-            </w:pPr>
-            <w:r>
-              <w:rPr>
-                <w:rFonts w:ascii="Arial" w:hAnsi="Arial" w:eastAsia="Arial"/>
-                <w:sz w:val="17"/>
-              </w:rPr>
-              <w:t>Cộng tác Google Docs</w:t>
-            </w:r>
-          </w:p>
-        </w:tc>
-        <w:tc>
-          <w:tcPr>
-            <w:tcW w:type="dxa" w:w="6576"/>
-            <w:vAlign w:val="center"/>
-            <w:tcMar>
-              <w:top w:w="100" w:type="dxa"/>
-              <w:start w:w="120" w:type="dxa"/>
-              <w:bottom w:w="100" w:type="dxa"/>
-              <w:end w:w="120" w:type="dxa"/>
-            </w:tcMar>
-          </w:tcPr>
-          <w:p>
-            <w:pPr>
-              <w:spacing w:after="0"/>
-            </w:pPr>
-            <w:r>
-              <w:rPr>
-                <w:rFonts w:ascii="Arial" w:hAnsi="Arial" w:eastAsia="Arial"/>
-                <w:sz w:val="17"/>
-              </w:rPr>
-              <w:t>Chia sẻ tài liệu cho 2-3 thành viên, dùng Suggesting và Comments, rồi thay Lab05_Ex1.2.png bằng ảnh Version history thật</w:t>
-            </w:r>
-          </w:p>
-        </w:tc>
-      </w:tr>
-      <w:tr>
-        <w:tc>
-          <w:tcPr>
-            <w:tcW w:type="dxa" w:w="2948"/>
-            <w:vAlign w:val="center"/>
-            <w:tcMar>
-              <w:top w:w="100" w:type="dxa"/>
-              <w:start w:w="120" w:type="dxa"/>
-              <w:bottom w:w="100" w:type="dxa"/>
-              <w:end w:w="120" w:type="dxa"/>
-            </w:tcMar>
-            <w:shd w:fill="F3F8FA"/>
-          </w:tcPr>
-          <w:p>
-            <w:pPr>
-              <w:spacing w:after="0"/>
-            </w:pPr>
-            <w:r>
-              <w:rPr>
-                <w:rFonts w:ascii="Arial" w:hAnsi="Arial" w:eastAsia="Arial"/>
-                <w:sz w:val="17"/>
-              </w:rPr>
-              <w:t>Kiểm tra YouTube</w:t>
-            </w:r>
-          </w:p>
-        </w:tc>
-        <w:tc>
-          <w:tcPr>
-            <w:tcW w:type="dxa" w:w="6576"/>
-            <w:vAlign w:val="center"/>
-            <w:tcMar>
-              <w:top w:w="100" w:type="dxa"/>
-              <w:start w:w="120" w:type="dxa"/>
-              <w:bottom w:w="100" w:type="dxa"/>
-              <w:end w:w="120" w:type="dxa"/>
-            </w:tcMar>
-            <w:shd w:fill="F3F8FA"/>
-          </w:tcPr>
-          <w:p>
-            <w:pPr>
-              <w:spacing w:after="0"/>
-            </w:pPr>
-            <w:r>
-              <w:rPr>
-                <w:rFonts w:ascii="Arial" w:hAnsi="Arial" w:eastAsia="Arial"/>
-                <w:sz w:val="17"/>
-              </w:rPr>
-              <w:t>Xác nhận video tại https://www.youtube.com/watch?v=dMne5bNr9-w phát bình thường và giữ nguyên quyền xem đến khi chấm điểm</w:t>
-            </w:r>
-          </w:p>
-        </w:tc>
-      </w:tr>
-      <w:tr>
-        <w:tc>
-          <w:tcPr>
-            <w:tcW w:type="dxa" w:w="2948"/>
-            <w:vAlign w:val="center"/>
-            <w:tcMar>
-              <w:top w:w="100" w:type="dxa"/>
-              <w:start w:w="120" w:type="dxa"/>
-              <w:bottom w:w="100" w:type="dxa"/>
-              <w:end w:w="120" w:type="dxa"/>
-            </w:tcMar>
-          </w:tcPr>
-          <w:p>
-            <w:pPr>
-              <w:spacing w:after="0"/>
-            </w:pPr>
-            <w:r>
-              <w:rPr>
-                <w:rFonts w:ascii="Arial" w:hAnsi="Arial" w:eastAsia="Arial"/>
-                <w:sz w:val="17"/>
-              </w:rPr>
-              <w:t>Repository Classroom</w:t>
-            </w:r>
-          </w:p>
-        </w:tc>
-        <w:tc>
-          <w:tcPr>
-            <w:tcW w:type="dxa" w:w="6576"/>
-            <w:vAlign w:val="center"/>
-            <w:tcMar>
-              <w:top w:w="100" w:type="dxa"/>
-              <w:start w:w="120" w:type="dxa"/>
-              <w:bottom w:w="100" w:type="dxa"/>
-              <w:end w:w="120" w:type="dxa"/>
-            </w:tcMar>
-          </w:tcPr>
-          <w:p>
-            <w:pPr>
-              <w:spacing w:after="0"/>
-            </w:pPr>
-            <w:r>
-              <w:rPr>
-                <w:rFonts w:ascii="Arial" w:hAnsi="Arial" w:eastAsia="Arial"/>
-                <w:sz w:val="17"/>
-              </w:rPr>
-              <w:t>Nhận repository từ liên kết Classroom, chép thư mục lab1-lab5 và commit hai file báo cáo vào lab05</w:t>
-            </w:r>
-          </w:p>
-        </w:tc>
-      </w:tr>
-    </w:tbl>
-    <w:p/>
+      </w:pPr>
+      <w:r>
+        <w:drawing>
+          <wp:inline xmlns:a="http://schemas.openxmlformats.org/drawingml/2006/main" xmlns:pic="http://schemas.openxmlformats.org/drawingml/2006/picture">
+            <wp:extent cx="3311999" cy="4286673"/>
+            <wp:docPr id="7" name="Picture 7"/>
+            <wp:cNvGraphicFramePr>
+              <a:graphicFrameLocks noChangeAspect="1"/>
+            </wp:cNvGraphicFramePr>
+            <a:graphic>
+              <a:graphicData uri="http://schemas.openxmlformats.org/drawingml/2006/picture">
+                <pic:pic>
+                  <pic:nvPicPr>
+                    <pic:cNvPr id="0" name="lab2-report.png"/>
+                    <pic:cNvPicPr/>
+                  </pic:nvPicPr>
+                  <pic:blipFill>
+                    <a:blip r:embed="rId14"/>
+                    <a:stretch>
+                      <a:fillRect/>
+                    </a:stretch>
+                  </pic:blipFill>
+                  <pic:spPr>
+                    <a:xfrm>
+                      <a:off x="0" y="0"/>
+                      <a:ext cx="3311999" cy="4286673"/>
+                    </a:xfrm>
+                    <a:prstGeom prst="rect"/>
+                  </pic:spPr>
+                </pic:pic>
+              </a:graphicData>
+            </a:graphic>
+          </wp:inline>
+        </w:drawing>
+      </w:r>
+    </w:p>
+    <w:p>
+      <w:pPr>
+        <w:spacing w:before="0" w:after="100" w:line="288" w:lineRule="auto"/>
+        <w:jc w:val="center"/>
+      </w:pPr>
+      <w:r>
+        <w:rPr>
+          <w:rFonts w:ascii="Times New Roman" w:hAnsi="Times New Roman" w:eastAsia="Times New Roman"/>
+          <w:b w:val="0"/>
+          <w:i/>
+          <w:color w:val="000000"/>
+          <w:sz w:val="22"/>
+        </w:rPr>
+        <w:t>Hình 2.2. Tài liệu Word hoàn chỉnh</w:t>
+      </w:r>
+    </w:p>
     <w:p>
       <w:r>
+        <w:br w:type="page"/>
+      </w:r>
+    </w:p>
+    <w:p>
+      <w:pPr>
+        <w:spacing w:before="40" w:after="120" w:line="288" w:lineRule="auto"/>
+        <w:jc w:val="left"/>
+      </w:pPr>
+      <w:r>
         <w:rPr>
-          <w:rFonts w:ascii="Arial" w:hAnsi="Arial" w:eastAsia="Arial"/>
+          <w:rFonts w:ascii="Times New Roman" w:hAnsi="Times New Roman" w:eastAsia="Times New Roman"/>
+          <w:b/>
+          <w:i w:val="0"/>
+          <w:color w:val="000000"/>
+          <w:sz w:val="28"/>
         </w:rPr>
-        <w:t>Các file trung gian, tài nguyên nguồn và công cụ dựng bài được tách riêng để thư mục nộp chính dễ kiểm tra. Báo cáo này được xuất đồng thời ở định dạng DOCX và PDF.</w:t>
+        <w:t>LAB 03: MICROSOFT EXCEL VÀ GOOGLE SHEETS</w:t>
+      </w:r>
+    </w:p>
+    <w:p>
+      <w:pPr>
+        <w:spacing w:before="0" w:after="80" w:line="288" w:lineRule="auto"/>
+        <w:jc w:val="left"/>
+      </w:pPr>
+      <w:r>
+        <w:rPr>
+          <w:rFonts w:ascii="Times New Roman" w:hAnsi="Times New Roman" w:eastAsia="Times New Roman"/>
+          <w:b/>
+          <w:i w:val="0"/>
+          <w:color w:val="000000"/>
+          <w:sz w:val="26"/>
+        </w:rPr>
+        <w:t>1. Bảng tính và biểu đồ tổng hợp</w:t>
+      </w:r>
+    </w:p>
+    <w:p>
+      <w:pPr>
+        <w:spacing w:after="60"/>
+        <w:jc w:val="center"/>
+      </w:pPr>
+      <w:r>
+        <w:drawing>
+          <wp:inline xmlns:a="http://schemas.openxmlformats.org/drawingml/2006/main" xmlns:pic="http://schemas.openxmlformats.org/drawingml/2006/picture">
+            <wp:extent cx="3851999" cy="4985587"/>
+            <wp:docPr id="8" name="Picture 8"/>
+            <wp:cNvGraphicFramePr>
+              <a:graphicFrameLocks noChangeAspect="1"/>
+            </wp:cNvGraphicFramePr>
+            <a:graphic>
+              <a:graphicData uri="http://schemas.openxmlformats.org/drawingml/2006/picture">
+                <pic:pic>
+                  <pic:nvPicPr>
+                    <pic:cNvPr id="0" name="lab3-dashboard.png"/>
+                    <pic:cNvPicPr/>
+                  </pic:nvPicPr>
+                  <pic:blipFill>
+                    <a:blip r:embed="rId15"/>
+                    <a:stretch>
+                      <a:fillRect/>
+                    </a:stretch>
+                  </pic:blipFill>
+                  <pic:spPr>
+                    <a:xfrm>
+                      <a:off x="0" y="0"/>
+                      <a:ext cx="3851999" cy="4985587"/>
+                    </a:xfrm>
+                    <a:prstGeom prst="rect"/>
+                  </pic:spPr>
+                </pic:pic>
+              </a:graphicData>
+            </a:graphic>
+          </wp:inline>
+        </w:drawing>
+      </w:r>
+    </w:p>
+    <w:p>
+      <w:pPr>
+        <w:spacing w:before="0" w:after="100" w:line="288" w:lineRule="auto"/>
+        <w:jc w:val="center"/>
+      </w:pPr>
+      <w:r>
+        <w:rPr>
+          <w:rFonts w:ascii="Times New Roman" w:hAnsi="Times New Roman" w:eastAsia="Times New Roman"/>
+          <w:b w:val="0"/>
+          <w:i/>
+          <w:color w:val="000000"/>
+          <w:sz w:val="22"/>
+        </w:rPr>
+        <w:t>Hình 3.1. Dashboard tổng hợp dữ liệu</w:t>
+      </w:r>
+    </w:p>
+    <w:p>
+      <w:pPr>
+        <w:spacing w:before="0" w:after="80" w:line="288" w:lineRule="auto"/>
+        <w:jc w:val="left"/>
+      </w:pPr>
+      <w:r>
+        <w:rPr>
+          <w:rFonts w:ascii="Times New Roman" w:hAnsi="Times New Roman" w:eastAsia="Times New Roman"/>
+          <w:b/>
+          <w:i w:val="0"/>
+          <w:color w:val="000000"/>
+          <w:sz w:val="26"/>
+        </w:rPr>
+        <w:t>2. Lọc và phân tích dữ liệu</w:t>
+      </w:r>
+    </w:p>
+    <w:p>
+      <w:pPr>
+        <w:spacing w:after="60"/>
+        <w:jc w:val="center"/>
+      </w:pPr>
+      <w:r>
+        <w:drawing>
+          <wp:inline xmlns:a="http://schemas.openxmlformats.org/drawingml/2006/main" xmlns:pic="http://schemas.openxmlformats.org/drawingml/2006/picture">
+            <wp:extent cx="3851999" cy="4985587"/>
+            <wp:docPr id="9" name="Picture 9"/>
+            <wp:cNvGraphicFramePr>
+              <a:graphicFrameLocks noChangeAspect="1"/>
+            </wp:cNvGraphicFramePr>
+            <a:graphic>
+              <a:graphicData uri="http://schemas.openxmlformats.org/drawingml/2006/picture">
+                <pic:pic>
+                  <pic:nvPicPr>
+                    <pic:cNvPr id="0" name="lab3-filter.png"/>
+                    <pic:cNvPicPr/>
+                  </pic:nvPicPr>
+                  <pic:blipFill>
+                    <a:blip r:embed="rId16"/>
+                    <a:stretch>
+                      <a:fillRect/>
+                    </a:stretch>
+                  </pic:blipFill>
+                  <pic:spPr>
+                    <a:xfrm>
+                      <a:off x="0" y="0"/>
+                      <a:ext cx="3851999" cy="4985587"/>
+                    </a:xfrm>
+                    <a:prstGeom prst="rect"/>
+                  </pic:spPr>
+                </pic:pic>
+              </a:graphicData>
+            </a:graphic>
+          </wp:inline>
+        </w:drawing>
+      </w:r>
+    </w:p>
+    <w:p>
+      <w:pPr>
+        <w:spacing w:before="0" w:after="100" w:line="288" w:lineRule="auto"/>
+        <w:jc w:val="center"/>
+      </w:pPr>
+      <w:r>
+        <w:rPr>
+          <w:rFonts w:ascii="Times New Roman" w:hAnsi="Times New Roman" w:eastAsia="Times New Roman"/>
+          <w:b w:val="0"/>
+          <w:i/>
+          <w:color w:val="000000"/>
+          <w:sz w:val="22"/>
+        </w:rPr>
+        <w:t>Hình 3.2. Kết quả lọc dữ liệu</w:t>
+      </w:r>
+    </w:p>
+    <w:p>
+      <w:r>
+        <w:br w:type="page"/>
+      </w:r>
+    </w:p>
+    <w:p>
+      <w:pPr>
+        <w:spacing w:before="40" w:after="120" w:line="288" w:lineRule="auto"/>
+        <w:jc w:val="left"/>
+      </w:pPr>
+      <w:r>
+        <w:rPr>
+          <w:rFonts w:ascii="Times New Roman" w:hAnsi="Times New Roman" w:eastAsia="Times New Roman"/>
+          <w:b/>
+          <w:i w:val="0"/>
+          <w:color w:val="000000"/>
+          <w:sz w:val="28"/>
+        </w:rPr>
+        <w:t>LAB 04: MICROSOFT POWERPOINT</w:t>
+      </w:r>
+    </w:p>
+    <w:p>
+      <w:pPr>
+        <w:spacing w:before="0" w:after="80" w:line="288" w:lineRule="auto"/>
+        <w:jc w:val="left"/>
+      </w:pPr>
+      <w:r>
+        <w:rPr>
+          <w:rFonts w:ascii="Times New Roman" w:hAnsi="Times New Roman" w:eastAsia="Times New Roman"/>
+          <w:b/>
+          <w:i w:val="0"/>
+          <w:color w:val="000000"/>
+          <w:sz w:val="26"/>
+        </w:rPr>
+        <w:t>1. Thiết kế bài trình chiếu</w:t>
+      </w:r>
+    </w:p>
+    <w:p>
+      <w:pPr>
+        <w:spacing w:after="60"/>
+        <w:jc w:val="center"/>
+      </w:pPr>
+      <w:r>
+        <w:drawing>
+          <wp:inline xmlns:a="http://schemas.openxmlformats.org/drawingml/2006/main" xmlns:pic="http://schemas.openxmlformats.org/drawingml/2006/picture">
+            <wp:extent cx="5184000" cy="2917851"/>
+            <wp:docPr id="10" name="Picture 10"/>
+            <wp:cNvGraphicFramePr>
+              <a:graphicFrameLocks noChangeAspect="1"/>
+            </wp:cNvGraphicFramePr>
+            <a:graphic>
+              <a:graphicData uri="http://schemas.openxmlformats.org/drawingml/2006/picture">
+                <pic:pic>
+                  <pic:nvPicPr>
+                    <pic:cNvPr id="0" name="lab4-cover.png"/>
+                    <pic:cNvPicPr/>
+                  </pic:nvPicPr>
+                  <pic:blipFill>
+                    <a:blip r:embed="rId17"/>
+                    <a:stretch>
+                      <a:fillRect/>
+                    </a:stretch>
+                  </pic:blipFill>
+                  <pic:spPr>
+                    <a:xfrm>
+                      <a:off x="0" y="0"/>
+                      <a:ext cx="5184000" cy="2917851"/>
+                    </a:xfrm>
+                    <a:prstGeom prst="rect"/>
+                  </pic:spPr>
+                </pic:pic>
+              </a:graphicData>
+            </a:graphic>
+          </wp:inline>
+        </w:drawing>
+      </w:r>
+    </w:p>
+    <w:p>
+      <w:pPr>
+        <w:spacing w:before="0" w:after="100" w:line="288" w:lineRule="auto"/>
+        <w:jc w:val="center"/>
+      </w:pPr>
+      <w:r>
+        <w:rPr>
+          <w:rFonts w:ascii="Times New Roman" w:hAnsi="Times New Roman" w:eastAsia="Times New Roman"/>
+          <w:b w:val="0"/>
+          <w:i/>
+          <w:color w:val="000000"/>
+          <w:sz w:val="22"/>
+        </w:rPr>
+        <w:t>Hình 4.1. Trang bìa bài trình chiếu</w:t>
+      </w:r>
+    </w:p>
+    <w:p>
+      <w:pPr>
+        <w:spacing w:before="0" w:after="80" w:line="288" w:lineRule="auto"/>
+        <w:jc w:val="left"/>
+      </w:pPr>
+      <w:r>
+        <w:rPr>
+          <w:rFonts w:ascii="Times New Roman" w:hAnsi="Times New Roman" w:eastAsia="Times New Roman"/>
+          <w:b/>
+          <w:i w:val="0"/>
+          <w:color w:val="000000"/>
+          <w:sz w:val="26"/>
+        </w:rPr>
+        <w:t>2. Bố cục nội dung</w:t>
+      </w:r>
+    </w:p>
+    <w:p>
+      <w:pPr>
+        <w:spacing w:after="60"/>
+        <w:jc w:val="center"/>
+      </w:pPr>
+      <w:r>
+        <w:drawing>
+          <wp:inline xmlns:a="http://schemas.openxmlformats.org/drawingml/2006/main" xmlns:pic="http://schemas.openxmlformats.org/drawingml/2006/picture">
+            <wp:extent cx="5184000" cy="2917851"/>
+            <wp:docPr id="11" name="Picture 11"/>
+            <wp:cNvGraphicFramePr>
+              <a:graphicFrameLocks noChangeAspect="1"/>
+            </wp:cNvGraphicFramePr>
+            <a:graphic>
+              <a:graphicData uri="http://schemas.openxmlformats.org/drawingml/2006/picture">
+                <pic:pic>
+                  <pic:nvPicPr>
+                    <pic:cNvPr id="0" name="lab4-agenda.png"/>
+                    <pic:cNvPicPr/>
+                  </pic:nvPicPr>
+                  <pic:blipFill>
+                    <a:blip r:embed="rId18"/>
+                    <a:stretch>
+                      <a:fillRect/>
+                    </a:stretch>
+                  </pic:blipFill>
+                  <pic:spPr>
+                    <a:xfrm>
+                      <a:off x="0" y="0"/>
+                      <a:ext cx="5184000" cy="2917851"/>
+                    </a:xfrm>
+                    <a:prstGeom prst="rect"/>
+                  </pic:spPr>
+                </pic:pic>
+              </a:graphicData>
+            </a:graphic>
+          </wp:inline>
+        </w:drawing>
+      </w:r>
+    </w:p>
+    <w:p>
+      <w:pPr>
+        <w:spacing w:before="0" w:after="100" w:line="288" w:lineRule="auto"/>
+        <w:jc w:val="center"/>
+      </w:pPr>
+      <w:r>
+        <w:rPr>
+          <w:rFonts w:ascii="Times New Roman" w:hAnsi="Times New Roman" w:eastAsia="Times New Roman"/>
+          <w:b w:val="0"/>
+          <w:i/>
+          <w:color w:val="000000"/>
+          <w:sz w:val="22"/>
+        </w:rPr>
+        <w:t>Hình 4.2. Trang mục lục bài trình chiếu</w:t>
+      </w:r>
+    </w:p>
+    <w:p>
+      <w:r>
+        <w:br w:type="page"/>
+      </w:r>
+    </w:p>
+    <w:p>
+      <w:pPr>
+        <w:spacing w:before="40" w:after="120" w:line="288" w:lineRule="auto"/>
+        <w:jc w:val="left"/>
+      </w:pPr>
+      <w:r>
+        <w:rPr>
+          <w:rFonts w:ascii="Times New Roman" w:hAnsi="Times New Roman" w:eastAsia="Times New Roman"/>
+          <w:b/>
+          <w:i w:val="0"/>
+          <w:color w:val="000000"/>
+          <w:sz w:val="28"/>
+        </w:rPr>
+        <w:t>LAB 05: ỨNG DỤNG CÔNG NGHỆ SỐ</w:t>
+      </w:r>
+    </w:p>
+    <w:p>
+      <w:pPr>
+        <w:spacing w:before="0" w:after="80" w:line="288" w:lineRule="auto"/>
+        <w:jc w:val="left"/>
+      </w:pPr>
+      <w:r>
+        <w:rPr>
+          <w:rFonts w:ascii="Times New Roman" w:hAnsi="Times New Roman" w:eastAsia="Times New Roman"/>
+          <w:b/>
+          <w:i w:val="0"/>
+          <w:color w:val="000000"/>
+          <w:sz w:val="26"/>
+        </w:rPr>
+        <w:t>Phần 1. Hợp tác và quản lý phiên bản tài liệu</w:t>
+      </w:r>
+    </w:p>
+    <w:p>
+      <w:pPr>
+        <w:spacing w:before="0" w:after="80" w:line="288" w:lineRule="auto"/>
+        <w:jc w:val="left"/>
+      </w:pPr>
+      <w:r>
+        <w:rPr>
+          <w:rFonts w:ascii="Times New Roman" w:hAnsi="Times New Roman" w:eastAsia="Times New Roman"/>
+          <w:b/>
+          <w:i w:val="0"/>
+          <w:color w:val="000000"/>
+          <w:sz w:val="26"/>
+        </w:rPr>
+        <w:t>1.1. Tạo và định dạng tài liệu Word</w:t>
+      </w:r>
+    </w:p>
+    <w:p>
+      <w:pPr>
+        <w:spacing w:after="60"/>
+        <w:jc w:val="center"/>
+      </w:pPr>
+      <w:r>
+        <w:drawing>
+          <wp:inline xmlns:a="http://schemas.openxmlformats.org/drawingml/2006/main" xmlns:pic="http://schemas.openxmlformats.org/drawingml/2006/picture">
+            <wp:extent cx="2951999" cy="4171749"/>
+            <wp:docPr id="12" name="Picture 12"/>
+            <wp:cNvGraphicFramePr>
+              <a:graphicFrameLocks noChangeAspect="1"/>
+            </wp:cNvGraphicFramePr>
+            <a:graphic>
+              <a:graphicData uri="http://schemas.openxmlformats.org/drawingml/2006/picture">
+                <pic:pic>
+                  <pic:nvPicPr>
+                    <pic:cNvPr id="0" name="lab5-ex11.png"/>
+                    <pic:cNvPicPr/>
+                  </pic:nvPicPr>
+                  <pic:blipFill>
+                    <a:blip r:embed="rId19"/>
+                    <a:stretch>
+                      <a:fillRect/>
+                    </a:stretch>
+                  </pic:blipFill>
+                  <pic:spPr>
+                    <a:xfrm>
+                      <a:off x="0" y="0"/>
+                      <a:ext cx="2951999" cy="4171749"/>
+                    </a:xfrm>
+                    <a:prstGeom prst="rect"/>
+                  </pic:spPr>
+                </pic:pic>
+              </a:graphicData>
+            </a:graphic>
+          </wp:inline>
+        </w:drawing>
+      </w:r>
+    </w:p>
+    <w:p>
+      <w:pPr>
+        <w:spacing w:before="0" w:after="100" w:line="288" w:lineRule="auto"/>
+        <w:jc w:val="center"/>
+      </w:pPr>
+      <w:r>
+        <w:rPr>
+          <w:rFonts w:ascii="Times New Roman" w:hAnsi="Times New Roman" w:eastAsia="Times New Roman"/>
+          <w:b w:val="0"/>
+          <w:i/>
+          <w:color w:val="000000"/>
+          <w:sz w:val="22"/>
+        </w:rPr>
+        <w:t>Hình 5.1. Tài liệu Lab05_Ex1.1.pdf</w:t>
+      </w:r>
+    </w:p>
+    <w:p>
+      <w:pPr>
+        <w:spacing w:before="0" w:after="80" w:line="288" w:lineRule="auto"/>
+        <w:jc w:val="left"/>
+      </w:pPr>
+      <w:r>
+        <w:rPr>
+          <w:rFonts w:ascii="Times New Roman" w:hAnsi="Times New Roman" w:eastAsia="Times New Roman"/>
+          <w:b/>
+          <w:i w:val="0"/>
+          <w:color w:val="000000"/>
+          <w:sz w:val="26"/>
+        </w:rPr>
+        <w:t>1.2. Hợp tác nhóm trên Google Docs</w:t>
+      </w:r>
+    </w:p>
+    <w:p>
+      <w:pPr>
+        <w:keepNext/>
+        <w:spacing w:before="100" w:after="40" w:line="288" w:lineRule="auto"/>
+        <w:jc w:val="center"/>
+      </w:pPr>
+      <w:r>
+        <w:rPr>
+          <w:rFonts w:ascii="Times New Roman" w:hAnsi="Times New Roman" w:eastAsia="Times New Roman"/>
+          <w:b w:val="0"/>
+          <w:i/>
+          <w:color w:val="C00000"/>
+          <w:sz w:val="22"/>
+        </w:rPr>
+        <w:t>[CHỜ CHÈN ẢNH CHỤP GOOGLE DOCS THẬT: cần thấy nội dung chỉnh sửa, bình luận và Version history]</w:t>
+      </w:r>
+    </w:p>
+    <w:p>
+      <w:r>
+        <w:br w:type="page"/>
+      </w:r>
+    </w:p>
+    <w:p>
+      <w:pPr>
+        <w:spacing w:before="40" w:after="120" w:line="288" w:lineRule="auto"/>
+        <w:jc w:val="left"/>
+      </w:pPr>
+      <w:r>
+        <w:rPr>
+          <w:rFonts w:ascii="Times New Roman" w:hAnsi="Times New Roman" w:eastAsia="Times New Roman"/>
+          <w:b/>
+          <w:i w:val="0"/>
+          <w:color w:val="000000"/>
+          <w:sz w:val="28"/>
+        </w:rPr>
+        <w:t>LAB 05: SẢN PHẨM TRUYỀN THÔNG SỐ</w:t>
+      </w:r>
+    </w:p>
+    <w:p>
+      <w:pPr>
+        <w:spacing w:before="0" w:after="80" w:line="288" w:lineRule="auto"/>
+        <w:jc w:val="left"/>
+      </w:pPr>
+      <w:r>
+        <w:rPr>
+          <w:rFonts w:ascii="Times New Roman" w:hAnsi="Times New Roman" w:eastAsia="Times New Roman"/>
+          <w:b/>
+          <w:i w:val="0"/>
+          <w:color w:val="000000"/>
+          <w:sz w:val="26"/>
+        </w:rPr>
+        <w:t>Phần 2. Thiết kế nội dung số</w:t>
+      </w:r>
+    </w:p>
+    <w:p>
+      <w:pPr>
+        <w:spacing w:before="0" w:after="80" w:line="288" w:lineRule="auto"/>
+        <w:jc w:val="left"/>
+      </w:pPr>
+      <w:r>
+        <w:rPr>
+          <w:rFonts w:ascii="Times New Roman" w:hAnsi="Times New Roman" w:eastAsia="Times New Roman"/>
+          <w:b/>
+          <w:i w:val="0"/>
+          <w:color w:val="000000"/>
+          <w:sz w:val="26"/>
+        </w:rPr>
+        <w:t>2.1. Infographic</w:t>
+      </w:r>
+    </w:p>
+    <w:p>
+      <w:pPr>
+        <w:spacing w:after="60"/>
+        <w:jc w:val="center"/>
+      </w:pPr>
+      <w:r>
+        <w:drawing>
+          <wp:inline xmlns:a="http://schemas.openxmlformats.org/drawingml/2006/main" xmlns:pic="http://schemas.openxmlformats.org/drawingml/2006/picture">
+            <wp:extent cx="2592000" cy="3888000"/>
+            <wp:docPr id="13" name="Picture 13"/>
+            <wp:cNvGraphicFramePr>
+              <a:graphicFrameLocks noChangeAspect="1"/>
+            </wp:cNvGraphicFramePr>
+            <a:graphic>
+              <a:graphicData uri="http://schemas.openxmlformats.org/drawingml/2006/picture">
+                <pic:pic>
+                  <pic:nvPicPr>
+                    <pic:cNvPr id="0" name="Lab05_Ex2.1.png"/>
+                    <pic:cNvPicPr/>
+                  </pic:nvPicPr>
+                  <pic:blipFill>
+                    <a:blip r:embed="rId20"/>
+                    <a:stretch>
+                      <a:fillRect/>
+                    </a:stretch>
+                  </pic:blipFill>
+                  <pic:spPr>
+                    <a:xfrm>
+                      <a:off x="0" y="0"/>
+                      <a:ext cx="2592000" cy="3888000"/>
+                    </a:xfrm>
+                    <a:prstGeom prst="rect"/>
+                  </pic:spPr>
+                </pic:pic>
+              </a:graphicData>
+            </a:graphic>
+          </wp:inline>
+        </w:drawing>
+      </w:r>
+    </w:p>
+    <w:p>
+      <w:pPr>
+        <w:spacing w:before="0" w:after="100" w:line="288" w:lineRule="auto"/>
+        <w:jc w:val="center"/>
+      </w:pPr>
+      <w:r>
+        <w:rPr>
+          <w:rFonts w:ascii="Times New Roman" w:hAnsi="Times New Roman" w:eastAsia="Times New Roman"/>
+          <w:b w:val="0"/>
+          <w:i/>
+          <w:color w:val="000000"/>
+          <w:sz w:val="22"/>
+        </w:rPr>
+        <w:t>Hình 5.2. Infographic về lợi ích của công nghệ số trong học tập</w:t>
+      </w:r>
+    </w:p>
+    <w:p>
+      <w:pPr>
+        <w:spacing w:before="0" w:after="80" w:line="288" w:lineRule="auto"/>
+        <w:jc w:val="left"/>
+      </w:pPr>
+      <w:r>
+        <w:rPr>
+          <w:rFonts w:ascii="Times New Roman" w:hAnsi="Times New Roman" w:eastAsia="Times New Roman"/>
+          <w:b/>
+          <w:i w:val="0"/>
+          <w:color w:val="000000"/>
+          <w:sz w:val="26"/>
+        </w:rPr>
+        <w:t>2.2. Video ngắn</w:t>
+      </w:r>
+    </w:p>
+    <w:p>
+      <w:pPr>
+        <w:spacing w:before="0" w:after="80" w:line="288" w:lineRule="auto"/>
+        <w:jc w:val="both"/>
+      </w:pPr>
+      <w:r>
+        <w:rPr>
+          <w:rFonts w:ascii="Times New Roman" w:hAnsi="Times New Roman" w:eastAsia="Times New Roman"/>
+          <w:b w:val="0"/>
+          <w:i w:val="0"/>
+          <w:color w:val="000000"/>
+          <w:sz w:val="26"/>
+        </w:rPr>
+        <w:t>Chủ đề: 5 lợi ích của công nghệ số trong học tập. Video được xuất ở định dạng MP4 và đăng lên YouTube.</w:t>
+      </w:r>
+    </w:p>
+    <w:p>
+      <w:pPr>
+        <w:spacing w:before="0" w:after="80" w:line="288" w:lineRule="auto"/>
+        <w:jc w:val="left"/>
+      </w:pPr>
+      <w:r>
+        <w:rPr>
+          <w:rFonts w:ascii="Times New Roman" w:hAnsi="Times New Roman" w:eastAsia="Times New Roman"/>
+          <w:b w:val="0"/>
+          <w:i w:val="0"/>
+          <w:color w:val="0563C1"/>
+          <w:sz w:val="26"/>
+        </w:rPr>
+        <w:t>Link video: https://www.youtube.com/watch?v=dMne5bNr9-w</w:t>
+      </w:r>
+    </w:p>
+    <w:p>
+      <w:r>
+        <w:br w:type="page"/>
+      </w:r>
+    </w:p>
+    <w:p>
+      <w:pPr>
+        <w:spacing w:before="40" w:after="120" w:line="288" w:lineRule="auto"/>
+        <w:jc w:val="left"/>
+      </w:pPr>
+      <w:r>
+        <w:rPr>
+          <w:rFonts w:ascii="Times New Roman" w:hAnsi="Times New Roman" w:eastAsia="Times New Roman"/>
+          <w:b/>
+          <w:i w:val="0"/>
+          <w:color w:val="000000"/>
+          <w:sz w:val="28"/>
+        </w:rPr>
+        <w:t>LAB 05: XÂY DỰNG WEBSITE CÁ NHÂN</w:t>
+      </w:r>
+    </w:p>
+    <w:p>
+      <w:pPr>
+        <w:spacing w:before="0" w:after="80" w:line="288" w:lineRule="auto"/>
+        <w:jc w:val="left"/>
+      </w:pPr>
+      <w:r>
+        <w:rPr>
+          <w:rFonts w:ascii="Times New Roman" w:hAnsi="Times New Roman" w:eastAsia="Times New Roman"/>
+          <w:b/>
+          <w:i w:val="0"/>
+          <w:color w:val="000000"/>
+          <w:sz w:val="26"/>
+        </w:rPr>
+        <w:t>Phần 3. Website HTML/CSS và GitHub</w:t>
+      </w:r>
+    </w:p>
+    <w:p>
+      <w:pPr>
+        <w:spacing w:before="0" w:after="80" w:line="288" w:lineRule="auto"/>
+        <w:jc w:val="left"/>
+      </w:pPr>
+      <w:r>
+        <w:rPr>
+          <w:rFonts w:ascii="Times New Roman" w:hAnsi="Times New Roman" w:eastAsia="Times New Roman"/>
+          <w:b/>
+          <w:i w:val="0"/>
+          <w:color w:val="000000"/>
+          <w:sz w:val="26"/>
+        </w:rPr>
+        <w:t>3.1. Giao diện website</w:t>
+      </w:r>
+    </w:p>
+    <w:p>
+      <w:pPr>
+        <w:spacing w:after="60"/>
+        <w:jc w:val="center"/>
+      </w:pPr>
+      <w:r>
+        <w:drawing>
+          <wp:inline xmlns:a="http://schemas.openxmlformats.org/drawingml/2006/main" xmlns:pic="http://schemas.openxmlformats.org/drawingml/2006/picture">
+            <wp:extent cx="5184000" cy="3729600"/>
+            <wp:docPr id="14" name="Picture 14"/>
+            <wp:cNvGraphicFramePr>
+              <a:graphicFrameLocks noChangeAspect="1"/>
+            </wp:cNvGraphicFramePr>
+            <a:graphic>
+              <a:graphicData uri="http://schemas.openxmlformats.org/drawingml/2006/picture">
+                <pic:pic>
+                  <pic:nvPicPr>
+                    <pic:cNvPr id="0" name="site-crop.png"/>
+                    <pic:cNvPicPr/>
+                  </pic:nvPicPr>
+                  <pic:blipFill>
+                    <a:blip r:embed="rId21"/>
+                    <a:stretch>
+                      <a:fillRect/>
+                    </a:stretch>
+                  </pic:blipFill>
+                  <pic:spPr>
+                    <a:xfrm>
+                      <a:off x="0" y="0"/>
+                      <a:ext cx="5184000" cy="3729600"/>
+                    </a:xfrm>
+                    <a:prstGeom prst="rect"/>
+                  </pic:spPr>
+                </pic:pic>
+              </a:graphicData>
+            </a:graphic>
+          </wp:inline>
+        </w:drawing>
+      </w:r>
+    </w:p>
+    <w:p>
+      <w:pPr>
+        <w:spacing w:before="0" w:after="100" w:line="288" w:lineRule="auto"/>
+        <w:jc w:val="center"/>
+      </w:pPr>
+      <w:r>
+        <w:rPr>
+          <w:rFonts w:ascii="Times New Roman" w:hAnsi="Times New Roman" w:eastAsia="Times New Roman"/>
+          <w:b w:val="0"/>
+          <w:i/>
+          <w:color w:val="000000"/>
+          <w:sz w:val="22"/>
+        </w:rPr>
+        <w:t>Hình 5.3. Website giới thiệu và trưng bày sản phẩm Lab 05</w:t>
+      </w:r>
+    </w:p>
+    <w:p>
+      <w:pPr>
+        <w:spacing w:before="0" w:after="80" w:line="288" w:lineRule="auto"/>
+        <w:jc w:val="left"/>
+      </w:pPr>
+      <w:r>
+        <w:rPr>
+          <w:rFonts w:ascii="Times New Roman" w:hAnsi="Times New Roman" w:eastAsia="Times New Roman"/>
+          <w:b/>
+          <w:i w:val="0"/>
+          <w:color w:val="000000"/>
+          <w:sz w:val="26"/>
+        </w:rPr>
+        <w:t>3.2. Repository GitHub</w:t>
+      </w:r>
+    </w:p>
+    <w:p>
+      <w:pPr>
+        <w:spacing w:before="0" w:after="80" w:line="288" w:lineRule="auto"/>
+        <w:jc w:val="left"/>
+      </w:pPr>
+      <w:r>
+        <w:rPr>
+          <w:rFonts w:ascii="Times New Roman" w:hAnsi="Times New Roman" w:eastAsia="Times New Roman"/>
+          <w:b w:val="0"/>
+          <w:i w:val="0"/>
+          <w:color w:val="0563C1"/>
+          <w:sz w:val="26"/>
+        </w:rPr>
+        <w:t>Repository: https://github.com/mob2605357/CT005_Lab05</w:t>
+      </w:r>
+    </w:p>
+    <w:p>
+      <w:pPr>
+        <w:spacing w:before="0" w:after="80" w:line="288" w:lineRule="auto"/>
+        <w:jc w:val="left"/>
+      </w:pPr>
+      <w:r>
+        <w:rPr>
+          <w:rFonts w:ascii="Times New Roman" w:hAnsi="Times New Roman" w:eastAsia="Times New Roman"/>
+          <w:b w:val="0"/>
+          <w:i w:val="0"/>
+          <w:color w:val="0563C1"/>
+          <w:sz w:val="26"/>
+        </w:rPr>
+        <w:t>GitHub Pages: https://mob2605357.github.io/CT005_Lab05/</w:t>
       </w:r>
     </w:p>
     <w:sectPr>
-      <w:footerReference w:type="default" r:id="rId9"/>
       <w:pgSz w:w="11906" w:h="16838"/>
-      <w:pgMar w:top="1020" w:right="1020" w:bottom="907" w:left="1020" w:header="720" w:footer="720" w:gutter="0"/>
+      <w:pgMar w:top="1701" w:right="1134" w:bottom="1701" w:left="1984" w:header="567" w:footer="567" w:gutter="0"/>
       <w:cols w:space="720"/>
       <w:docGrid w:linePitch="360"/>
     </w:sectPr>
   </w:body>
 </w:document>
-</file>
-
-<file path=word/footer1.xml><?xml version="1.0" encoding="utf-8"?>
-<w:ftr xmlns:m="http://schemas.openxmlformats.org/officeDocument/2006/math" xmlns:mc="http://schemas.openxmlformats.org/markup-compatibility/2006" xmlns:mo="http://schemas.microsoft.com/office/mac/office/2008/main" xmlns:mv="urn:schemas-microsoft-com:mac:vml" xmlns:o="urn:schemas-microsoft-com:office:office" xmlns:r="http://schemas.openxmlformats.org/officeDocument/2006/relationships" xmlns:v="urn:schemas-microsoft-com:vml" xmlns:w10="urn:schemas-microsoft-com:office:word" xmlns:w14="http://schemas.microsoft.com/office/word/2010/wordml" xmlns:w="http://schemas.openxmlformats.org/wordprocessingml/2006/main" xmlns:wne="http://schemas.microsoft.com/office/word/2006/wordml" xmlns:wp14="http://schemas.microsoft.com/office/word/2010/wordprocessingDrawing" xmlns:wp="http://schemas.openxmlformats.org/drawingml/2006/wordprocessingDrawing" xmlns:wpc="http://schemas.microsoft.com/office/word/2010/wordprocessingCanvas" xmlns:wpg="http://schemas.microsoft.com/office/word/2010/wordprocessingGroup" xmlns:wpi="http://schemas.microsoft.com/office/word/2010/wordprocessingInk" xmlns:wps="http://schemas.microsoft.com/office/word/2010/wordprocessingShape" mc:Ignorable="w14 wp14">
-  <w:p>
-    <w:pPr>
-      <w:pStyle w:val="Footer"/>
-      <w:jc w:val="center"/>
-    </w:pPr>
-    <w:r>
-      <w:rPr>
-        <w:rFonts w:ascii="Arial" w:hAnsi="Arial" w:eastAsia="Arial"/>
-        <w:color w:val="5A6876"/>
-        <w:sz w:val="16"/>
-      </w:rPr>
-      <w:t xml:space="preserve">Báo cáo Tin học văn phòng  •  Trần Ngọc Mơ  •  B2605357  •  </w:t>
-    </w:r>
-    <w:fldSimple w:instr="PAGE"/>
-  </w:p>
-</w:ftr>
 </file>
 
 <file path=word/numbering.xml><?xml version="1.0" encoding="utf-8"?>
@@ -4541,13 +2574,9 @@
     <w:name w:val="Normal"/>
     <w:qFormat/>
     <w:rsid w:val="00FC693F"/>
-    <w:pPr>
-      <w:spacing w:after="120" w:line="269" w:lineRule="auto"/>
-    </w:pPr>
     <w:rPr>
-      <w:rFonts w:ascii="Arial" w:hAnsi="Arial"/>
-      <w:color w:val="17212B"/>
-      <w:sz w:val="21"/>
+      <w:rFonts w:ascii="Times New Roman" w:hAnsi="Times New Roman" w:eastAsia="Times New Roman"/>
+      <w:sz w:val="26"/>
     </w:rPr>
   </w:style>
   <w:style w:type="paragraph" w:styleId="Header">
@@ -4609,11 +2638,11 @@
       <w:outlineLvl w:val="0"/>
     </w:pPr>
     <w:rPr>
-      <w:rFonts w:asciiTheme="majorHAnsi" w:eastAsiaTheme="majorEastAsia" w:hAnsiTheme="majorHAnsi" w:cstheme="majorBidi" w:ascii="Arial" w:hAnsi="Arial"/>
+      <w:rFonts w:asciiTheme="majorHAnsi" w:eastAsiaTheme="majorEastAsia" w:hAnsiTheme="majorHAnsi" w:cstheme="majorBidi"/>
       <w:b/>
       <w:bCs/>
-      <w:color w:val="000000"/>
-      <w:sz w:val="38"/>
+      <w:color w:val="365F91" w:themeColor="accent1" w:themeShade="BF"/>
+      <w:sz w:val="28"/>
       <w:szCs w:val="28"/>
     </w:rPr>
   </w:style>
@@ -4633,10 +2662,10 @@
       <w:outlineLvl w:val="1"/>
     </w:pPr>
     <w:rPr>
-      <w:rFonts w:asciiTheme="majorHAnsi" w:eastAsiaTheme="majorEastAsia" w:hAnsiTheme="majorHAnsi" w:cstheme="majorBidi" w:ascii="Arial" w:hAnsi="Arial"/>
+      <w:rFonts w:asciiTheme="majorHAnsi" w:eastAsiaTheme="majorEastAsia" w:hAnsiTheme="majorHAnsi" w:cstheme="majorBidi"/>
       <w:b/>
       <w:bCs/>
-      <w:color w:val="000000"/>
+      <w:color w:val="4F81BD" w:themeColor="accent1"/>
       <w:sz w:val="26"/>
       <w:szCs w:val="26"/>
     </w:rPr>
@@ -4894,16 +2923,15 @@
       <w:pBdr>
         <w:bottom w:val="single" w:sz="8" w:space="4" w:color="4F81BD" w:themeColor="accent1"/>
       </w:pBdr>
-      <w:spacing w:after="160" w:line="240" w:lineRule="auto"/>
+      <w:spacing w:after="300" w:line="240" w:lineRule="auto"/>
       <w:contextualSpacing/>
     </w:pPr>
     <w:rPr>
-      <w:rFonts w:asciiTheme="majorHAnsi" w:eastAsiaTheme="majorEastAsia" w:hAnsiTheme="majorHAnsi" w:cstheme="majorBidi" w:ascii="Arial" w:hAnsi="Arial"/>
-      <w:b/>
-      <w:color w:val="000000"/>
+      <w:rFonts w:asciiTheme="majorHAnsi" w:eastAsiaTheme="majorEastAsia" w:hAnsiTheme="majorHAnsi" w:cstheme="majorBidi"/>
+      <w:color w:val="17365D" w:themeColor="text2" w:themeShade="BF"/>
       <w:spacing w:val="5"/>
       <w:kern w:val="28"/>
-      <w:sz w:val="54"/>
+      <w:sz w:val="52"/>
       <w:szCs w:val="52"/>
     </w:rPr>
   </w:style>

--- a/BaoCaoTinHocVanPhong.docx
+++ b/BaoCaoTinHocVanPhong.docx
@@ -1806,7 +1806,7 @@
       <w:r>
         <w:drawing>
           <wp:inline xmlns:a="http://schemas.openxmlformats.org/drawingml/2006/main" xmlns:pic="http://schemas.openxmlformats.org/drawingml/2006/picture">
-            <wp:extent cx="2951999" cy="4171749"/>
+            <wp:extent cx="2412000" cy="3408625"/>
             <wp:docPr id="12" name="Picture 12"/>
             <wp:cNvGraphicFramePr>
               <a:graphicFrameLocks noChangeAspect="1"/>
@@ -1827,7 +1827,7 @@
                   <pic:spPr>
                     <a:xfrm>
                       <a:off x="0" y="0"/>
-                      <a:ext cx="2951999" cy="4171749"/>
+                      <a:ext cx="2412000" cy="3408625"/>
                     </a:xfrm>
                     <a:prstGeom prst="rect"/>
                   </pic:spPr>
@@ -1872,8 +1872,47 @@
     </w:p>
     <w:p>
       <w:pPr>
-        <w:keepNext/>
-        <w:spacing w:before="100" w:after="40" w:line="288" w:lineRule="auto"/>
+        <w:spacing w:after="60"/>
+        <w:jc w:val="center"/>
+      </w:pPr>
+      <w:r>
+        <w:drawing>
+          <wp:inline xmlns:a="http://schemas.openxmlformats.org/drawingml/2006/main" xmlns:pic="http://schemas.openxmlformats.org/drawingml/2006/picture">
+            <wp:extent cx="1475999" cy="3199210"/>
+            <wp:docPr id="13" name="Picture 13"/>
+            <wp:cNvGraphicFramePr>
+              <a:graphicFrameLocks noChangeAspect="1"/>
+            </wp:cNvGraphicFramePr>
+            <a:graphic>
+              <a:graphicData uri="http://schemas.openxmlformats.org/drawingml/2006/picture">
+                <pic:pic>
+                  <pic:nvPicPr>
+                    <pic:cNvPr id="0" name="Lab05_Ex1.2.png"/>
+                    <pic:cNvPicPr/>
+                  </pic:nvPicPr>
+                  <pic:blipFill>
+                    <a:blip r:embed="rId20"/>
+                    <a:stretch>
+                      <a:fillRect/>
+                    </a:stretch>
+                  </pic:blipFill>
+                  <pic:spPr>
+                    <a:xfrm>
+                      <a:off x="0" y="0"/>
+                      <a:ext cx="1475999" cy="3199210"/>
+                    </a:xfrm>
+                    <a:prstGeom prst="rect"/>
+                  </pic:spPr>
+                </pic:pic>
+              </a:graphicData>
+            </a:graphic>
+          </wp:inline>
+        </w:drawing>
+      </w:r>
+    </w:p>
+    <w:p>
+      <w:pPr>
+        <w:spacing w:before="0" w:after="100" w:line="288" w:lineRule="auto"/>
         <w:jc w:val="center"/>
       </w:pPr>
       <w:r>
@@ -1881,10 +1920,10 @@
           <w:rFonts w:ascii="Times New Roman" w:hAnsi="Times New Roman" w:eastAsia="Times New Roman"/>
           <w:b w:val="0"/>
           <w:i/>
-          <w:color w:val="C00000"/>
+          <w:color w:val="000000"/>
           <w:sz w:val="22"/>
         </w:rPr>
-        <w:t>[CHỜ CHÈN ẢNH CHỤP GOOGLE DOCS THẬT: cần thấy nội dung chỉnh sửa, bình luận và Version history]</w:t>
+        <w:t>Hình 5.2. Lịch sử phiên bản thực tế trên Google Docs</w:t>
       </w:r>
     </w:p>
     <w:p>
@@ -1949,7 +1988,7 @@
         <w:drawing>
           <wp:inline xmlns:a="http://schemas.openxmlformats.org/drawingml/2006/main" xmlns:pic="http://schemas.openxmlformats.org/drawingml/2006/picture">
             <wp:extent cx="2592000" cy="3888000"/>
-            <wp:docPr id="13" name="Picture 13"/>
+            <wp:docPr id="14" name="Picture 14"/>
             <wp:cNvGraphicFramePr>
               <a:graphicFrameLocks noChangeAspect="1"/>
             </wp:cNvGraphicFramePr>
@@ -1961,7 +2000,7 @@
                     <pic:cNvPicPr/>
                   </pic:nvPicPr>
                   <pic:blipFill>
-                    <a:blip r:embed="rId20"/>
+                    <a:blip r:embed="rId21"/>
                     <a:stretch>
                       <a:fillRect/>
                     </a:stretch>
@@ -1993,7 +2032,7 @@
           <w:color w:val="000000"/>
           <w:sz w:val="22"/>
         </w:rPr>
-        <w:t>Hình 5.2. Infographic về lợi ích của công nghệ số trong học tập</w:t>
+        <w:t>Hình 5.3. Infographic về lợi ích của công nghệ số trong học tập</w:t>
       </w:r>
     </w:p>
     <w:p>
@@ -2106,7 +2145,7 @@
         <w:drawing>
           <wp:inline xmlns:a="http://schemas.openxmlformats.org/drawingml/2006/main" xmlns:pic="http://schemas.openxmlformats.org/drawingml/2006/picture">
             <wp:extent cx="5184000" cy="3729600"/>
-            <wp:docPr id="14" name="Picture 14"/>
+            <wp:docPr id="15" name="Picture 15"/>
             <wp:cNvGraphicFramePr>
               <a:graphicFrameLocks noChangeAspect="1"/>
             </wp:cNvGraphicFramePr>
@@ -2118,7 +2157,7 @@
                     <pic:cNvPicPr/>
                   </pic:nvPicPr>
                   <pic:blipFill>
-                    <a:blip r:embed="rId21"/>
+                    <a:blip r:embed="rId22"/>
                     <a:stretch>
                       <a:fillRect/>
                     </a:stretch>
@@ -2150,7 +2189,7 @@
           <w:color w:val="000000"/>
           <w:sz w:val="22"/>
         </w:rPr>
-        <w:t>Hình 5.3. Website giới thiệu và trưng bày sản phẩm Lab 05</w:t>
+        <w:t>Hình 5.4. Website giới thiệu và trưng bày sản phẩm Lab 05</w:t>
       </w:r>
     </w:p>
     <w:p>
